--- a/numpy.docx
+++ b/numpy.docx
@@ -2,6 +2,211 @@
 <file path=word/document.xml><?xml version="1.0" encoding="utf-8"?>
 <w:document xmlns:wpc="http://schemas.microsoft.com/office/word/2010/wordprocessingCanvas" xmlns:mc="http://schemas.openxmlformats.org/markup-compatibility/2006" xmlns:o="urn:schemas-microsoft-com:office:office" xmlns:r="http://schemas.openxmlformats.org/officeDocument/2006/relationships" xmlns:m="http://schemas.openxmlformats.org/officeDocument/2006/math" xmlns:v="urn:schemas-microsoft-com:vml" xmlns:wp14="http://schemas.microsoft.com/office/word/2010/wordprocessingDrawing" xmlns:wp="http://schemas.openxmlformats.org/drawingml/2006/wordprocessingDrawing" xmlns:w10="urn:schemas-microsoft-com:office:word" xmlns:w="http://schemas.openxmlformats.org/wordprocessingml/2006/main" xmlns:w14="http://schemas.microsoft.com/office/word/2010/wordml" xmlns:wpg="http://schemas.microsoft.com/office/word/2010/wordprocessingGroup" xmlns:wpi="http://schemas.microsoft.com/office/word/2010/wordprocessingInk" xmlns:wne="http://schemas.microsoft.com/office/word/2006/wordml" xmlns:wps="http://schemas.microsoft.com/office/word/2010/wordprocessingShape" mc:Ignorable="w14 wp14">
   <w:body>
+    <w:p>
+      <w:pPr>
+        <w:rPr>
+          <w:lang w:val="en-US"/>
+        </w:rPr>
+      </w:pPr>
+      <w:r>
+        <w:rPr>
+          <w:lang w:val="en-US"/>
+        </w:rPr>
+        <w:t>Linear Algebra – Đại Số Tuyến Tính:</w:t>
+      </w:r>
+    </w:p>
+    <w:p>
+      <w:pPr>
+        <w:pStyle w:val="ListParagraph"/>
+        <w:numPr>
+          <w:ilvl w:val="0"/>
+          <w:numId w:val="1"/>
+        </w:numPr>
+        <w:rPr>
+          <w:lang w:val="en-US"/>
+        </w:rPr>
+      </w:pPr>
+      <w:r>
+        <w:rPr>
+          <w:lang w:val="en-US"/>
+        </w:rPr>
+        <w:t>Cách Import?</w:t>
+      </w:r>
+    </w:p>
+    <w:p>
+      <w:pPr>
+        <w:pStyle w:val="ListParagraph"/>
+        <w:pBdr>
+          <w:top w:val="single" w:sz="4" w:space="1" w:color="auto"/>
+          <w:left w:val="single" w:sz="4" w:space="4" w:color="auto"/>
+          <w:bottom w:val="single" w:sz="4" w:space="1" w:color="auto"/>
+          <w:right w:val="single" w:sz="4" w:space="4" w:color="auto"/>
+        </w:pBdr>
+        <w:ind w:left="1080"/>
+        <w:rPr>
+          <w:lang w:val="en-US"/>
+        </w:rPr>
+      </w:pPr>
+      <w:r>
+        <w:rPr>
+          <w:lang w:val="en-US"/>
+        </w:rPr>
+        <w:t>from numpy import linalg as la</w:t>
+      </w:r>
+    </w:p>
+    <w:p>
+      <w:pPr>
+        <w:pStyle w:val="ListParagraph"/>
+        <w:numPr>
+          <w:ilvl w:val="0"/>
+          <w:numId w:val="1"/>
+        </w:numPr>
+        <w:rPr>
+          <w:lang w:val="en-US"/>
+        </w:rPr>
+      </w:pPr>
+      <w:r>
+        <w:rPr>
+          <w:lang w:val="en-US"/>
+        </w:rPr>
+        <w:t>Trả Về Eigen Vector Và Eigen Value Của Ma Trận</w:t>
+      </w:r>
+      <w:r>
+        <w:rPr>
+          <w:lang w:val="en-US"/>
+        </w:rPr>
+        <w:t>?</w:t>
+      </w:r>
+    </w:p>
+    <w:p>
+      <w:pPr>
+        <w:pStyle w:val="ListParagraph"/>
+        <w:pBdr>
+          <w:top w:val="single" w:sz="4" w:space="1" w:color="auto"/>
+          <w:left w:val="single" w:sz="4" w:space="4" w:color="auto"/>
+          <w:bottom w:val="single" w:sz="4" w:space="1" w:color="auto"/>
+          <w:right w:val="single" w:sz="4" w:space="4" w:color="auto"/>
+        </w:pBdr>
+        <w:ind w:left="1080"/>
+        <w:rPr>
+          <w:lang w:val="en-US"/>
+        </w:rPr>
+      </w:pPr>
+      <w:r>
+        <w:rPr>
+          <w:lang w:val="en-US"/>
+        </w:rPr>
+        <w:t>&lt;Eigen Value&gt;, &lt;Eigen Vector</w:t>
+      </w:r>
+      <w:r>
+        <w:rPr>
+          <w:lang w:val="en-US"/>
+        </w:rPr>
+        <w:t xml:space="preserve">&gt;] = </w:t>
+      </w:r>
+      <w:r>
+        <w:rPr>
+          <w:lang w:val="en-US"/>
+        </w:rPr>
+        <w:t>la.</w:t>
+      </w:r>
+      <w:r>
+        <w:rPr>
+          <w:lang w:val="en-US"/>
+        </w:rPr>
+        <w:t>eig(&lt;Ma Trận</w:t>
+      </w:r>
+      <w:r>
+        <w:rPr>
+          <w:lang w:val="en-US"/>
+        </w:rPr>
+        <w:t xml:space="preserve"> Vuông</w:t>
+      </w:r>
+      <w:r>
+        <w:rPr>
+          <w:lang w:val="en-US"/>
+        </w:rPr>
+        <w:t>&gt;)</w:t>
+      </w:r>
+    </w:p>
+    <w:p>
+      <w:pPr>
+        <w:pStyle w:val="ListParagraph"/>
+        <w:numPr>
+          <w:ilvl w:val="0"/>
+          <w:numId w:val="3"/>
+        </w:numPr>
+        <w:rPr>
+          <w:lang w:val="en-US"/>
+        </w:rPr>
+      </w:pPr>
+      <w:r>
+        <w:rPr>
+          <w:lang w:val="en-US"/>
+        </w:rPr>
+        <w:t xml:space="preserve">&lt;Eigen Vector&gt; là 1 ma trận mà các cột của nó là Eigen Vector của </w:t>
+      </w:r>
+    </w:p>
+    <w:p>
+      <w:pPr>
+        <w:pStyle w:val="ListParagraph"/>
+        <w:ind w:left="1080"/>
+        <w:rPr>
+          <w:lang w:val="en-US"/>
+        </w:rPr>
+      </w:pPr>
+      <w:r>
+        <w:rPr>
+          <w:lang w:val="en-US"/>
+        </w:rPr>
+        <w:t>&lt;Ma Trận</w:t>
+      </w:r>
+      <w:r>
+        <w:rPr>
+          <w:lang w:val="en-US"/>
+        </w:rPr>
+        <w:t xml:space="preserve"> Vuông</w:t>
+      </w:r>
+      <w:r>
+        <w:rPr>
+          <w:lang w:val="en-US"/>
+        </w:rPr>
+        <w:t>&gt;, các Eigen Vector này có độ dài = 1</w:t>
+      </w:r>
+    </w:p>
+    <w:p>
+      <w:pPr>
+        <w:pStyle w:val="ListParagraph"/>
+        <w:numPr>
+          <w:ilvl w:val="0"/>
+          <w:numId w:val="3"/>
+        </w:numPr>
+        <w:rPr>
+          <w:lang w:val="en-US"/>
+        </w:rPr>
+      </w:pPr>
+      <w:r>
+        <w:rPr>
+          <w:lang w:val="en-US"/>
+        </w:rPr>
+        <w:t xml:space="preserve">&lt;Eigen Value&gt; là 1 </w:t>
+      </w:r>
+      <w:r>
+        <w:rPr>
+          <w:lang w:val="en-US"/>
+        </w:rPr>
+        <w:t>dãy các Eigen Value tương ứng với mỗi Eigen Vector trong &lt;Eigen Vector&gt;</w:t>
+      </w:r>
+      <w:bookmarkStart w:id="0" w:name="_GoBack"/>
+      <w:bookmarkEnd w:id="0"/>
+    </w:p>
+    <w:p>
+      <w:pPr>
+        <w:rPr>
+          <w:lang w:val="en-US"/>
+        </w:rPr>
+      </w:pPr>
+    </w:p>
     <w:p>
       <w:pPr>
         <w:rPr>
@@ -1617,6 +1822,7 @@
         <w:rPr>
           <w:lang w:val="en-US"/>
         </w:rPr>
+        <w:lastRenderedPageBreak/>
         <w:t xml:space="preserve">Ex: </w:t>
       </w:r>
     </w:p>
@@ -1745,7 +1951,6 @@
         <w:rPr>
           <w:lang w:val="en-US"/>
         </w:rPr>
-        <w:lastRenderedPageBreak/>
         <w:t>X = [1, 2, 3], Y = [4, 5, 6]</w:t>
       </w:r>
     </w:p>
@@ -2888,6 +3093,7 @@
           <w:rFonts w:eastAsiaTheme="minorEastAsia"/>
           <w:lang w:val="en-US"/>
         </w:rPr>
+        <w:lastRenderedPageBreak/>
         <w:tab/>
         <w:t>.norm(Matrix || Vector):</w:t>
       </w:r>
@@ -3160,7 +3366,6 @@
           <w:rFonts w:eastAsiaTheme="minorEastAsia"/>
           <w:lang w:val="en-US"/>
         </w:rPr>
-        <w:lastRenderedPageBreak/>
         <w:t>Eigen Vectors Matrix</w:t>
       </w:r>
       <w:r>
@@ -4315,8 +4520,6 @@
         <w:tab/>
         <w:t>Ex:</w:t>
       </w:r>
-      <w:bookmarkStart w:id="0" w:name="_GoBack"/>
-      <w:bookmarkEnd w:id="0"/>
     </w:p>
     <w:p>
       <w:pPr>
@@ -4395,14 +4598,7 @@
                       <w:rFonts w:ascii="Cambria Math" w:eastAsiaTheme="minorEastAsia" w:hAnsi="Cambria Math"/>
                       <w:lang w:val="en-US"/>
                     </w:rPr>
-                    <m:t>1.2</m:t>
-                  </m:r>
-                  <m:r>
-                    <w:rPr>
-                      <w:rFonts w:ascii="Cambria Math" w:eastAsiaTheme="minorEastAsia" w:hAnsi="Cambria Math"/>
-                      <w:lang w:val="en-US"/>
-                    </w:rPr>
-                    <m:t>2…</m:t>
+                    <m:t>1.22…</m:t>
                   </m:r>
                 </m:e>
                 <m:e>
@@ -4428,6 +4624,451 @@
     </w:sectPr>
   </w:body>
 </w:document>
+</file>
+
+<file path=word/numbering.xml><?xml version="1.0" encoding="utf-8"?>
+<w:numbering xmlns:wpc="http://schemas.microsoft.com/office/word/2010/wordprocessingCanvas" xmlns:mc="http://schemas.openxmlformats.org/markup-compatibility/2006" xmlns:o="urn:schemas-microsoft-com:office:office" xmlns:r="http://schemas.openxmlformats.org/officeDocument/2006/relationships" xmlns:m="http://schemas.openxmlformats.org/officeDocument/2006/math" xmlns:v="urn:schemas-microsoft-com:vml" xmlns:wp14="http://schemas.microsoft.com/office/word/2010/wordprocessingDrawing" xmlns:wp="http://schemas.openxmlformats.org/drawingml/2006/wordprocessingDrawing" xmlns:w10="urn:schemas-microsoft-com:office:word" xmlns:w="http://schemas.openxmlformats.org/wordprocessingml/2006/main" xmlns:w14="http://schemas.microsoft.com/office/word/2010/wordml" xmlns:wpg="http://schemas.microsoft.com/office/word/2010/wordprocessingGroup" xmlns:wpi="http://schemas.microsoft.com/office/word/2010/wordprocessingInk" xmlns:wne="http://schemas.microsoft.com/office/word/2006/wordml" xmlns:wps="http://schemas.microsoft.com/office/word/2010/wordprocessingShape" mc:Ignorable="w14 wp14">
+  <w:abstractNum w:abstractNumId="0">
+    <w:nsid w:val="191022A4"/>
+    <w:multiLevelType w:val="hybridMultilevel"/>
+    <w:tmpl w:val="C3EA86D4"/>
+    <w:lvl w:ilvl="0" w:tplc="D272DC2A">
+      <w:start w:val="2"/>
+      <w:numFmt w:val="bullet"/>
+      <w:lvlText w:val=""/>
+      <w:lvlJc w:val="left"/>
+      <w:pPr>
+        <w:ind w:left="1080" w:hanging="360"/>
+      </w:pPr>
+      <w:rPr>
+        <w:rFonts w:ascii="Wingdings" w:eastAsiaTheme="minorHAnsi" w:hAnsi="Wingdings" w:cstheme="minorBidi" w:hint="default"/>
+      </w:rPr>
+    </w:lvl>
+    <w:lvl w:ilvl="1" w:tplc="042A0003" w:tentative="1">
+      <w:start w:val="1"/>
+      <w:numFmt w:val="bullet"/>
+      <w:lvlText w:val="o"/>
+      <w:lvlJc w:val="left"/>
+      <w:pPr>
+        <w:ind w:left="1800" w:hanging="360"/>
+      </w:pPr>
+      <w:rPr>
+        <w:rFonts w:ascii="Courier New" w:hAnsi="Courier New" w:cs="Courier New" w:hint="default"/>
+      </w:rPr>
+    </w:lvl>
+    <w:lvl w:ilvl="2" w:tplc="042A0005" w:tentative="1">
+      <w:start w:val="1"/>
+      <w:numFmt w:val="bullet"/>
+      <w:lvlText w:val=""/>
+      <w:lvlJc w:val="left"/>
+      <w:pPr>
+        <w:ind w:left="2520" w:hanging="360"/>
+      </w:pPr>
+      <w:rPr>
+        <w:rFonts w:ascii="Wingdings" w:hAnsi="Wingdings" w:hint="default"/>
+      </w:rPr>
+    </w:lvl>
+    <w:lvl w:ilvl="3" w:tplc="042A0001" w:tentative="1">
+      <w:start w:val="1"/>
+      <w:numFmt w:val="bullet"/>
+      <w:lvlText w:val=""/>
+      <w:lvlJc w:val="left"/>
+      <w:pPr>
+        <w:ind w:left="3240" w:hanging="360"/>
+      </w:pPr>
+      <w:rPr>
+        <w:rFonts w:ascii="Symbol" w:hAnsi="Symbol" w:hint="default"/>
+      </w:rPr>
+    </w:lvl>
+    <w:lvl w:ilvl="4" w:tplc="042A0003" w:tentative="1">
+      <w:start w:val="1"/>
+      <w:numFmt w:val="bullet"/>
+      <w:lvlText w:val="o"/>
+      <w:lvlJc w:val="left"/>
+      <w:pPr>
+        <w:ind w:left="3960" w:hanging="360"/>
+      </w:pPr>
+      <w:rPr>
+        <w:rFonts w:ascii="Courier New" w:hAnsi="Courier New" w:cs="Courier New" w:hint="default"/>
+      </w:rPr>
+    </w:lvl>
+    <w:lvl w:ilvl="5" w:tplc="042A0005" w:tentative="1">
+      <w:start w:val="1"/>
+      <w:numFmt w:val="bullet"/>
+      <w:lvlText w:val=""/>
+      <w:lvlJc w:val="left"/>
+      <w:pPr>
+        <w:ind w:left="4680" w:hanging="360"/>
+      </w:pPr>
+      <w:rPr>
+        <w:rFonts w:ascii="Wingdings" w:hAnsi="Wingdings" w:hint="default"/>
+      </w:rPr>
+    </w:lvl>
+    <w:lvl w:ilvl="6" w:tplc="042A0001" w:tentative="1">
+      <w:start w:val="1"/>
+      <w:numFmt w:val="bullet"/>
+      <w:lvlText w:val=""/>
+      <w:lvlJc w:val="left"/>
+      <w:pPr>
+        <w:ind w:left="5400" w:hanging="360"/>
+      </w:pPr>
+      <w:rPr>
+        <w:rFonts w:ascii="Symbol" w:hAnsi="Symbol" w:hint="default"/>
+      </w:rPr>
+    </w:lvl>
+    <w:lvl w:ilvl="7" w:tplc="042A0003" w:tentative="1">
+      <w:start w:val="1"/>
+      <w:numFmt w:val="bullet"/>
+      <w:lvlText w:val="o"/>
+      <w:lvlJc w:val="left"/>
+      <w:pPr>
+        <w:ind w:left="6120" w:hanging="360"/>
+      </w:pPr>
+      <w:rPr>
+        <w:rFonts w:ascii="Courier New" w:hAnsi="Courier New" w:cs="Courier New" w:hint="default"/>
+      </w:rPr>
+    </w:lvl>
+    <w:lvl w:ilvl="8" w:tplc="042A0005" w:tentative="1">
+      <w:start w:val="1"/>
+      <w:numFmt w:val="bullet"/>
+      <w:lvlText w:val=""/>
+      <w:lvlJc w:val="left"/>
+      <w:pPr>
+        <w:ind w:left="6840" w:hanging="360"/>
+      </w:pPr>
+      <w:rPr>
+        <w:rFonts w:ascii="Wingdings" w:hAnsi="Wingdings" w:hint="default"/>
+      </w:rPr>
+    </w:lvl>
+  </w:abstractNum>
+  <w:abstractNum w:abstractNumId="1">
+    <w:nsid w:val="372D7582"/>
+    <w:multiLevelType w:val="hybridMultilevel"/>
+    <w:tmpl w:val="AF246BD8"/>
+    <w:lvl w:ilvl="0" w:tplc="976EE03A">
+      <w:start w:val="1"/>
+      <w:numFmt w:val="bullet"/>
+      <w:lvlText w:val=""/>
+      <w:lvlJc w:val="left"/>
+      <w:pPr>
+        <w:ind w:left="1080" w:hanging="360"/>
+      </w:pPr>
+      <w:rPr>
+        <w:rFonts w:ascii="Wingdings" w:eastAsiaTheme="minorHAnsi" w:hAnsi="Wingdings" w:cstheme="minorBidi" w:hint="default"/>
+      </w:rPr>
+    </w:lvl>
+    <w:lvl w:ilvl="1" w:tplc="042A0003" w:tentative="1">
+      <w:start w:val="1"/>
+      <w:numFmt w:val="bullet"/>
+      <w:lvlText w:val="o"/>
+      <w:lvlJc w:val="left"/>
+      <w:pPr>
+        <w:ind w:left="1800" w:hanging="360"/>
+      </w:pPr>
+      <w:rPr>
+        <w:rFonts w:ascii="Courier New" w:hAnsi="Courier New" w:cs="Courier New" w:hint="default"/>
+      </w:rPr>
+    </w:lvl>
+    <w:lvl w:ilvl="2" w:tplc="042A0005" w:tentative="1">
+      <w:start w:val="1"/>
+      <w:numFmt w:val="bullet"/>
+      <w:lvlText w:val=""/>
+      <w:lvlJc w:val="left"/>
+      <w:pPr>
+        <w:ind w:left="2520" w:hanging="360"/>
+      </w:pPr>
+      <w:rPr>
+        <w:rFonts w:ascii="Wingdings" w:hAnsi="Wingdings" w:hint="default"/>
+      </w:rPr>
+    </w:lvl>
+    <w:lvl w:ilvl="3" w:tplc="042A0001" w:tentative="1">
+      <w:start w:val="1"/>
+      <w:numFmt w:val="bullet"/>
+      <w:lvlText w:val=""/>
+      <w:lvlJc w:val="left"/>
+      <w:pPr>
+        <w:ind w:left="3240" w:hanging="360"/>
+      </w:pPr>
+      <w:rPr>
+        <w:rFonts w:ascii="Symbol" w:hAnsi="Symbol" w:hint="default"/>
+      </w:rPr>
+    </w:lvl>
+    <w:lvl w:ilvl="4" w:tplc="042A0003" w:tentative="1">
+      <w:start w:val="1"/>
+      <w:numFmt w:val="bullet"/>
+      <w:lvlText w:val="o"/>
+      <w:lvlJc w:val="left"/>
+      <w:pPr>
+        <w:ind w:left="3960" w:hanging="360"/>
+      </w:pPr>
+      <w:rPr>
+        <w:rFonts w:ascii="Courier New" w:hAnsi="Courier New" w:cs="Courier New" w:hint="default"/>
+      </w:rPr>
+    </w:lvl>
+    <w:lvl w:ilvl="5" w:tplc="042A0005" w:tentative="1">
+      <w:start w:val="1"/>
+      <w:numFmt w:val="bullet"/>
+      <w:lvlText w:val=""/>
+      <w:lvlJc w:val="left"/>
+      <w:pPr>
+        <w:ind w:left="4680" w:hanging="360"/>
+      </w:pPr>
+      <w:rPr>
+        <w:rFonts w:ascii="Wingdings" w:hAnsi="Wingdings" w:hint="default"/>
+      </w:rPr>
+    </w:lvl>
+    <w:lvl w:ilvl="6" w:tplc="042A0001" w:tentative="1">
+      <w:start w:val="1"/>
+      <w:numFmt w:val="bullet"/>
+      <w:lvlText w:val=""/>
+      <w:lvlJc w:val="left"/>
+      <w:pPr>
+        <w:ind w:left="5400" w:hanging="360"/>
+      </w:pPr>
+      <w:rPr>
+        <w:rFonts w:ascii="Symbol" w:hAnsi="Symbol" w:hint="default"/>
+      </w:rPr>
+    </w:lvl>
+    <w:lvl w:ilvl="7" w:tplc="042A0003" w:tentative="1">
+      <w:start w:val="1"/>
+      <w:numFmt w:val="bullet"/>
+      <w:lvlText w:val="o"/>
+      <w:lvlJc w:val="left"/>
+      <w:pPr>
+        <w:ind w:left="6120" w:hanging="360"/>
+      </w:pPr>
+      <w:rPr>
+        <w:rFonts w:ascii="Courier New" w:hAnsi="Courier New" w:cs="Courier New" w:hint="default"/>
+      </w:rPr>
+    </w:lvl>
+    <w:lvl w:ilvl="8" w:tplc="042A0005" w:tentative="1">
+      <w:start w:val="1"/>
+      <w:numFmt w:val="bullet"/>
+      <w:lvlText w:val=""/>
+      <w:lvlJc w:val="left"/>
+      <w:pPr>
+        <w:ind w:left="6840" w:hanging="360"/>
+      </w:pPr>
+      <w:rPr>
+        <w:rFonts w:ascii="Wingdings" w:hAnsi="Wingdings" w:hint="default"/>
+      </w:rPr>
+    </w:lvl>
+  </w:abstractNum>
+  <w:abstractNum w:abstractNumId="2">
+    <w:nsid w:val="6EA02C5C"/>
+    <w:multiLevelType w:val="hybridMultilevel"/>
+    <w:tmpl w:val="93A0FAF2"/>
+    <w:lvl w:ilvl="0" w:tplc="1140210E">
+      <w:start w:val="1"/>
+      <w:numFmt w:val="bullet"/>
+      <w:lvlText w:val=""/>
+      <w:lvlJc w:val="left"/>
+      <w:pPr>
+        <w:ind w:left="1080" w:hanging="360"/>
+      </w:pPr>
+      <w:rPr>
+        <w:rFonts w:ascii="Wingdings" w:eastAsiaTheme="minorHAnsi" w:hAnsi="Wingdings" w:cstheme="minorBidi" w:hint="default"/>
+      </w:rPr>
+    </w:lvl>
+    <w:lvl w:ilvl="1" w:tplc="042A0003" w:tentative="1">
+      <w:start w:val="1"/>
+      <w:numFmt w:val="bullet"/>
+      <w:lvlText w:val="o"/>
+      <w:lvlJc w:val="left"/>
+      <w:pPr>
+        <w:ind w:left="1800" w:hanging="360"/>
+      </w:pPr>
+      <w:rPr>
+        <w:rFonts w:ascii="Courier New" w:hAnsi="Courier New" w:cs="Courier New" w:hint="default"/>
+      </w:rPr>
+    </w:lvl>
+    <w:lvl w:ilvl="2" w:tplc="042A0005" w:tentative="1">
+      <w:start w:val="1"/>
+      <w:numFmt w:val="bullet"/>
+      <w:lvlText w:val=""/>
+      <w:lvlJc w:val="left"/>
+      <w:pPr>
+        <w:ind w:left="2520" w:hanging="360"/>
+      </w:pPr>
+      <w:rPr>
+        <w:rFonts w:ascii="Wingdings" w:hAnsi="Wingdings" w:hint="default"/>
+      </w:rPr>
+    </w:lvl>
+    <w:lvl w:ilvl="3" w:tplc="042A0001" w:tentative="1">
+      <w:start w:val="1"/>
+      <w:numFmt w:val="bullet"/>
+      <w:lvlText w:val=""/>
+      <w:lvlJc w:val="left"/>
+      <w:pPr>
+        <w:ind w:left="3240" w:hanging="360"/>
+      </w:pPr>
+      <w:rPr>
+        <w:rFonts w:ascii="Symbol" w:hAnsi="Symbol" w:hint="default"/>
+      </w:rPr>
+    </w:lvl>
+    <w:lvl w:ilvl="4" w:tplc="042A0003" w:tentative="1">
+      <w:start w:val="1"/>
+      <w:numFmt w:val="bullet"/>
+      <w:lvlText w:val="o"/>
+      <w:lvlJc w:val="left"/>
+      <w:pPr>
+        <w:ind w:left="3960" w:hanging="360"/>
+      </w:pPr>
+      <w:rPr>
+        <w:rFonts w:ascii="Courier New" w:hAnsi="Courier New" w:cs="Courier New" w:hint="default"/>
+      </w:rPr>
+    </w:lvl>
+    <w:lvl w:ilvl="5" w:tplc="042A0005" w:tentative="1">
+      <w:start w:val="1"/>
+      <w:numFmt w:val="bullet"/>
+      <w:lvlText w:val=""/>
+      <w:lvlJc w:val="left"/>
+      <w:pPr>
+        <w:ind w:left="4680" w:hanging="360"/>
+      </w:pPr>
+      <w:rPr>
+        <w:rFonts w:ascii="Wingdings" w:hAnsi="Wingdings" w:hint="default"/>
+      </w:rPr>
+    </w:lvl>
+    <w:lvl w:ilvl="6" w:tplc="042A0001" w:tentative="1">
+      <w:start w:val="1"/>
+      <w:numFmt w:val="bullet"/>
+      <w:lvlText w:val=""/>
+      <w:lvlJc w:val="left"/>
+      <w:pPr>
+        <w:ind w:left="5400" w:hanging="360"/>
+      </w:pPr>
+      <w:rPr>
+        <w:rFonts w:ascii="Symbol" w:hAnsi="Symbol" w:hint="default"/>
+      </w:rPr>
+    </w:lvl>
+    <w:lvl w:ilvl="7" w:tplc="042A0003" w:tentative="1">
+      <w:start w:val="1"/>
+      <w:numFmt w:val="bullet"/>
+      <w:lvlText w:val="o"/>
+      <w:lvlJc w:val="left"/>
+      <w:pPr>
+        <w:ind w:left="6120" w:hanging="360"/>
+      </w:pPr>
+      <w:rPr>
+        <w:rFonts w:ascii="Courier New" w:hAnsi="Courier New" w:cs="Courier New" w:hint="default"/>
+      </w:rPr>
+    </w:lvl>
+    <w:lvl w:ilvl="8" w:tplc="042A0005" w:tentative="1">
+      <w:start w:val="1"/>
+      <w:numFmt w:val="bullet"/>
+      <w:lvlText w:val=""/>
+      <w:lvlJc w:val="left"/>
+      <w:pPr>
+        <w:ind w:left="6840" w:hanging="360"/>
+      </w:pPr>
+      <w:rPr>
+        <w:rFonts w:ascii="Wingdings" w:hAnsi="Wingdings" w:hint="default"/>
+      </w:rPr>
+    </w:lvl>
+  </w:abstractNum>
+  <w:abstractNum w:abstractNumId="3">
+    <w:nsid w:val="7E1C4935"/>
+    <w:multiLevelType w:val="hybridMultilevel"/>
+    <w:tmpl w:val="0CFEC2B8"/>
+    <w:lvl w:ilvl="0" w:tplc="2C38B94C">
+      <w:start w:val="1"/>
+      <w:numFmt w:val="decimal"/>
+      <w:lvlText w:val="%1."/>
+      <w:lvlJc w:val="left"/>
+      <w:pPr>
+        <w:ind w:left="1080" w:hanging="360"/>
+      </w:pPr>
+      <w:rPr>
+        <w:rFonts w:hint="default"/>
+      </w:rPr>
+    </w:lvl>
+    <w:lvl w:ilvl="1" w:tplc="042A0019" w:tentative="1">
+      <w:start w:val="1"/>
+      <w:numFmt w:val="lowerLetter"/>
+      <w:lvlText w:val="%2."/>
+      <w:lvlJc w:val="left"/>
+      <w:pPr>
+        <w:ind w:left="1800" w:hanging="360"/>
+      </w:pPr>
+    </w:lvl>
+    <w:lvl w:ilvl="2" w:tplc="042A001B" w:tentative="1">
+      <w:start w:val="1"/>
+      <w:numFmt w:val="lowerRoman"/>
+      <w:lvlText w:val="%3."/>
+      <w:lvlJc w:val="right"/>
+      <w:pPr>
+        <w:ind w:left="2520" w:hanging="180"/>
+      </w:pPr>
+    </w:lvl>
+    <w:lvl w:ilvl="3" w:tplc="042A000F" w:tentative="1">
+      <w:start w:val="1"/>
+      <w:numFmt w:val="decimal"/>
+      <w:lvlText w:val="%4."/>
+      <w:lvlJc w:val="left"/>
+      <w:pPr>
+        <w:ind w:left="3240" w:hanging="360"/>
+      </w:pPr>
+    </w:lvl>
+    <w:lvl w:ilvl="4" w:tplc="042A0019" w:tentative="1">
+      <w:start w:val="1"/>
+      <w:numFmt w:val="lowerLetter"/>
+      <w:lvlText w:val="%5."/>
+      <w:lvlJc w:val="left"/>
+      <w:pPr>
+        <w:ind w:left="3960" w:hanging="360"/>
+      </w:pPr>
+    </w:lvl>
+    <w:lvl w:ilvl="5" w:tplc="042A001B" w:tentative="1">
+      <w:start w:val="1"/>
+      <w:numFmt w:val="lowerRoman"/>
+      <w:lvlText w:val="%6."/>
+      <w:lvlJc w:val="right"/>
+      <w:pPr>
+        <w:ind w:left="4680" w:hanging="180"/>
+      </w:pPr>
+    </w:lvl>
+    <w:lvl w:ilvl="6" w:tplc="042A000F" w:tentative="1">
+      <w:start w:val="1"/>
+      <w:numFmt w:val="decimal"/>
+      <w:lvlText w:val="%7."/>
+      <w:lvlJc w:val="left"/>
+      <w:pPr>
+        <w:ind w:left="5400" w:hanging="360"/>
+      </w:pPr>
+    </w:lvl>
+    <w:lvl w:ilvl="7" w:tplc="042A0019" w:tentative="1">
+      <w:start w:val="1"/>
+      <w:numFmt w:val="lowerLetter"/>
+      <w:lvlText w:val="%8."/>
+      <w:lvlJc w:val="left"/>
+      <w:pPr>
+        <w:ind w:left="6120" w:hanging="360"/>
+      </w:pPr>
+    </w:lvl>
+    <w:lvl w:ilvl="8" w:tplc="042A001B" w:tentative="1">
+      <w:start w:val="1"/>
+      <w:numFmt w:val="lowerRoman"/>
+      <w:lvlText w:val="%9."/>
+      <w:lvlJc w:val="right"/>
+      <w:pPr>
+        <w:ind w:left="6840" w:hanging="180"/>
+      </w:pPr>
+    </w:lvl>
+  </w:abstractNum>
+  <w:num w:numId="1">
+    <w:abstractNumId w:val="3"/>
+  </w:num>
+  <w:num w:numId="2">
+    <w:abstractNumId w:val="1"/>
+  </w:num>
+  <w:num w:numId="3">
+    <w:abstractNumId w:val="0"/>
+  </w:num>
+  <w:num w:numId="4">
+    <w:abstractNumId w:val="2"/>
+  </w:num>
+</w:numbering>
 </file>
 
 <file path=word/styles.xml><?xml version="1.0" encoding="utf-8"?>
@@ -4657,6 +5298,17 @@
       <w:szCs w:val="16"/>
     </w:rPr>
   </w:style>
+  <w:style w:type="paragraph" w:styleId="ListParagraph">
+    <w:name w:val="List Paragraph"/>
+    <w:basedOn w:val="Normal"/>
+    <w:uiPriority w:val="34"/>
+    <w:qFormat/>
+    <w:rsid w:val="00B80DAF"/>
+    <w:pPr>
+      <w:ind w:left="720"/>
+      <w:contextualSpacing/>
+    </w:pPr>
+  </w:style>
 </w:styles>
 </file>
 
@@ -4886,6 +5538,17 @@
       <w:sz w:val="16"/>
       <w:szCs w:val="16"/>
     </w:rPr>
+  </w:style>
+  <w:style w:type="paragraph" w:styleId="ListParagraph">
+    <w:name w:val="List Paragraph"/>
+    <w:basedOn w:val="Normal"/>
+    <w:uiPriority w:val="34"/>
+    <w:qFormat/>
+    <w:rsid w:val="00B80DAF"/>
+    <w:pPr>
+      <w:ind w:left="720"/>
+      <w:contextualSpacing/>
+    </w:pPr>
   </w:style>
 </w:styles>
 </file>

--- a/numpy.docx
+++ b/numpy.docx
@@ -69,13 +69,7 @@
         <w:rPr>
           <w:lang w:val="en-US"/>
         </w:rPr>
-        <w:t>Trả Về Eigen Vector Và Eigen Value Của Ma Trận</w:t>
-      </w:r>
-      <w:r>
-        <w:rPr>
-          <w:lang w:val="en-US"/>
-        </w:rPr>
-        <w:t>?</w:t>
+        <w:t>Trả Về Eigen Vector Và Eigen Value Của Ma Trận?</w:t>
       </w:r>
     </w:p>
     <w:p>
@@ -96,25 +90,7 @@
         <w:rPr>
           <w:lang w:val="en-US"/>
         </w:rPr>
-        <w:t>&lt;Eigen Value&gt;, &lt;Eigen Vector</w:t>
-      </w:r>
-      <w:r>
-        <w:rPr>
-          <w:lang w:val="en-US"/>
-        </w:rPr>
-        <w:t xml:space="preserve">&gt;] = </w:t>
-      </w:r>
-      <w:r>
-        <w:rPr>
-          <w:lang w:val="en-US"/>
-        </w:rPr>
-        <w:t>la.</w:t>
-      </w:r>
-      <w:r>
-        <w:rPr>
-          <w:lang w:val="en-US"/>
-        </w:rPr>
-        <w:t>eig(&lt;Ma Trận</w:t>
+        <w:t>&lt;Eigen Value&gt;, &lt;Eigen Vector&gt;] = la.eig(&lt;Ma Trận</w:t>
       </w:r>
       <w:r>
         <w:rPr>
@@ -197,8 +173,169 @@
         </w:rPr>
         <w:t>dãy các Eigen Value tương ứng với mỗi Eigen Vector trong &lt;Eigen Vector&gt;</w:t>
       </w:r>
+    </w:p>
+    <w:p>
+      <w:pPr>
+        <w:rPr>
+          <w:lang w:val="en-US"/>
+        </w:rPr>
+      </w:pPr>
+    </w:p>
+    <w:p>
+      <w:pPr>
+        <w:rPr>
+          <w:lang w:val="en-US"/>
+        </w:rPr>
+      </w:pPr>
+      <w:r>
+        <w:rPr>
+          <w:lang w:val="en-US"/>
+        </w:rPr>
+        <w:t>Numpy:</w:t>
+      </w:r>
+    </w:p>
+    <w:p>
+      <w:pPr>
+        <w:pStyle w:val="ListParagraph"/>
+        <w:numPr>
+          <w:ilvl w:val="0"/>
+          <w:numId w:val="6"/>
+        </w:numPr>
+        <w:rPr>
+          <w:lang w:val="en-US"/>
+        </w:rPr>
+      </w:pPr>
+      <w:r>
+        <w:rPr>
+          <w:lang w:val="en-US"/>
+        </w:rPr>
+        <w:t>Cách Import?</w:t>
+      </w:r>
+    </w:p>
+    <w:p>
+      <w:pPr>
+        <w:pStyle w:val="ListParagraph"/>
+        <w:pBdr>
+          <w:top w:val="single" w:sz="4" w:space="1" w:color="auto"/>
+          <w:left w:val="single" w:sz="4" w:space="4" w:color="auto"/>
+          <w:bottom w:val="single" w:sz="4" w:space="1" w:color="auto"/>
+          <w:right w:val="single" w:sz="4" w:space="4" w:color="auto"/>
+        </w:pBdr>
+        <w:ind w:left="1080"/>
+        <w:rPr>
+          <w:lang w:val="en-US"/>
+        </w:rPr>
+      </w:pPr>
+      <w:r>
+        <w:rPr>
+          <w:lang w:val="en-US"/>
+        </w:rPr>
+        <w:t>import numpy as np</w:t>
+      </w:r>
+    </w:p>
+    <w:p>
+      <w:pPr>
+        <w:pStyle w:val="ListParagraph"/>
+        <w:numPr>
+          <w:ilvl w:val="0"/>
+          <w:numId w:val="6"/>
+        </w:numPr>
+        <w:rPr>
+          <w:lang w:val="en-US"/>
+        </w:rPr>
+      </w:pPr>
+      <w:r>
+        <w:rPr>
+          <w:lang w:val="en-US"/>
+        </w:rPr>
+        <w:t>Nhân Từng Phần Tử Trong Mảng?</w:t>
+      </w:r>
+    </w:p>
+    <w:p>
+      <w:pPr>
+        <w:pStyle w:val="ListParagraph"/>
+        <w:pBdr>
+          <w:top w:val="single" w:sz="4" w:space="1" w:color="auto"/>
+          <w:left w:val="single" w:sz="4" w:space="4" w:color="auto"/>
+          <w:bottom w:val="single" w:sz="4" w:space="1" w:color="auto"/>
+          <w:right w:val="single" w:sz="4" w:space="4" w:color="auto"/>
+        </w:pBdr>
+        <w:ind w:left="1080"/>
+        <w:rPr>
+          <w:lang w:val="en-US"/>
+        </w:rPr>
+      </w:pPr>
+      <w:r>
+        <w:rPr>
+          <w:lang w:val="en-US"/>
+        </w:rPr>
+        <w:t>&lt;Kết Quả&gt; = np.multiply(&lt;Mảng 1&gt;, &lt;Mảng 2&gt;)</w:t>
+      </w:r>
+    </w:p>
+    <w:p>
+      <w:pPr>
+        <w:pStyle w:val="ListParagraph"/>
+        <w:numPr>
+          <w:ilvl w:val="0"/>
+          <w:numId w:val="3"/>
+        </w:numPr>
+        <w:rPr>
+          <w:lang w:val="en-US"/>
+        </w:rPr>
+      </w:pPr>
+      <w:r>
+        <w:rPr>
+          <w:lang w:val="en-US"/>
+        </w:rPr>
+        <w:t>Ví dụ</w:t>
+      </w:r>
+    </w:p>
+    <w:p>
+      <w:pPr>
+        <w:pStyle w:val="ListParagraph"/>
+        <w:pBdr>
+          <w:top w:val="single" w:sz="4" w:space="1" w:color="auto"/>
+          <w:left w:val="single" w:sz="4" w:space="4" w:color="auto"/>
+          <w:bottom w:val="single" w:sz="4" w:space="1" w:color="auto"/>
+          <w:right w:val="single" w:sz="4" w:space="4" w:color="auto"/>
+        </w:pBdr>
+        <w:ind w:left="1080"/>
+        <w:rPr>
+          <w:lang w:val="en-US"/>
+        </w:rPr>
+      </w:pPr>
+      <w:r>
+        <w:rPr>
+          <w:lang w:val="en-US"/>
+        </w:rPr>
+        <w:t>foo = np.multiply([1, 2, 3], [4, 5, 6])</w:t>
+      </w:r>
+    </w:p>
+    <w:p>
+      <w:pPr>
+        <w:pStyle w:val="ListParagraph"/>
+        <w:numPr>
+          <w:ilvl w:val="0"/>
+          <w:numId w:val="3"/>
+        </w:numPr>
+        <w:rPr>
+          <w:lang w:val="en-US"/>
+        </w:rPr>
+      </w:pPr>
+      <w:r>
+        <w:rPr>
+          <w:lang w:val="en-US"/>
+        </w:rPr>
+        <w:t>“foo” có giá trị là</w:t>
+      </w:r>
       <w:bookmarkStart w:id="0" w:name="_GoBack"/>
       <w:bookmarkEnd w:id="0"/>
+      <w:r>
+        <w:rPr>
+          <w:lang w:val="en-US"/>
+        </w:rPr>
+        <w:t xml:space="preserve"> [4, 10, 18]</w:t>
+      </w:r>
     </w:p>
     <w:p>
       <w:pPr>
@@ -1224,6 +1361,7 @@
           <w:rFonts w:eastAsiaTheme="minorEastAsia"/>
           <w:lang w:val="en-US"/>
         </w:rPr>
+        <w:lastRenderedPageBreak/>
         <w:tab/>
       </w:r>
       <w:r>
@@ -1822,7 +1960,6 @@
         <w:rPr>
           <w:lang w:val="en-US"/>
         </w:rPr>
-        <w:lastRenderedPageBreak/>
         <w:t xml:space="preserve">Ex: </w:t>
       </w:r>
     </w:p>
@@ -2552,6 +2689,7 @@
           <w:rFonts w:eastAsiaTheme="minorEastAsia"/>
           <w:lang w:val="en-US"/>
         </w:rPr>
+        <w:lastRenderedPageBreak/>
         <w:tab/>
       </w:r>
       <w:r>
@@ -3093,7 +3231,6 @@
           <w:rFonts w:eastAsiaTheme="minorEastAsia"/>
           <w:lang w:val="en-US"/>
         </w:rPr>
-        <w:lastRenderedPageBreak/>
         <w:tab/>
         <w:t>.norm(Matrix || Vector):</w:t>
       </w:r>
@@ -4464,6 +4601,7 @@
           <w:rFonts w:eastAsiaTheme="minorEastAsia"/>
           <w:lang w:val="en-US"/>
         </w:rPr>
+        <w:lastRenderedPageBreak/>
         <w:tab/>
         <w:t>.exponential(Scale, Size):</w:t>
       </w:r>
@@ -4629,6 +4767,95 @@
 <file path=word/numbering.xml><?xml version="1.0" encoding="utf-8"?>
 <w:numbering xmlns:wpc="http://schemas.microsoft.com/office/word/2010/wordprocessingCanvas" xmlns:mc="http://schemas.openxmlformats.org/markup-compatibility/2006" xmlns:o="urn:schemas-microsoft-com:office:office" xmlns:r="http://schemas.openxmlformats.org/officeDocument/2006/relationships" xmlns:m="http://schemas.openxmlformats.org/officeDocument/2006/math" xmlns:v="urn:schemas-microsoft-com:vml" xmlns:wp14="http://schemas.microsoft.com/office/word/2010/wordprocessingDrawing" xmlns:wp="http://schemas.openxmlformats.org/drawingml/2006/wordprocessingDrawing" xmlns:w10="urn:schemas-microsoft-com:office:word" xmlns:w="http://schemas.openxmlformats.org/wordprocessingml/2006/main" xmlns:w14="http://schemas.microsoft.com/office/word/2010/wordml" xmlns:wpg="http://schemas.microsoft.com/office/word/2010/wordprocessingGroup" xmlns:wpi="http://schemas.microsoft.com/office/word/2010/wordprocessingInk" xmlns:wne="http://schemas.microsoft.com/office/word/2006/wordml" xmlns:wps="http://schemas.microsoft.com/office/word/2010/wordprocessingShape" mc:Ignorable="w14 wp14">
   <w:abstractNum w:abstractNumId="0">
+    <w:nsid w:val="171A7CE4"/>
+    <w:multiLevelType w:val="hybridMultilevel"/>
+    <w:tmpl w:val="BE0A0342"/>
+    <w:lvl w:ilvl="0" w:tplc="D7404E64">
+      <w:start w:val="1"/>
+      <w:numFmt w:val="decimal"/>
+      <w:lvlText w:val="%1."/>
+      <w:lvlJc w:val="left"/>
+      <w:pPr>
+        <w:ind w:left="1080" w:hanging="360"/>
+      </w:pPr>
+      <w:rPr>
+        <w:rFonts w:hint="default"/>
+      </w:rPr>
+    </w:lvl>
+    <w:lvl w:ilvl="1" w:tplc="042A0019" w:tentative="1">
+      <w:start w:val="1"/>
+      <w:numFmt w:val="lowerLetter"/>
+      <w:lvlText w:val="%2."/>
+      <w:lvlJc w:val="left"/>
+      <w:pPr>
+        <w:ind w:left="1800" w:hanging="360"/>
+      </w:pPr>
+    </w:lvl>
+    <w:lvl w:ilvl="2" w:tplc="042A001B" w:tentative="1">
+      <w:start w:val="1"/>
+      <w:numFmt w:val="lowerRoman"/>
+      <w:lvlText w:val="%3."/>
+      <w:lvlJc w:val="right"/>
+      <w:pPr>
+        <w:ind w:left="2520" w:hanging="180"/>
+      </w:pPr>
+    </w:lvl>
+    <w:lvl w:ilvl="3" w:tplc="042A000F" w:tentative="1">
+      <w:start w:val="1"/>
+      <w:numFmt w:val="decimal"/>
+      <w:lvlText w:val="%4."/>
+      <w:lvlJc w:val="left"/>
+      <w:pPr>
+        <w:ind w:left="3240" w:hanging="360"/>
+      </w:pPr>
+    </w:lvl>
+    <w:lvl w:ilvl="4" w:tplc="042A0019" w:tentative="1">
+      <w:start w:val="1"/>
+      <w:numFmt w:val="lowerLetter"/>
+      <w:lvlText w:val="%5."/>
+      <w:lvlJc w:val="left"/>
+      <w:pPr>
+        <w:ind w:left="3960" w:hanging="360"/>
+      </w:pPr>
+    </w:lvl>
+    <w:lvl w:ilvl="5" w:tplc="042A001B" w:tentative="1">
+      <w:start w:val="1"/>
+      <w:numFmt w:val="lowerRoman"/>
+      <w:lvlText w:val="%6."/>
+      <w:lvlJc w:val="right"/>
+      <w:pPr>
+        <w:ind w:left="4680" w:hanging="180"/>
+      </w:pPr>
+    </w:lvl>
+    <w:lvl w:ilvl="6" w:tplc="042A000F" w:tentative="1">
+      <w:start w:val="1"/>
+      <w:numFmt w:val="decimal"/>
+      <w:lvlText w:val="%7."/>
+      <w:lvlJc w:val="left"/>
+      <w:pPr>
+        <w:ind w:left="5400" w:hanging="360"/>
+      </w:pPr>
+    </w:lvl>
+    <w:lvl w:ilvl="7" w:tplc="042A0019" w:tentative="1">
+      <w:start w:val="1"/>
+      <w:numFmt w:val="lowerLetter"/>
+      <w:lvlText w:val="%8."/>
+      <w:lvlJc w:val="left"/>
+      <w:pPr>
+        <w:ind w:left="6120" w:hanging="360"/>
+      </w:pPr>
+    </w:lvl>
+    <w:lvl w:ilvl="8" w:tplc="042A001B" w:tentative="1">
+      <w:start w:val="1"/>
+      <w:numFmt w:val="lowerRoman"/>
+      <w:lvlText w:val="%9."/>
+      <w:lvlJc w:val="right"/>
+      <w:pPr>
+        <w:ind w:left="6840" w:hanging="180"/>
+      </w:pPr>
+    </w:lvl>
+  </w:abstractNum>
+  <w:abstractNum w:abstractNumId="1">
     <w:nsid w:val="191022A4"/>
     <w:multiLevelType w:val="hybridMultilevel"/>
     <w:tmpl w:val="C3EA86D4"/>
@@ -4741,7 +4968,7 @@
       </w:rPr>
     </w:lvl>
   </w:abstractNum>
-  <w:abstractNum w:abstractNumId="1">
+  <w:abstractNum w:abstractNumId="2">
     <w:nsid w:val="372D7582"/>
     <w:multiLevelType w:val="hybridMultilevel"/>
     <w:tmpl w:val="AF246BD8"/>
@@ -4854,7 +5081,96 @@
       </w:rPr>
     </w:lvl>
   </w:abstractNum>
-  <w:abstractNum w:abstractNumId="2">
+  <w:abstractNum w:abstractNumId="3">
+    <w:nsid w:val="54CB2B6F"/>
+    <w:multiLevelType w:val="hybridMultilevel"/>
+    <w:tmpl w:val="FB0A7B34"/>
+    <w:lvl w:ilvl="0" w:tplc="70E202D4">
+      <w:start w:val="1"/>
+      <w:numFmt w:val="decimal"/>
+      <w:lvlText w:val="%1."/>
+      <w:lvlJc w:val="left"/>
+      <w:pPr>
+        <w:ind w:left="1080" w:hanging="360"/>
+      </w:pPr>
+      <w:rPr>
+        <w:rFonts w:hint="default"/>
+      </w:rPr>
+    </w:lvl>
+    <w:lvl w:ilvl="1" w:tplc="042A0019" w:tentative="1">
+      <w:start w:val="1"/>
+      <w:numFmt w:val="lowerLetter"/>
+      <w:lvlText w:val="%2."/>
+      <w:lvlJc w:val="left"/>
+      <w:pPr>
+        <w:ind w:left="1800" w:hanging="360"/>
+      </w:pPr>
+    </w:lvl>
+    <w:lvl w:ilvl="2" w:tplc="042A001B" w:tentative="1">
+      <w:start w:val="1"/>
+      <w:numFmt w:val="lowerRoman"/>
+      <w:lvlText w:val="%3."/>
+      <w:lvlJc w:val="right"/>
+      <w:pPr>
+        <w:ind w:left="2520" w:hanging="180"/>
+      </w:pPr>
+    </w:lvl>
+    <w:lvl w:ilvl="3" w:tplc="042A000F" w:tentative="1">
+      <w:start w:val="1"/>
+      <w:numFmt w:val="decimal"/>
+      <w:lvlText w:val="%4."/>
+      <w:lvlJc w:val="left"/>
+      <w:pPr>
+        <w:ind w:left="3240" w:hanging="360"/>
+      </w:pPr>
+    </w:lvl>
+    <w:lvl w:ilvl="4" w:tplc="042A0019" w:tentative="1">
+      <w:start w:val="1"/>
+      <w:numFmt w:val="lowerLetter"/>
+      <w:lvlText w:val="%5."/>
+      <w:lvlJc w:val="left"/>
+      <w:pPr>
+        <w:ind w:left="3960" w:hanging="360"/>
+      </w:pPr>
+    </w:lvl>
+    <w:lvl w:ilvl="5" w:tplc="042A001B" w:tentative="1">
+      <w:start w:val="1"/>
+      <w:numFmt w:val="lowerRoman"/>
+      <w:lvlText w:val="%6."/>
+      <w:lvlJc w:val="right"/>
+      <w:pPr>
+        <w:ind w:left="4680" w:hanging="180"/>
+      </w:pPr>
+    </w:lvl>
+    <w:lvl w:ilvl="6" w:tplc="042A000F" w:tentative="1">
+      <w:start w:val="1"/>
+      <w:numFmt w:val="decimal"/>
+      <w:lvlText w:val="%7."/>
+      <w:lvlJc w:val="left"/>
+      <w:pPr>
+        <w:ind w:left="5400" w:hanging="360"/>
+      </w:pPr>
+    </w:lvl>
+    <w:lvl w:ilvl="7" w:tplc="042A0019" w:tentative="1">
+      <w:start w:val="1"/>
+      <w:numFmt w:val="lowerLetter"/>
+      <w:lvlText w:val="%8."/>
+      <w:lvlJc w:val="left"/>
+      <w:pPr>
+        <w:ind w:left="6120" w:hanging="360"/>
+      </w:pPr>
+    </w:lvl>
+    <w:lvl w:ilvl="8" w:tplc="042A001B" w:tentative="1">
+      <w:start w:val="1"/>
+      <w:numFmt w:val="lowerRoman"/>
+      <w:lvlText w:val="%9."/>
+      <w:lvlJc w:val="right"/>
+      <w:pPr>
+        <w:ind w:left="6840" w:hanging="180"/>
+      </w:pPr>
+    </w:lvl>
+  </w:abstractNum>
+  <w:abstractNum w:abstractNumId="4">
     <w:nsid w:val="6EA02C5C"/>
     <w:multiLevelType w:val="hybridMultilevel"/>
     <w:tmpl w:val="93A0FAF2"/>
@@ -4967,7 +5283,7 @@
       </w:rPr>
     </w:lvl>
   </w:abstractNum>
-  <w:abstractNum w:abstractNumId="3">
+  <w:abstractNum w:abstractNumId="5">
     <w:nsid w:val="7E1C4935"/>
     <w:multiLevelType w:val="hybridMultilevel"/>
     <w:tmpl w:val="0CFEC2B8"/>
@@ -5057,16 +5373,22 @@
     </w:lvl>
   </w:abstractNum>
   <w:num w:numId="1">
+    <w:abstractNumId w:val="5"/>
+  </w:num>
+  <w:num w:numId="2">
+    <w:abstractNumId w:val="2"/>
+  </w:num>
+  <w:num w:numId="3">
+    <w:abstractNumId w:val="1"/>
+  </w:num>
+  <w:num w:numId="4">
+    <w:abstractNumId w:val="4"/>
+  </w:num>
+  <w:num w:numId="5">
     <w:abstractNumId w:val="3"/>
   </w:num>
-  <w:num w:numId="2">
-    <w:abstractNumId w:val="1"/>
-  </w:num>
-  <w:num w:numId="3">
+  <w:num w:numId="6">
     <w:abstractNumId w:val="0"/>
-  </w:num>
-  <w:num w:numId="4">
-    <w:abstractNumId w:val="2"/>
   </w:num>
 </w:numbering>
 </file>

--- a/numpy.docx
+++ b/numpy.docx
@@ -326,7 +326,177 @@
         <w:rPr>
           <w:lang w:val="en-US"/>
         </w:rPr>
-        <w:t>“foo” có giá trị là</w:t>
+        <w:t>“foo” có giá trị là [4, 10, 18]</w:t>
+      </w:r>
+    </w:p>
+    <w:p>
+      <w:pPr>
+        <w:rPr>
+          <w:lang w:val="en-US"/>
+        </w:rPr>
+      </w:pPr>
+    </w:p>
+    <w:p>
+      <w:pPr>
+        <w:rPr>
+          <w:lang w:val="en-US"/>
+        </w:rPr>
+      </w:pPr>
+      <w:r>
+        <w:rPr>
+          <w:lang w:val="en-US"/>
+        </w:rPr>
+        <w:t>Numpy Array:</w:t>
+      </w:r>
+    </w:p>
+    <w:p>
+      <w:pPr>
+        <w:pStyle w:val="ListParagraph"/>
+        <w:numPr>
+          <w:ilvl w:val="0"/>
+          <w:numId w:val="7"/>
+        </w:numPr>
+        <w:rPr>
+          <w:lang w:val="en-US"/>
+        </w:rPr>
+      </w:pPr>
+      <w:r>
+        <w:rPr>
+          <w:lang w:val="en-US"/>
+        </w:rPr>
+        <w:t>Numpy Array Chỉ Chạy Trên CPU?</w:t>
+      </w:r>
+    </w:p>
+    <w:p>
+      <w:pPr>
+        <w:pStyle w:val="ListParagraph"/>
+        <w:numPr>
+          <w:ilvl w:val="0"/>
+          <w:numId w:val="3"/>
+        </w:numPr>
+        <w:rPr>
+          <w:lang w:val="en-US"/>
+        </w:rPr>
+      </w:pPr>
+      <w:r>
+        <w:rPr>
+          <w:lang w:val="en-US"/>
+        </w:rPr>
+        <w:t>Đúng</w:t>
+      </w:r>
+    </w:p>
+    <w:p>
+      <w:pPr>
+        <w:pStyle w:val="ListParagraph"/>
+        <w:numPr>
+          <w:ilvl w:val="0"/>
+          <w:numId w:val="7"/>
+        </w:numPr>
+        <w:rPr>
+          <w:lang w:val="en-US"/>
+        </w:rPr>
+      </w:pPr>
+      <w:r>
+        <w:rPr>
+          <w:lang w:val="en-US"/>
+        </w:rPr>
+        <w:t>Cách Nhanh Nhất Để Đổi Kiểu Dữ Liệu Của 1 Numpy Array?</w:t>
+      </w:r>
+    </w:p>
+    <w:p>
+      <w:pPr>
+        <w:pStyle w:val="ListParagraph"/>
+        <w:pBdr>
+          <w:top w:val="single" w:sz="4" w:space="1" w:color="auto"/>
+          <w:left w:val="single" w:sz="4" w:space="4" w:color="auto"/>
+          <w:bottom w:val="single" w:sz="4" w:space="1" w:color="auto"/>
+          <w:right w:val="single" w:sz="4" w:space="4" w:color="auto"/>
+        </w:pBdr>
+        <w:ind w:left="1080"/>
+        <w:rPr>
+          <w:lang w:val="en-US"/>
+        </w:rPr>
+      </w:pPr>
+      <w:r>
+        <w:rPr>
+          <w:lang w:val="en-US"/>
+        </w:rPr>
+        <w:t>&lt;Numpy Array&gt;.dtype = &lt;Kiểu Dữ Liệu&gt;</w:t>
+      </w:r>
+    </w:p>
+    <w:p>
+      <w:pPr>
+        <w:pStyle w:val="ListParagraph"/>
+        <w:numPr>
+          <w:ilvl w:val="0"/>
+          <w:numId w:val="3"/>
+        </w:numPr>
+        <w:rPr>
+          <w:lang w:val="en-US"/>
+        </w:rPr>
+      </w:pPr>
+      <w:r>
+        <w:rPr>
+          <w:lang w:val="en-US"/>
+        </w:rPr>
+        <w:t>Ví dụ</w:t>
+      </w:r>
+    </w:p>
+    <w:p>
+      <w:pPr>
+        <w:pStyle w:val="ListParagraph"/>
+        <w:pBdr>
+          <w:top w:val="single" w:sz="4" w:space="1" w:color="auto"/>
+          <w:left w:val="single" w:sz="4" w:space="4" w:color="auto"/>
+          <w:bottom w:val="single" w:sz="4" w:space="1" w:color="auto"/>
+          <w:right w:val="single" w:sz="4" w:space="4" w:color="auto"/>
+        </w:pBdr>
+        <w:ind w:left="1080"/>
+        <w:rPr>
+          <w:lang w:val="en-US"/>
+        </w:rPr>
+      </w:pPr>
+      <w:r>
+        <w:rPr>
+          <w:lang w:val="en-US"/>
+        </w:rPr>
+        <w:t>foo.dtype = float</w:t>
+      </w:r>
+    </w:p>
+    <w:p>
+      <w:pPr>
+        <w:pStyle w:val="ListParagraph"/>
+        <w:numPr>
+          <w:ilvl w:val="0"/>
+          <w:numId w:val="3"/>
+        </w:numPr>
+        <w:rPr>
+          <w:lang w:val="en-US"/>
+        </w:rPr>
+      </w:pPr>
+      <w:r>
+        <w:rPr>
+          <w:lang w:val="en-US"/>
+        </w:rPr>
+        <w:t>Để Copy ra 1 Numpy Array mới</w:t>
+      </w:r>
+    </w:p>
+    <w:p>
+      <w:pPr>
+        <w:pStyle w:val="ListParagraph"/>
+        <w:numPr>
+          <w:ilvl w:val="0"/>
+          <w:numId w:val="3"/>
+        </w:numPr>
+        <w:rPr>
+          <w:lang w:val="en-US"/>
+        </w:rPr>
+      </w:pPr>
+      <w:r>
+        <w:rPr>
+          <w:lang w:val="en-US"/>
+        </w:rPr>
+        <w:t>&lt;Numpy Array Mới&gt; = &lt;Numpy Array&gt;.astype(&lt;Kiểu Dữ Liệu</w:t>
       </w:r>
       <w:bookmarkStart w:id="0" w:name="_GoBack"/>
       <w:bookmarkEnd w:id="0"/>
@@ -334,7 +504,7 @@
         <w:rPr>
           <w:lang w:val="en-US"/>
         </w:rPr>
-        <w:t xml:space="preserve"> [4, 10, 18]</w:t>
+        <w:t>&gt;)</w:t>
       </w:r>
     </w:p>
     <w:p>
@@ -978,6 +1148,7 @@
           <w:rFonts w:eastAsiaTheme="minorEastAsia"/>
           <w:lang w:val="en-US"/>
         </w:rPr>
+        <w:lastRenderedPageBreak/>
         <w:tab/>
       </w:r>
       <w:r>
@@ -1361,7 +1532,6 @@
           <w:rFonts w:eastAsiaTheme="minorEastAsia"/>
           <w:lang w:val="en-US"/>
         </w:rPr>
-        <w:lastRenderedPageBreak/>
         <w:tab/>
       </w:r>
       <w:r>
@@ -2583,6 +2753,7 @@
         <w:rPr>
           <w:lang w:val="en-US"/>
         </w:rPr>
+        <w:lastRenderedPageBreak/>
         <w:tab/>
       </w:r>
       <w:r>
@@ -2689,7 +2860,6 @@
           <w:rFonts w:eastAsiaTheme="minorEastAsia"/>
           <w:lang w:val="en-US"/>
         </w:rPr>
-        <w:lastRenderedPageBreak/>
         <w:tab/>
       </w:r>
       <w:r>
@@ -3944,6 +4114,7 @@
           <w:rFonts w:eastAsiaTheme="minorEastAsia"/>
           <w:lang w:val="en-US"/>
         </w:rPr>
+        <w:lastRenderedPageBreak/>
         <w:t>Ex:</w:t>
       </w:r>
     </w:p>
@@ -4601,7 +4772,6 @@
           <w:rFonts w:eastAsiaTheme="minorEastAsia"/>
           <w:lang w:val="en-US"/>
         </w:rPr>
-        <w:lastRenderedPageBreak/>
         <w:tab/>
         <w:t>.exponential(Scale, Size):</w:t>
       </w:r>
@@ -4767,10 +4937,10 @@
 <file path=word/numbering.xml><?xml version="1.0" encoding="utf-8"?>
 <w:numbering xmlns:wpc="http://schemas.microsoft.com/office/word/2010/wordprocessingCanvas" xmlns:mc="http://schemas.openxmlformats.org/markup-compatibility/2006" xmlns:o="urn:schemas-microsoft-com:office:office" xmlns:r="http://schemas.openxmlformats.org/officeDocument/2006/relationships" xmlns:m="http://schemas.openxmlformats.org/officeDocument/2006/math" xmlns:v="urn:schemas-microsoft-com:vml" xmlns:wp14="http://schemas.microsoft.com/office/word/2010/wordprocessingDrawing" xmlns:wp="http://schemas.openxmlformats.org/drawingml/2006/wordprocessingDrawing" xmlns:w10="urn:schemas-microsoft-com:office:word" xmlns:w="http://schemas.openxmlformats.org/wordprocessingml/2006/main" xmlns:w14="http://schemas.microsoft.com/office/word/2010/wordml" xmlns:wpg="http://schemas.microsoft.com/office/word/2010/wordprocessingGroup" xmlns:wpi="http://schemas.microsoft.com/office/word/2010/wordprocessingInk" xmlns:wne="http://schemas.microsoft.com/office/word/2006/wordml" xmlns:wps="http://schemas.microsoft.com/office/word/2010/wordprocessingShape" mc:Ignorable="w14 wp14">
   <w:abstractNum w:abstractNumId="0">
-    <w:nsid w:val="171A7CE4"/>
+    <w:nsid w:val="01652D32"/>
     <w:multiLevelType w:val="hybridMultilevel"/>
-    <w:tmpl w:val="BE0A0342"/>
-    <w:lvl w:ilvl="0" w:tplc="D7404E64">
+    <w:tmpl w:val="38DA5284"/>
+    <w:lvl w:ilvl="0" w:tplc="7DF835E0">
       <w:start w:val="1"/>
       <w:numFmt w:val="decimal"/>
       <w:lvlText w:val="%1."/>
@@ -4856,6 +5026,95 @@
     </w:lvl>
   </w:abstractNum>
   <w:abstractNum w:abstractNumId="1">
+    <w:nsid w:val="171A7CE4"/>
+    <w:multiLevelType w:val="hybridMultilevel"/>
+    <w:tmpl w:val="BE0A0342"/>
+    <w:lvl w:ilvl="0" w:tplc="D7404E64">
+      <w:start w:val="1"/>
+      <w:numFmt w:val="decimal"/>
+      <w:lvlText w:val="%1."/>
+      <w:lvlJc w:val="left"/>
+      <w:pPr>
+        <w:ind w:left="1080" w:hanging="360"/>
+      </w:pPr>
+      <w:rPr>
+        <w:rFonts w:hint="default"/>
+      </w:rPr>
+    </w:lvl>
+    <w:lvl w:ilvl="1" w:tplc="042A0019" w:tentative="1">
+      <w:start w:val="1"/>
+      <w:numFmt w:val="lowerLetter"/>
+      <w:lvlText w:val="%2."/>
+      <w:lvlJc w:val="left"/>
+      <w:pPr>
+        <w:ind w:left="1800" w:hanging="360"/>
+      </w:pPr>
+    </w:lvl>
+    <w:lvl w:ilvl="2" w:tplc="042A001B" w:tentative="1">
+      <w:start w:val="1"/>
+      <w:numFmt w:val="lowerRoman"/>
+      <w:lvlText w:val="%3."/>
+      <w:lvlJc w:val="right"/>
+      <w:pPr>
+        <w:ind w:left="2520" w:hanging="180"/>
+      </w:pPr>
+    </w:lvl>
+    <w:lvl w:ilvl="3" w:tplc="042A000F" w:tentative="1">
+      <w:start w:val="1"/>
+      <w:numFmt w:val="decimal"/>
+      <w:lvlText w:val="%4."/>
+      <w:lvlJc w:val="left"/>
+      <w:pPr>
+        <w:ind w:left="3240" w:hanging="360"/>
+      </w:pPr>
+    </w:lvl>
+    <w:lvl w:ilvl="4" w:tplc="042A0019" w:tentative="1">
+      <w:start w:val="1"/>
+      <w:numFmt w:val="lowerLetter"/>
+      <w:lvlText w:val="%5."/>
+      <w:lvlJc w:val="left"/>
+      <w:pPr>
+        <w:ind w:left="3960" w:hanging="360"/>
+      </w:pPr>
+    </w:lvl>
+    <w:lvl w:ilvl="5" w:tplc="042A001B" w:tentative="1">
+      <w:start w:val="1"/>
+      <w:numFmt w:val="lowerRoman"/>
+      <w:lvlText w:val="%6."/>
+      <w:lvlJc w:val="right"/>
+      <w:pPr>
+        <w:ind w:left="4680" w:hanging="180"/>
+      </w:pPr>
+    </w:lvl>
+    <w:lvl w:ilvl="6" w:tplc="042A000F" w:tentative="1">
+      <w:start w:val="1"/>
+      <w:numFmt w:val="decimal"/>
+      <w:lvlText w:val="%7."/>
+      <w:lvlJc w:val="left"/>
+      <w:pPr>
+        <w:ind w:left="5400" w:hanging="360"/>
+      </w:pPr>
+    </w:lvl>
+    <w:lvl w:ilvl="7" w:tplc="042A0019" w:tentative="1">
+      <w:start w:val="1"/>
+      <w:numFmt w:val="lowerLetter"/>
+      <w:lvlText w:val="%8."/>
+      <w:lvlJc w:val="left"/>
+      <w:pPr>
+        <w:ind w:left="6120" w:hanging="360"/>
+      </w:pPr>
+    </w:lvl>
+    <w:lvl w:ilvl="8" w:tplc="042A001B" w:tentative="1">
+      <w:start w:val="1"/>
+      <w:numFmt w:val="lowerRoman"/>
+      <w:lvlText w:val="%9."/>
+      <w:lvlJc w:val="right"/>
+      <w:pPr>
+        <w:ind w:left="6840" w:hanging="180"/>
+      </w:pPr>
+    </w:lvl>
+  </w:abstractNum>
+  <w:abstractNum w:abstractNumId="2">
     <w:nsid w:val="191022A4"/>
     <w:multiLevelType w:val="hybridMultilevel"/>
     <w:tmpl w:val="C3EA86D4"/>
@@ -4968,7 +5227,7 @@
       </w:rPr>
     </w:lvl>
   </w:abstractNum>
-  <w:abstractNum w:abstractNumId="2">
+  <w:abstractNum w:abstractNumId="3">
     <w:nsid w:val="372D7582"/>
     <w:multiLevelType w:val="hybridMultilevel"/>
     <w:tmpl w:val="AF246BD8"/>
@@ -5081,7 +5340,7 @@
       </w:rPr>
     </w:lvl>
   </w:abstractNum>
-  <w:abstractNum w:abstractNumId="3">
+  <w:abstractNum w:abstractNumId="4">
     <w:nsid w:val="54CB2B6F"/>
     <w:multiLevelType w:val="hybridMultilevel"/>
     <w:tmpl w:val="FB0A7B34"/>
@@ -5170,7 +5429,7 @@
       </w:pPr>
     </w:lvl>
   </w:abstractNum>
-  <w:abstractNum w:abstractNumId="4">
+  <w:abstractNum w:abstractNumId="5">
     <w:nsid w:val="6EA02C5C"/>
     <w:multiLevelType w:val="hybridMultilevel"/>
     <w:tmpl w:val="93A0FAF2"/>
@@ -5283,7 +5542,7 @@
       </w:rPr>
     </w:lvl>
   </w:abstractNum>
-  <w:abstractNum w:abstractNumId="5">
+  <w:abstractNum w:abstractNumId="6">
     <w:nsid w:val="7E1C4935"/>
     <w:multiLevelType w:val="hybridMultilevel"/>
     <w:tmpl w:val="0CFEC2B8"/>
@@ -5373,21 +5632,24 @@
     </w:lvl>
   </w:abstractNum>
   <w:num w:numId="1">
+    <w:abstractNumId w:val="6"/>
+  </w:num>
+  <w:num w:numId="2">
+    <w:abstractNumId w:val="3"/>
+  </w:num>
+  <w:num w:numId="3">
+    <w:abstractNumId w:val="2"/>
+  </w:num>
+  <w:num w:numId="4">
     <w:abstractNumId w:val="5"/>
   </w:num>
-  <w:num w:numId="2">
-    <w:abstractNumId w:val="2"/>
+  <w:num w:numId="5">
+    <w:abstractNumId w:val="4"/>
   </w:num>
-  <w:num w:numId="3">
+  <w:num w:numId="6">
     <w:abstractNumId w:val="1"/>
   </w:num>
-  <w:num w:numId="4">
-    <w:abstractNumId w:val="4"/>
-  </w:num>
-  <w:num w:numId="5">
-    <w:abstractNumId w:val="3"/>
-  </w:num>
-  <w:num w:numId="6">
+  <w:num w:numId="7">
     <w:abstractNumId w:val="0"/>
   </w:num>
 </w:numbering>

--- a/numpy.docx
+++ b/numpy.docx
@@ -331,30 +331,10 @@
     </w:p>
     <w:p>
       <w:pPr>
-        <w:rPr>
-          <w:lang w:val="en-US"/>
-        </w:rPr>
-      </w:pPr>
-    </w:p>
-    <w:p>
-      <w:pPr>
-        <w:rPr>
-          <w:lang w:val="en-US"/>
-        </w:rPr>
-      </w:pPr>
-      <w:r>
-        <w:rPr>
-          <w:lang w:val="en-US"/>
-        </w:rPr>
-        <w:t>Numpy Array:</w:t>
-      </w:r>
-    </w:p>
-    <w:p>
-      <w:pPr>
         <w:pStyle w:val="ListParagraph"/>
         <w:numPr>
           <w:ilvl w:val="0"/>
-          <w:numId w:val="7"/>
+          <w:numId w:val="6"/>
         </w:numPr>
         <w:rPr>
           <w:lang w:val="en-US"/>
@@ -364,43 +344,7 @@
         <w:rPr>
           <w:lang w:val="en-US"/>
         </w:rPr>
-        <w:t>Numpy Array Chỉ Chạy Trên CPU?</w:t>
-      </w:r>
-    </w:p>
-    <w:p>
-      <w:pPr>
-        <w:pStyle w:val="ListParagraph"/>
-        <w:numPr>
-          <w:ilvl w:val="0"/>
-          <w:numId w:val="3"/>
-        </w:numPr>
-        <w:rPr>
-          <w:lang w:val="en-US"/>
-        </w:rPr>
-      </w:pPr>
-      <w:r>
-        <w:rPr>
-          <w:lang w:val="en-US"/>
-        </w:rPr>
-        <w:t>Đúng</w:t>
-      </w:r>
-    </w:p>
-    <w:p>
-      <w:pPr>
-        <w:pStyle w:val="ListParagraph"/>
-        <w:numPr>
-          <w:ilvl w:val="0"/>
-          <w:numId w:val="7"/>
-        </w:numPr>
-        <w:rPr>
-          <w:lang w:val="en-US"/>
-        </w:rPr>
-      </w:pPr>
-      <w:r>
-        <w:rPr>
-          <w:lang w:val="en-US"/>
-        </w:rPr>
-        <w:t>Cách Nhanh Nhất Để Đổi Kiểu Dữ Liệu Của 1 Numpy Array?</w:t>
+        <w:t>Chồng Các Numpy Array Lên Nhau?</w:t>
       </w:r>
     </w:p>
     <w:p>
@@ -421,7 +365,31 @@
         <w:rPr>
           <w:lang w:val="en-US"/>
         </w:rPr>
-        <w:t>&lt;Numpy Array&gt;.dtype = &lt;Kiểu Dữ Liệu&gt;</w:t>
+        <w:t>&lt;</w:t>
+      </w:r>
+      <w:r>
+        <w:rPr>
+          <w:lang w:val="en-US"/>
+        </w:rPr>
+        <w:t>Numpy Array</w:t>
+      </w:r>
+      <w:r>
+        <w:rPr>
+          <w:lang w:val="en-US"/>
+        </w:rPr>
+        <w:t xml:space="preserve"> Chồng&gt; = torch.stack(&lt;Các </w:t>
+      </w:r>
+      <w:r>
+        <w:rPr>
+          <w:lang w:val="en-US"/>
+        </w:rPr>
+        <w:t>Numpy Array</w:t>
+      </w:r>
+      <w:r>
+        <w:rPr>
+          <w:lang w:val="en-US"/>
+        </w:rPr>
+        <w:t>&gt;, &lt;Chiều Quay Mặt&gt;)</w:t>
       </w:r>
     </w:p>
     <w:p>
@@ -439,7 +407,155 @@
         <w:rPr>
           <w:lang w:val="en-US"/>
         </w:rPr>
-        <w:t>Ví dụ</w:t>
+        <w:t>Mặc định</w:t>
+      </w:r>
+    </w:p>
+    <w:tbl>
+      <w:tblPr>
+        <w:tblStyle w:val="TableGrid"/>
+        <w:tblW w:w="0" w:type="auto"/>
+        <w:tblInd w:w="1080" w:type="dxa"/>
+        <w:tblLook w:val="04A0" w:firstRow="1" w:lastRow="0" w:firstColumn="1" w:lastColumn="0" w:noHBand="0" w:noVBand="1"/>
+      </w:tblPr>
+      <w:tblGrid>
+        <w:gridCol w:w="4151"/>
+        <w:gridCol w:w="4011"/>
+      </w:tblGrid>
+      <w:tr>
+        <w:tc>
+          <w:tcPr>
+            <w:tcW w:w="5188" w:type="dxa"/>
+          </w:tcPr>
+          <w:p>
+            <w:pPr>
+              <w:pStyle w:val="ListParagraph"/>
+              <w:ind w:left="0"/>
+              <w:jc w:val="center"/>
+              <w:rPr>
+                <w:lang w:val="en-US"/>
+              </w:rPr>
+            </w:pPr>
+            <w:r>
+              <w:rPr>
+                <w:lang w:val="en-US"/>
+              </w:rPr>
+              <w:t>&lt;Chiều Quay Mặt&gt;</w:t>
+            </w:r>
+          </w:p>
+        </w:tc>
+        <w:tc>
+          <w:tcPr>
+            <w:tcW w:w="5189" w:type="dxa"/>
+          </w:tcPr>
+          <w:p>
+            <w:pPr>
+              <w:pStyle w:val="ListParagraph"/>
+              <w:ind w:left="0"/>
+              <w:jc w:val="center"/>
+              <w:rPr>
+                <w:lang w:val="en-US"/>
+              </w:rPr>
+            </w:pPr>
+            <w:r>
+              <w:rPr>
+                <w:lang w:val="en-US"/>
+              </w:rPr>
+              <w:t>0</w:t>
+            </w:r>
+          </w:p>
+        </w:tc>
+      </w:tr>
+    </w:tbl>
+    <w:p>
+      <w:pPr>
+        <w:pStyle w:val="ListParagraph"/>
+        <w:numPr>
+          <w:ilvl w:val="0"/>
+          <w:numId w:val="3"/>
+        </w:numPr>
+        <w:rPr>
+          <w:lang w:val="en-US"/>
+        </w:rPr>
+      </w:pPr>
+      <w:r>
+        <w:rPr>
+          <w:lang w:val="en-US"/>
+        </w:rPr>
+        <w:t>Hoạt động y chang cách chồng các Tensor lên nhau</w:t>
+      </w:r>
+    </w:p>
+    <w:p>
+      <w:pPr>
+        <w:rPr>
+          <w:lang w:val="en-US"/>
+        </w:rPr>
+      </w:pPr>
+    </w:p>
+    <w:p>
+      <w:pPr>
+        <w:rPr>
+          <w:lang w:val="en-US"/>
+        </w:rPr>
+      </w:pPr>
+      <w:r>
+        <w:rPr>
+          <w:lang w:val="en-US"/>
+        </w:rPr>
+        <w:t>Numpy Array:</w:t>
+      </w:r>
+    </w:p>
+    <w:p>
+      <w:pPr>
+        <w:pStyle w:val="ListParagraph"/>
+        <w:numPr>
+          <w:ilvl w:val="0"/>
+          <w:numId w:val="7"/>
+        </w:numPr>
+        <w:rPr>
+          <w:lang w:val="en-US"/>
+        </w:rPr>
+      </w:pPr>
+      <w:r>
+        <w:rPr>
+          <w:lang w:val="en-US"/>
+        </w:rPr>
+        <w:t>Numpy Array Chỉ Chạy Trên CPU?</w:t>
+      </w:r>
+    </w:p>
+    <w:p>
+      <w:pPr>
+        <w:pStyle w:val="ListParagraph"/>
+        <w:numPr>
+          <w:ilvl w:val="0"/>
+          <w:numId w:val="3"/>
+        </w:numPr>
+        <w:rPr>
+          <w:lang w:val="en-US"/>
+        </w:rPr>
+      </w:pPr>
+      <w:r>
+        <w:rPr>
+          <w:lang w:val="en-US"/>
+        </w:rPr>
+        <w:t>Đúng</w:t>
+      </w:r>
+    </w:p>
+    <w:p>
+      <w:pPr>
+        <w:pStyle w:val="ListParagraph"/>
+        <w:numPr>
+          <w:ilvl w:val="0"/>
+          <w:numId w:val="7"/>
+        </w:numPr>
+        <w:rPr>
+          <w:lang w:val="en-US"/>
+        </w:rPr>
+      </w:pPr>
+      <w:r>
+        <w:rPr>
+          <w:lang w:val="en-US"/>
+        </w:rPr>
+        <w:t>Cách Nhanh Nhất Để Đổi Kiểu Dữ Liệu Của 1 Numpy Array?</w:t>
       </w:r>
     </w:p>
     <w:p>
@@ -460,7 +576,7 @@
         <w:rPr>
           <w:lang w:val="en-US"/>
         </w:rPr>
-        <w:t>foo.dtype = float</w:t>
+        <w:t>&lt;Numpy Array&gt;.dtype = &lt;Kiểu Dữ Liệu&gt;</w:t>
       </w:r>
     </w:p>
     <w:p>
@@ -478,7 +594,28 @@
         <w:rPr>
           <w:lang w:val="en-US"/>
         </w:rPr>
-        <w:t>Để Copy ra 1 Numpy Array mới</w:t>
+        <w:t>Ví dụ</w:t>
+      </w:r>
+    </w:p>
+    <w:p>
+      <w:pPr>
+        <w:pStyle w:val="ListParagraph"/>
+        <w:pBdr>
+          <w:top w:val="single" w:sz="4" w:space="1" w:color="auto"/>
+          <w:left w:val="single" w:sz="4" w:space="4" w:color="auto"/>
+          <w:bottom w:val="single" w:sz="4" w:space="1" w:color="auto"/>
+          <w:right w:val="single" w:sz="4" w:space="4" w:color="auto"/>
+        </w:pBdr>
+        <w:ind w:left="1080"/>
+        <w:rPr>
+          <w:lang w:val="en-US"/>
+        </w:rPr>
+      </w:pPr>
+      <w:r>
+        <w:rPr>
+          <w:lang w:val="en-US"/>
+        </w:rPr>
+        <w:t>foo.dtype = float</w:t>
       </w:r>
     </w:p>
     <w:p>
@@ -496,15 +633,243 @@
         <w:rPr>
           <w:lang w:val="en-US"/>
         </w:rPr>
-        <w:t>&lt;Numpy Array Mới&gt; = &lt;Numpy Array&gt;.astype(&lt;Kiểu Dữ Liệu</w:t>
-      </w:r>
+        <w:t>Để Copy ra 1 Numpy Array mới</w:t>
+      </w:r>
+    </w:p>
+    <w:p>
+      <w:pPr>
+        <w:pStyle w:val="ListParagraph"/>
+        <w:pBdr>
+          <w:top w:val="single" w:sz="4" w:space="1" w:color="auto"/>
+          <w:left w:val="single" w:sz="4" w:space="4" w:color="auto"/>
+          <w:bottom w:val="single" w:sz="4" w:space="1" w:color="auto"/>
+          <w:right w:val="single" w:sz="4" w:space="4" w:color="auto"/>
+        </w:pBdr>
+        <w:ind w:left="1080"/>
+        <w:rPr>
+          <w:lang w:val="en-US"/>
+        </w:rPr>
+      </w:pPr>
+      <w:r>
+        <w:rPr>
+          <w:lang w:val="en-US"/>
+        </w:rPr>
+        <w:t>&lt;Numpy Array Mới&gt; = &lt;Numpy Array&gt;.astype(&lt;Kiểu Dữ Liệu&gt;)</w:t>
+      </w:r>
+    </w:p>
+    <w:p>
+      <w:pPr>
+        <w:pStyle w:val="ListParagraph"/>
+        <w:numPr>
+          <w:ilvl w:val="0"/>
+          <w:numId w:val="7"/>
+        </w:numPr>
+        <w:rPr>
+          <w:lang w:val="en-US"/>
+        </w:rPr>
+      </w:pPr>
+      <w:r>
+        <w:rPr>
+          <w:lang w:val="en-US"/>
+        </w:rPr>
+        <w:t>Chuyển Đổi PIL Image Sang Numpy Array?</w:t>
+      </w:r>
+    </w:p>
+    <w:p>
+      <w:pPr>
+        <w:pStyle w:val="ListParagraph"/>
+        <w:pBdr>
+          <w:top w:val="single" w:sz="4" w:space="1" w:color="auto"/>
+          <w:left w:val="single" w:sz="4" w:space="4" w:color="auto"/>
+          <w:bottom w:val="single" w:sz="4" w:space="1" w:color="auto"/>
+          <w:right w:val="single" w:sz="4" w:space="4" w:color="auto"/>
+        </w:pBdr>
+        <w:ind w:left="1080"/>
+        <w:rPr>
+          <w:lang w:val="en-US"/>
+        </w:rPr>
+      </w:pPr>
+      <w:r>
+        <w:rPr>
+          <w:lang w:val="en-US"/>
+        </w:rPr>
+        <w:t>&lt;Numpy Array&gt; = np.array(&lt;PIL Image&gt;)</w:t>
+      </w:r>
+    </w:p>
+    <w:p>
+      <w:pPr>
+        <w:pStyle w:val="ListParagraph"/>
+        <w:numPr>
+          <w:ilvl w:val="0"/>
+          <w:numId w:val="7"/>
+        </w:numPr>
+        <w:rPr>
+          <w:lang w:val="en-US"/>
+        </w:rPr>
+      </w:pPr>
+      <w:r>
+        <w:rPr>
+          <w:lang w:val="en-US"/>
+        </w:rPr>
+        <w:t>Cách Hoán Vị Shape Của 1 Numpy Array?</w:t>
+      </w:r>
+    </w:p>
+    <w:p>
+      <w:pPr>
+        <w:pStyle w:val="ListParagraph"/>
+        <w:pBdr>
+          <w:top w:val="single" w:sz="4" w:space="1" w:color="auto"/>
+          <w:left w:val="single" w:sz="4" w:space="4" w:color="auto"/>
+          <w:bottom w:val="single" w:sz="4" w:space="1" w:color="auto"/>
+          <w:right w:val="single" w:sz="4" w:space="4" w:color="auto"/>
+        </w:pBdr>
+        <w:ind w:left="1080"/>
+        <w:rPr>
+          <w:lang w:val="en-US"/>
+        </w:rPr>
+      </w:pPr>
       <w:bookmarkStart w:id="0" w:name="_GoBack"/>
       <w:bookmarkEnd w:id="0"/>
       <w:r>
         <w:rPr>
           <w:lang w:val="en-US"/>
         </w:rPr>
-        <w:t>&gt;)</w:t>
+        <w:t>&lt;Numpy Array Có Shape Hoán Vị&gt; = &lt;Numpy Array Gốc&gt;.transpose(&lt;Hoán Vị&gt;)</w:t>
+      </w:r>
+    </w:p>
+    <w:p>
+      <w:pPr>
+        <w:pStyle w:val="ListParagraph"/>
+        <w:numPr>
+          <w:ilvl w:val="0"/>
+          <w:numId w:val="3"/>
+        </w:numPr>
+        <w:rPr>
+          <w:lang w:val="en-US"/>
+        </w:rPr>
+      </w:pPr>
+      <w:r>
+        <w:rPr>
+          <w:lang w:val="en-US"/>
+        </w:rPr>
+        <w:t>Hoạt động đéo khác gì hoán vị Shape của 1 Tensor</w:t>
+      </w:r>
+    </w:p>
+    <w:p>
+      <w:pPr>
+        <w:rPr>
+          <w:lang w:val="en-US"/>
+        </w:rPr>
+      </w:pPr>
+    </w:p>
+    <w:p>
+      <w:pPr>
+        <w:rPr>
+          <w:lang w:val="en-US"/>
+        </w:rPr>
+      </w:pPr>
+      <w:r>
+        <w:rPr>
+          <w:lang w:val="en-US"/>
+        </w:rPr>
+        <w:lastRenderedPageBreak/>
+        <w:t>Random – Ngẫu Nhiên:</w:t>
+      </w:r>
+    </w:p>
+    <w:p>
+      <w:pPr>
+        <w:pStyle w:val="ListParagraph"/>
+        <w:numPr>
+          <w:ilvl w:val="0"/>
+          <w:numId w:val="10"/>
+        </w:numPr>
+        <w:rPr>
+          <w:lang w:val="en-US"/>
+        </w:rPr>
+      </w:pPr>
+      <w:r>
+        <w:rPr>
+          <w:lang w:val="en-US"/>
+        </w:rPr>
+        <w:t>Cách Import?</w:t>
+      </w:r>
+    </w:p>
+    <w:p>
+      <w:pPr>
+        <w:pStyle w:val="ListParagraph"/>
+        <w:pBdr>
+          <w:top w:val="single" w:sz="4" w:space="1" w:color="auto"/>
+          <w:left w:val="single" w:sz="4" w:space="4" w:color="auto"/>
+          <w:bottom w:val="single" w:sz="4" w:space="1" w:color="auto"/>
+          <w:right w:val="single" w:sz="4" w:space="4" w:color="auto"/>
+        </w:pBdr>
+        <w:ind w:left="1080"/>
+        <w:rPr>
+          <w:lang w:val="en-US"/>
+        </w:rPr>
+      </w:pPr>
+      <w:r>
+        <w:rPr>
+          <w:lang w:val="en-US"/>
+        </w:rPr>
+        <w:t>from numpy import random</w:t>
+      </w:r>
+    </w:p>
+    <w:p>
+      <w:pPr>
+        <w:pStyle w:val="ListParagraph"/>
+        <w:numPr>
+          <w:ilvl w:val="0"/>
+          <w:numId w:val="10"/>
+        </w:numPr>
+        <w:rPr>
+          <w:lang w:val="en-US"/>
+        </w:rPr>
+      </w:pPr>
+      <w:r>
+        <w:rPr>
+          <w:lang w:val="en-US"/>
+        </w:rPr>
+        <w:t>Tạo Numpy Array Có Giá Trị Ngẫu Nhiên Thuộc Phân Phối Chuẩn Tắc?</w:t>
+      </w:r>
+    </w:p>
+    <w:p>
+      <w:pPr>
+        <w:pStyle w:val="ListParagraph"/>
+        <w:pBdr>
+          <w:top w:val="single" w:sz="4" w:space="1" w:color="auto"/>
+          <w:left w:val="single" w:sz="4" w:space="4" w:color="auto"/>
+          <w:bottom w:val="single" w:sz="4" w:space="1" w:color="auto"/>
+          <w:right w:val="single" w:sz="4" w:space="4" w:color="auto"/>
+        </w:pBdr>
+        <w:ind w:left="1080"/>
+        <w:rPr>
+          <w:lang w:val="en-US"/>
+        </w:rPr>
+      </w:pPr>
+      <w:r>
+        <w:rPr>
+          <w:lang w:val="en-US"/>
+        </w:rPr>
+        <w:t>random.randn(&lt;Shape&gt;)</w:t>
+      </w:r>
+    </w:p>
+    <w:p>
+      <w:pPr>
+        <w:pStyle w:val="ListParagraph"/>
+        <w:numPr>
+          <w:ilvl w:val="0"/>
+          <w:numId w:val="3"/>
+        </w:numPr>
+        <w:rPr>
+          <w:lang w:val="en-US"/>
+        </w:rPr>
+      </w:pPr>
+      <w:r>
+        <w:rPr>
+          <w:lang w:val="en-US"/>
+        </w:rPr>
+        <w:t>Hoạt động đéo khác gì việc tạo Tensor với phân phối chuẩn tắc</w:t>
       </w:r>
     </w:p>
     <w:p>
@@ -1148,7 +1513,6 @@
           <w:rFonts w:eastAsiaTheme="minorEastAsia"/>
           <w:lang w:val="en-US"/>
         </w:rPr>
-        <w:lastRenderedPageBreak/>
         <w:tab/>
       </w:r>
       <w:r>
@@ -2144,6 +2508,7 @@
         <w:rPr>
           <w:lang w:val="en-US"/>
         </w:rPr>
+        <w:lastRenderedPageBreak/>
         <w:t>numpy.linspace(</w:t>
       </w:r>
       <w:r>
@@ -2753,7 +3118,6 @@
         <w:rPr>
           <w:lang w:val="en-US"/>
         </w:rPr>
-        <w:lastRenderedPageBreak/>
         <w:tab/>
       </w:r>
       <w:r>
@@ -3417,6 +3781,7 @@
           <w:rFonts w:eastAsiaTheme="minorEastAsia"/>
           <w:lang w:val="en-US"/>
         </w:rPr>
+        <w:lastRenderedPageBreak/>
         <w:tab/>
       </w:r>
       <w:r>
@@ -4114,7 +4479,6 @@
           <w:rFonts w:eastAsiaTheme="minorEastAsia"/>
           <w:lang w:val="en-US"/>
         </w:rPr>
-        <w:lastRenderedPageBreak/>
         <w:t>Ex:</w:t>
       </w:r>
     </w:p>
@@ -5341,6 +5705,95 @@
     </w:lvl>
   </w:abstractNum>
   <w:abstractNum w:abstractNumId="4">
+    <w:nsid w:val="3BAC63A6"/>
+    <w:multiLevelType w:val="hybridMultilevel"/>
+    <w:tmpl w:val="66FA105C"/>
+    <w:lvl w:ilvl="0" w:tplc="ABB01EF0">
+      <w:start w:val="1"/>
+      <w:numFmt w:val="decimal"/>
+      <w:lvlText w:val="%1."/>
+      <w:lvlJc w:val="left"/>
+      <w:pPr>
+        <w:ind w:left="1080" w:hanging="360"/>
+      </w:pPr>
+      <w:rPr>
+        <w:rFonts w:hint="default"/>
+      </w:rPr>
+    </w:lvl>
+    <w:lvl w:ilvl="1" w:tplc="042A0019" w:tentative="1">
+      <w:start w:val="1"/>
+      <w:numFmt w:val="lowerLetter"/>
+      <w:lvlText w:val="%2."/>
+      <w:lvlJc w:val="left"/>
+      <w:pPr>
+        <w:ind w:left="1800" w:hanging="360"/>
+      </w:pPr>
+    </w:lvl>
+    <w:lvl w:ilvl="2" w:tplc="042A001B" w:tentative="1">
+      <w:start w:val="1"/>
+      <w:numFmt w:val="lowerRoman"/>
+      <w:lvlText w:val="%3."/>
+      <w:lvlJc w:val="right"/>
+      <w:pPr>
+        <w:ind w:left="2520" w:hanging="180"/>
+      </w:pPr>
+    </w:lvl>
+    <w:lvl w:ilvl="3" w:tplc="042A000F" w:tentative="1">
+      <w:start w:val="1"/>
+      <w:numFmt w:val="decimal"/>
+      <w:lvlText w:val="%4."/>
+      <w:lvlJc w:val="left"/>
+      <w:pPr>
+        <w:ind w:left="3240" w:hanging="360"/>
+      </w:pPr>
+    </w:lvl>
+    <w:lvl w:ilvl="4" w:tplc="042A0019" w:tentative="1">
+      <w:start w:val="1"/>
+      <w:numFmt w:val="lowerLetter"/>
+      <w:lvlText w:val="%5."/>
+      <w:lvlJc w:val="left"/>
+      <w:pPr>
+        <w:ind w:left="3960" w:hanging="360"/>
+      </w:pPr>
+    </w:lvl>
+    <w:lvl w:ilvl="5" w:tplc="042A001B" w:tentative="1">
+      <w:start w:val="1"/>
+      <w:numFmt w:val="lowerRoman"/>
+      <w:lvlText w:val="%6."/>
+      <w:lvlJc w:val="right"/>
+      <w:pPr>
+        <w:ind w:left="4680" w:hanging="180"/>
+      </w:pPr>
+    </w:lvl>
+    <w:lvl w:ilvl="6" w:tplc="042A000F" w:tentative="1">
+      <w:start w:val="1"/>
+      <w:numFmt w:val="decimal"/>
+      <w:lvlText w:val="%7."/>
+      <w:lvlJc w:val="left"/>
+      <w:pPr>
+        <w:ind w:left="5400" w:hanging="360"/>
+      </w:pPr>
+    </w:lvl>
+    <w:lvl w:ilvl="7" w:tplc="042A0019" w:tentative="1">
+      <w:start w:val="1"/>
+      <w:numFmt w:val="lowerLetter"/>
+      <w:lvlText w:val="%8."/>
+      <w:lvlJc w:val="left"/>
+      <w:pPr>
+        <w:ind w:left="6120" w:hanging="360"/>
+      </w:pPr>
+    </w:lvl>
+    <w:lvl w:ilvl="8" w:tplc="042A001B" w:tentative="1">
+      <w:start w:val="1"/>
+      <w:numFmt w:val="lowerRoman"/>
+      <w:lvlText w:val="%9."/>
+      <w:lvlJc w:val="right"/>
+      <w:pPr>
+        <w:ind w:left="6840" w:hanging="180"/>
+      </w:pPr>
+    </w:lvl>
+  </w:abstractNum>
+  <w:abstractNum w:abstractNumId="5">
     <w:nsid w:val="54CB2B6F"/>
     <w:multiLevelType w:val="hybridMultilevel"/>
     <w:tmpl w:val="FB0A7B34"/>
@@ -5429,7 +5882,120 @@
       </w:pPr>
     </w:lvl>
   </w:abstractNum>
-  <w:abstractNum w:abstractNumId="5">
+  <w:abstractNum w:abstractNumId="6">
+    <w:nsid w:val="68BD6CF9"/>
+    <w:multiLevelType w:val="hybridMultilevel"/>
+    <w:tmpl w:val="FD54193C"/>
+    <w:lvl w:ilvl="0" w:tplc="0A8E38CA">
+      <w:start w:val="1"/>
+      <w:numFmt w:val="bullet"/>
+      <w:lvlText w:val=""/>
+      <w:lvlJc w:val="left"/>
+      <w:pPr>
+        <w:ind w:left="1080" w:hanging="360"/>
+      </w:pPr>
+      <w:rPr>
+        <w:rFonts w:ascii="Wingdings" w:eastAsiaTheme="minorHAnsi" w:hAnsi="Wingdings" w:cstheme="minorBidi" w:hint="default"/>
+      </w:rPr>
+    </w:lvl>
+    <w:lvl w:ilvl="1" w:tplc="042A0003">
+      <w:start w:val="1"/>
+      <w:numFmt w:val="bullet"/>
+      <w:lvlText w:val="o"/>
+      <w:lvlJc w:val="left"/>
+      <w:pPr>
+        <w:ind w:left="1800" w:hanging="360"/>
+      </w:pPr>
+      <w:rPr>
+        <w:rFonts w:ascii="Courier New" w:hAnsi="Courier New" w:cs="Courier New" w:hint="default"/>
+      </w:rPr>
+    </w:lvl>
+    <w:lvl w:ilvl="2" w:tplc="042A0005" w:tentative="1">
+      <w:start w:val="1"/>
+      <w:numFmt w:val="bullet"/>
+      <w:lvlText w:val=""/>
+      <w:lvlJc w:val="left"/>
+      <w:pPr>
+        <w:ind w:left="2520" w:hanging="360"/>
+      </w:pPr>
+      <w:rPr>
+        <w:rFonts w:ascii="Wingdings" w:hAnsi="Wingdings" w:hint="default"/>
+      </w:rPr>
+    </w:lvl>
+    <w:lvl w:ilvl="3" w:tplc="042A0001" w:tentative="1">
+      <w:start w:val="1"/>
+      <w:numFmt w:val="bullet"/>
+      <w:lvlText w:val=""/>
+      <w:lvlJc w:val="left"/>
+      <w:pPr>
+        <w:ind w:left="3240" w:hanging="360"/>
+      </w:pPr>
+      <w:rPr>
+        <w:rFonts w:ascii="Symbol" w:hAnsi="Symbol" w:hint="default"/>
+      </w:rPr>
+    </w:lvl>
+    <w:lvl w:ilvl="4" w:tplc="042A0003" w:tentative="1">
+      <w:start w:val="1"/>
+      <w:numFmt w:val="bullet"/>
+      <w:lvlText w:val="o"/>
+      <w:lvlJc w:val="left"/>
+      <w:pPr>
+        <w:ind w:left="3960" w:hanging="360"/>
+      </w:pPr>
+      <w:rPr>
+        <w:rFonts w:ascii="Courier New" w:hAnsi="Courier New" w:cs="Courier New" w:hint="default"/>
+      </w:rPr>
+    </w:lvl>
+    <w:lvl w:ilvl="5" w:tplc="042A0005" w:tentative="1">
+      <w:start w:val="1"/>
+      <w:numFmt w:val="bullet"/>
+      <w:lvlText w:val=""/>
+      <w:lvlJc w:val="left"/>
+      <w:pPr>
+        <w:ind w:left="4680" w:hanging="360"/>
+      </w:pPr>
+      <w:rPr>
+        <w:rFonts w:ascii="Wingdings" w:hAnsi="Wingdings" w:hint="default"/>
+      </w:rPr>
+    </w:lvl>
+    <w:lvl w:ilvl="6" w:tplc="042A0001" w:tentative="1">
+      <w:start w:val="1"/>
+      <w:numFmt w:val="bullet"/>
+      <w:lvlText w:val=""/>
+      <w:lvlJc w:val="left"/>
+      <w:pPr>
+        <w:ind w:left="5400" w:hanging="360"/>
+      </w:pPr>
+      <w:rPr>
+        <w:rFonts w:ascii="Symbol" w:hAnsi="Symbol" w:hint="default"/>
+      </w:rPr>
+    </w:lvl>
+    <w:lvl w:ilvl="7" w:tplc="042A0003" w:tentative="1">
+      <w:start w:val="1"/>
+      <w:numFmt w:val="bullet"/>
+      <w:lvlText w:val="o"/>
+      <w:lvlJc w:val="left"/>
+      <w:pPr>
+        <w:ind w:left="6120" w:hanging="360"/>
+      </w:pPr>
+      <w:rPr>
+        <w:rFonts w:ascii="Courier New" w:hAnsi="Courier New" w:cs="Courier New" w:hint="default"/>
+      </w:rPr>
+    </w:lvl>
+    <w:lvl w:ilvl="8" w:tplc="042A0005" w:tentative="1">
+      <w:start w:val="1"/>
+      <w:numFmt w:val="bullet"/>
+      <w:lvlText w:val=""/>
+      <w:lvlJc w:val="left"/>
+      <w:pPr>
+        <w:ind w:left="6840" w:hanging="360"/>
+      </w:pPr>
+      <w:rPr>
+        <w:rFonts w:ascii="Wingdings" w:hAnsi="Wingdings" w:hint="default"/>
+      </w:rPr>
+    </w:lvl>
+  </w:abstractNum>
+  <w:abstractNum w:abstractNumId="7">
     <w:nsid w:val="6EA02C5C"/>
     <w:multiLevelType w:val="hybridMultilevel"/>
     <w:tmpl w:val="93A0FAF2"/>
@@ -5542,7 +6108,96 @@
       </w:rPr>
     </w:lvl>
   </w:abstractNum>
-  <w:abstractNum w:abstractNumId="6">
+  <w:abstractNum w:abstractNumId="8">
+    <w:nsid w:val="79F75609"/>
+    <w:multiLevelType w:val="hybridMultilevel"/>
+    <w:tmpl w:val="68805650"/>
+    <w:lvl w:ilvl="0" w:tplc="E1E239E4">
+      <w:start w:val="1"/>
+      <w:numFmt w:val="decimal"/>
+      <w:lvlText w:val="%1."/>
+      <w:lvlJc w:val="left"/>
+      <w:pPr>
+        <w:ind w:left="1080" w:hanging="360"/>
+      </w:pPr>
+      <w:rPr>
+        <w:rFonts w:hint="default"/>
+      </w:rPr>
+    </w:lvl>
+    <w:lvl w:ilvl="1" w:tplc="042A0019" w:tentative="1">
+      <w:start w:val="1"/>
+      <w:numFmt w:val="lowerLetter"/>
+      <w:lvlText w:val="%2."/>
+      <w:lvlJc w:val="left"/>
+      <w:pPr>
+        <w:ind w:left="1800" w:hanging="360"/>
+      </w:pPr>
+    </w:lvl>
+    <w:lvl w:ilvl="2" w:tplc="042A001B" w:tentative="1">
+      <w:start w:val="1"/>
+      <w:numFmt w:val="lowerRoman"/>
+      <w:lvlText w:val="%3."/>
+      <w:lvlJc w:val="right"/>
+      <w:pPr>
+        <w:ind w:left="2520" w:hanging="180"/>
+      </w:pPr>
+    </w:lvl>
+    <w:lvl w:ilvl="3" w:tplc="042A000F" w:tentative="1">
+      <w:start w:val="1"/>
+      <w:numFmt w:val="decimal"/>
+      <w:lvlText w:val="%4."/>
+      <w:lvlJc w:val="left"/>
+      <w:pPr>
+        <w:ind w:left="3240" w:hanging="360"/>
+      </w:pPr>
+    </w:lvl>
+    <w:lvl w:ilvl="4" w:tplc="042A0019" w:tentative="1">
+      <w:start w:val="1"/>
+      <w:numFmt w:val="lowerLetter"/>
+      <w:lvlText w:val="%5."/>
+      <w:lvlJc w:val="left"/>
+      <w:pPr>
+        <w:ind w:left="3960" w:hanging="360"/>
+      </w:pPr>
+    </w:lvl>
+    <w:lvl w:ilvl="5" w:tplc="042A001B" w:tentative="1">
+      <w:start w:val="1"/>
+      <w:numFmt w:val="lowerRoman"/>
+      <w:lvlText w:val="%6."/>
+      <w:lvlJc w:val="right"/>
+      <w:pPr>
+        <w:ind w:left="4680" w:hanging="180"/>
+      </w:pPr>
+    </w:lvl>
+    <w:lvl w:ilvl="6" w:tplc="042A000F" w:tentative="1">
+      <w:start w:val="1"/>
+      <w:numFmt w:val="decimal"/>
+      <w:lvlText w:val="%7."/>
+      <w:lvlJc w:val="left"/>
+      <w:pPr>
+        <w:ind w:left="5400" w:hanging="360"/>
+      </w:pPr>
+    </w:lvl>
+    <w:lvl w:ilvl="7" w:tplc="042A0019" w:tentative="1">
+      <w:start w:val="1"/>
+      <w:numFmt w:val="lowerLetter"/>
+      <w:lvlText w:val="%8."/>
+      <w:lvlJc w:val="left"/>
+      <w:pPr>
+        <w:ind w:left="6120" w:hanging="360"/>
+      </w:pPr>
+    </w:lvl>
+    <w:lvl w:ilvl="8" w:tplc="042A001B" w:tentative="1">
+      <w:start w:val="1"/>
+      <w:numFmt w:val="lowerRoman"/>
+      <w:lvlText w:val="%9."/>
+      <w:lvlJc w:val="right"/>
+      <w:pPr>
+        <w:ind w:left="6840" w:hanging="180"/>
+      </w:pPr>
+    </w:lvl>
+  </w:abstractNum>
+  <w:abstractNum w:abstractNumId="9">
     <w:nsid w:val="7E1C4935"/>
     <w:multiLevelType w:val="hybridMultilevel"/>
     <w:tmpl w:val="0CFEC2B8"/>
@@ -5632,7 +6287,7 @@
     </w:lvl>
   </w:abstractNum>
   <w:num w:numId="1">
-    <w:abstractNumId w:val="6"/>
+    <w:abstractNumId w:val="9"/>
   </w:num>
   <w:num w:numId="2">
     <w:abstractNumId w:val="3"/>
@@ -5641,16 +6296,25 @@
     <w:abstractNumId w:val="2"/>
   </w:num>
   <w:num w:numId="4">
-    <w:abstractNumId w:val="5"/>
+    <w:abstractNumId w:val="7"/>
   </w:num>
   <w:num w:numId="5">
-    <w:abstractNumId w:val="4"/>
+    <w:abstractNumId w:val="5"/>
   </w:num>
   <w:num w:numId="6">
     <w:abstractNumId w:val="1"/>
   </w:num>
   <w:num w:numId="7">
     <w:abstractNumId w:val="0"/>
+  </w:num>
+  <w:num w:numId="8">
+    <w:abstractNumId w:val="6"/>
+  </w:num>
+  <w:num w:numId="9">
+    <w:abstractNumId w:val="4"/>
+  </w:num>
+  <w:num w:numId="10">
+    <w:abstractNumId w:val="8"/>
   </w:num>
 </w:numbering>
 </file>
@@ -5893,6 +6557,32 @@
       <w:contextualSpacing/>
     </w:pPr>
   </w:style>
+  <w:style w:type="table" w:styleId="TableGrid">
+    <w:name w:val="Table Grid"/>
+    <w:basedOn w:val="TableNormal"/>
+    <w:uiPriority w:val="59"/>
+    <w:rsid w:val="00183E1D"/>
+    <w:pPr>
+      <w:spacing w:after="0" w:line="240" w:lineRule="auto"/>
+    </w:pPr>
+    <w:tblPr>
+      <w:tblInd w:w="0" w:type="dxa"/>
+      <w:tblBorders>
+        <w:top w:val="single" w:sz="4" w:space="0" w:color="auto"/>
+        <w:left w:val="single" w:sz="4" w:space="0" w:color="auto"/>
+        <w:bottom w:val="single" w:sz="4" w:space="0" w:color="auto"/>
+        <w:right w:val="single" w:sz="4" w:space="0" w:color="auto"/>
+        <w:insideH w:val="single" w:sz="4" w:space="0" w:color="auto"/>
+        <w:insideV w:val="single" w:sz="4" w:space="0" w:color="auto"/>
+      </w:tblBorders>
+      <w:tblCellMar>
+        <w:top w:w="0" w:type="dxa"/>
+        <w:left w:w="108" w:type="dxa"/>
+        <w:bottom w:w="0" w:type="dxa"/>
+        <w:right w:w="108" w:type="dxa"/>
+      </w:tblCellMar>
+    </w:tblPr>
+  </w:style>
 </w:styles>
 </file>
 
@@ -6133,6 +6823,32 @@
       <w:ind w:left="720"/>
       <w:contextualSpacing/>
     </w:pPr>
+  </w:style>
+  <w:style w:type="table" w:styleId="TableGrid">
+    <w:name w:val="Table Grid"/>
+    <w:basedOn w:val="TableNormal"/>
+    <w:uiPriority w:val="59"/>
+    <w:rsid w:val="00183E1D"/>
+    <w:pPr>
+      <w:spacing w:after="0" w:line="240" w:lineRule="auto"/>
+    </w:pPr>
+    <w:tblPr>
+      <w:tblInd w:w="0" w:type="dxa"/>
+      <w:tblBorders>
+        <w:top w:val="single" w:sz="4" w:space="0" w:color="auto"/>
+        <w:left w:val="single" w:sz="4" w:space="0" w:color="auto"/>
+        <w:bottom w:val="single" w:sz="4" w:space="0" w:color="auto"/>
+        <w:right w:val="single" w:sz="4" w:space="0" w:color="auto"/>
+        <w:insideH w:val="single" w:sz="4" w:space="0" w:color="auto"/>
+        <w:insideV w:val="single" w:sz="4" w:space="0" w:color="auto"/>
+      </w:tblBorders>
+      <w:tblCellMar>
+        <w:top w:w="0" w:type="dxa"/>
+        <w:left w:w="108" w:type="dxa"/>
+        <w:bottom w:w="0" w:type="dxa"/>
+        <w:right w:w="108" w:type="dxa"/>
+      </w:tblCellMar>
+    </w:tblPr>
   </w:style>
 </w:styles>
 </file>

--- a/numpy.docx
+++ b/numpy.docx
@@ -1,6 +1,6 @@
 
 <file path=word/document.xml><?xml version="1.0" encoding="utf-8"?>
-<w:document xmlns:wpc="http://schemas.microsoft.com/office/word/2010/wordprocessingCanvas" xmlns:mc="http://schemas.openxmlformats.org/markup-compatibility/2006" xmlns:o="urn:schemas-microsoft-com:office:office" xmlns:r="http://schemas.openxmlformats.org/officeDocument/2006/relationships" xmlns:m="http://schemas.openxmlformats.org/officeDocument/2006/math" xmlns:v="urn:schemas-microsoft-com:vml" xmlns:wp14="http://schemas.microsoft.com/office/word/2010/wordprocessingDrawing" xmlns:wp="http://schemas.openxmlformats.org/drawingml/2006/wordprocessingDrawing" xmlns:w10="urn:schemas-microsoft-com:office:word" xmlns:w="http://schemas.openxmlformats.org/wordprocessingml/2006/main" xmlns:w14="http://schemas.microsoft.com/office/word/2010/wordml" xmlns:wpg="http://schemas.microsoft.com/office/word/2010/wordprocessingGroup" xmlns:wpi="http://schemas.microsoft.com/office/word/2010/wordprocessingInk" xmlns:wne="http://schemas.microsoft.com/office/word/2006/wordml" xmlns:wps="http://schemas.microsoft.com/office/word/2010/wordprocessingShape" mc:Ignorable="w14 wp14">
+<w:document xmlns:wpc="http://schemas.microsoft.com/office/word/2010/wordprocessingCanvas" xmlns:cx="http://schemas.microsoft.com/office/drawing/2014/chartex" xmlns:cx1="http://schemas.microsoft.com/office/drawing/2015/9/8/chartex" xmlns:cx2="http://schemas.microsoft.com/office/drawing/2015/10/21/chartex" xmlns:cx3="http://schemas.microsoft.com/office/drawing/2016/5/9/chartex" xmlns:cx4="http://schemas.microsoft.com/office/drawing/2016/5/10/chartex" xmlns:cx5="http://schemas.microsoft.com/office/drawing/2016/5/11/chartex" xmlns:cx6="http://schemas.microsoft.com/office/drawing/2016/5/12/chartex" xmlns:cx7="http://schemas.microsoft.com/office/drawing/2016/5/13/chartex" xmlns:cx8="http://schemas.microsoft.com/office/drawing/2016/5/14/chartex" xmlns:mc="http://schemas.openxmlformats.org/markup-compatibility/2006" xmlns:aink="http://schemas.microsoft.com/office/drawing/2016/ink" xmlns:am3d="http://schemas.microsoft.com/office/drawing/2017/model3d" xmlns:o="urn:schemas-microsoft-com:office:office" xmlns:oel="http://schemas.microsoft.com/office/2019/extlst" xmlns:r="http://schemas.openxmlformats.org/officeDocument/2006/relationships" xmlns:m="http://schemas.openxmlformats.org/officeDocument/2006/math" xmlns:v="urn:schemas-microsoft-com:vml" xmlns:wp14="http://schemas.microsoft.com/office/word/2010/wordprocessingDrawing" xmlns:wp="http://schemas.openxmlformats.org/drawingml/2006/wordprocessingDrawing" xmlns:w10="urn:schemas-microsoft-com:office:word" xmlns:w="http://schemas.openxmlformats.org/wordprocessingml/2006/main" xmlns:w14="http://schemas.microsoft.com/office/word/2010/wordml" xmlns:w15="http://schemas.microsoft.com/office/word/2012/wordml" xmlns:w16cex="http://schemas.microsoft.com/office/word/2018/wordml/cex" xmlns:w16cid="http://schemas.microsoft.com/office/word/2016/wordml/cid" xmlns:w16="http://schemas.microsoft.com/office/word/2018/wordml" xmlns:w16sdtdh="http://schemas.microsoft.com/office/word/2020/wordml/sdtdatahash" xmlns:w16se="http://schemas.microsoft.com/office/word/2015/wordml/symex" xmlns:wpg="http://schemas.microsoft.com/office/word/2010/wordprocessingGroup" xmlns:wpi="http://schemas.microsoft.com/office/word/2010/wordprocessingInk" xmlns:wne="http://schemas.microsoft.com/office/word/2006/wordml" xmlns:wps="http://schemas.microsoft.com/office/word/2010/wordprocessingShape" mc:Ignorable="w14 w15 w16se w16cid w16 w16cex w16sdtdh wp14">
   <w:body>
     <w:p>
       <w:pPr>
@@ -365,31 +365,7 @@
         <w:rPr>
           <w:lang w:val="en-US"/>
         </w:rPr>
-        <w:t>&lt;</w:t>
-      </w:r>
-      <w:r>
-        <w:rPr>
-          <w:lang w:val="en-US"/>
-        </w:rPr>
-        <w:t>Numpy Array</w:t>
-      </w:r>
-      <w:r>
-        <w:rPr>
-          <w:lang w:val="en-US"/>
-        </w:rPr>
-        <w:t xml:space="preserve"> Chồng&gt; = torch.stack(&lt;Các </w:t>
-      </w:r>
-      <w:r>
-        <w:rPr>
-          <w:lang w:val="en-US"/>
-        </w:rPr>
-        <w:t>Numpy Array</w:t>
-      </w:r>
-      <w:r>
-        <w:rPr>
-          <w:lang w:val="en-US"/>
-        </w:rPr>
-        <w:t>&gt;, &lt;Chiều Quay Mặt&gt;)</w:t>
+        <w:t>&lt;Numpy Array Chồng&gt; = torch.stack(&lt;Các Numpy Array&gt;, &lt;Chiều Quay Mặt&gt;)</w:t>
       </w:r>
     </w:p>
     <w:p>
@@ -486,30 +462,10 @@
     </w:p>
     <w:p>
       <w:pPr>
-        <w:rPr>
-          <w:lang w:val="en-US"/>
-        </w:rPr>
-      </w:pPr>
-    </w:p>
-    <w:p>
-      <w:pPr>
-        <w:rPr>
-          <w:lang w:val="en-US"/>
-        </w:rPr>
-      </w:pPr>
-      <w:r>
-        <w:rPr>
-          <w:lang w:val="en-US"/>
-        </w:rPr>
-        <w:t>Numpy Array:</w:t>
-      </w:r>
-    </w:p>
-    <w:p>
-      <w:pPr>
         <w:pStyle w:val="ListParagraph"/>
         <w:numPr>
           <w:ilvl w:val="0"/>
-          <w:numId w:val="7"/>
+          <w:numId w:val="6"/>
         </w:numPr>
         <w:rPr>
           <w:lang w:val="en-US"/>
@@ -519,43 +475,7 @@
         <w:rPr>
           <w:lang w:val="en-US"/>
         </w:rPr>
-        <w:t>Numpy Array Chỉ Chạy Trên CPU?</w:t>
-      </w:r>
-    </w:p>
-    <w:p>
-      <w:pPr>
-        <w:pStyle w:val="ListParagraph"/>
-        <w:numPr>
-          <w:ilvl w:val="0"/>
-          <w:numId w:val="3"/>
-        </w:numPr>
-        <w:rPr>
-          <w:lang w:val="en-US"/>
-        </w:rPr>
-      </w:pPr>
-      <w:r>
-        <w:rPr>
-          <w:lang w:val="en-US"/>
-        </w:rPr>
-        <w:t>Đúng</w:t>
-      </w:r>
-    </w:p>
-    <w:p>
-      <w:pPr>
-        <w:pStyle w:val="ListParagraph"/>
-        <w:numPr>
-          <w:ilvl w:val="0"/>
-          <w:numId w:val="7"/>
-        </w:numPr>
-        <w:rPr>
-          <w:lang w:val="en-US"/>
-        </w:rPr>
-      </w:pPr>
-      <w:r>
-        <w:rPr>
-          <w:lang w:val="en-US"/>
-        </w:rPr>
-        <w:t>Cách Nhanh Nhất Để Đổi Kiểu Dữ Liệu Của 1 Numpy Array?</w:t>
+        <w:t>Liệt Kê Tất Cả Các Giá Trị Khác Nhau Của 1 Numpy Array Theo Thứ Tự Tăng Dần?</w:t>
       </w:r>
     </w:p>
     <w:p>
@@ -576,7 +496,7 @@
         <w:rPr>
           <w:lang w:val="en-US"/>
         </w:rPr>
-        <w:t>&lt;Numpy Array&gt;.dtype = &lt;Kiểu Dữ Liệu&gt;</w:t>
+        <w:t>&lt;Các Giá Trị&gt; = np.unique(&lt;Numpy Array&gt;)</w:t>
       </w:r>
     </w:p>
     <w:p>
@@ -615,7 +535,7 @@
         <w:rPr>
           <w:lang w:val="en-US"/>
         </w:rPr>
-        <w:t>foo.dtype = float</w:t>
+        <w:t>foo = np.unique(bar)</w:t>
       </w:r>
     </w:p>
     <w:p>
@@ -633,7 +553,210 @@
         <w:rPr>
           <w:lang w:val="en-US"/>
         </w:rPr>
-        <w:t>Để Copy ra 1 Numpy Array mới</w:t>
+        <w:t>Ta có</w:t>
+      </w:r>
+    </w:p>
+    <w:tbl>
+      <w:tblPr>
+        <w:tblStyle w:val="TableGrid"/>
+        <w:tblW w:w="0" w:type="auto"/>
+        <w:tblInd w:w="1080" w:type="dxa"/>
+        <w:tblLook w:val="04A0" w:firstRow="1" w:lastRow="0" w:firstColumn="1" w:lastColumn="0" w:noHBand="0" w:noVBand="1"/>
+      </w:tblPr>
+      <w:tblGrid>
+        <w:gridCol w:w="4082"/>
+        <w:gridCol w:w="4080"/>
+      </w:tblGrid>
+      <w:tr>
+        <w:tc>
+          <w:tcPr>
+            <w:tcW w:w="4621" w:type="dxa"/>
+            <w:vAlign w:val="center"/>
+          </w:tcPr>
+          <w:p>
+            <w:pPr>
+              <w:pStyle w:val="ListParagraph"/>
+              <w:ind w:left="0"/>
+              <w:jc w:val="center"/>
+              <w:rPr>
+                <w:lang w:val="en-US"/>
+              </w:rPr>
+            </w:pPr>
+            <w:r>
+              <w:rPr>
+                <w:lang w:val="en-US"/>
+              </w:rPr>
+              <w:t>bar</w:t>
+            </w:r>
+          </w:p>
+        </w:tc>
+        <w:tc>
+          <w:tcPr>
+            <w:tcW w:w="4621" w:type="dxa"/>
+            <w:vAlign w:val="center"/>
+          </w:tcPr>
+          <w:p>
+            <w:pPr>
+              <w:pStyle w:val="ListParagraph"/>
+              <w:ind w:left="0"/>
+              <w:jc w:val="center"/>
+              <w:rPr>
+                <w:lang w:val="en-US"/>
+              </w:rPr>
+            </w:pPr>
+            <w:r>
+              <w:rPr>
+                <w:lang w:val="en-US"/>
+              </w:rPr>
+              <w:t>[[1, 1, 2, 2, 5, 4,</w:t>
+            </w:r>
+          </w:p>
+          <w:p>
+            <w:pPr>
+              <w:pStyle w:val="ListParagraph"/>
+              <w:ind w:left="0"/>
+              <w:jc w:val="center"/>
+              <w:rPr>
+                <w:lang w:val="en-US"/>
+              </w:rPr>
+            </w:pPr>
+            <w:r>
+              <w:rPr>
+                <w:lang w:val="en-US"/>
+              </w:rPr>
+              <w:t>9, 9, 4, 4, 3, 2]]</w:t>
+            </w:r>
+          </w:p>
+        </w:tc>
+      </w:tr>
+      <w:tr>
+        <w:tc>
+          <w:tcPr>
+            <w:tcW w:w="4621" w:type="dxa"/>
+            <w:vAlign w:val="center"/>
+          </w:tcPr>
+          <w:p>
+            <w:pPr>
+              <w:pStyle w:val="ListParagraph"/>
+              <w:ind w:left="0"/>
+              <w:jc w:val="center"/>
+              <w:rPr>
+                <w:lang w:val="en-US"/>
+              </w:rPr>
+            </w:pPr>
+            <w:r>
+              <w:rPr>
+                <w:lang w:val="en-US"/>
+              </w:rPr>
+              <w:t>foo</w:t>
+            </w:r>
+          </w:p>
+        </w:tc>
+        <w:tc>
+          <w:tcPr>
+            <w:tcW w:w="4621" w:type="dxa"/>
+            <w:vAlign w:val="center"/>
+          </w:tcPr>
+          <w:p>
+            <w:pPr>
+              <w:pStyle w:val="ListParagraph"/>
+              <w:ind w:left="0"/>
+              <w:jc w:val="center"/>
+              <w:rPr>
+                <w:lang w:val="en-US"/>
+              </w:rPr>
+            </w:pPr>
+            <w:r>
+              <w:rPr>
+                <w:lang w:val="en-US"/>
+              </w:rPr>
+              <w:t>[1, 2, 3, 4, 5, 9]</w:t>
+            </w:r>
+          </w:p>
+        </w:tc>
+      </w:tr>
+    </w:tbl>
+    <w:p>
+      <w:pPr>
+        <w:pStyle w:val="ListParagraph"/>
+        <w:ind w:left="1080"/>
+        <w:rPr>
+          <w:lang w:val="en-US"/>
+        </w:rPr>
+      </w:pPr>
+    </w:p>
+    <w:p>
+      <w:pPr>
+        <w:rPr>
+          <w:lang w:val="en-US"/>
+        </w:rPr>
+      </w:pPr>
+    </w:p>
+    <w:p>
+      <w:pPr>
+        <w:rPr>
+          <w:lang w:val="en-US"/>
+        </w:rPr>
+      </w:pPr>
+      <w:r>
+        <w:rPr>
+          <w:lang w:val="en-US"/>
+        </w:rPr>
+        <w:t>Numpy Array:</w:t>
+      </w:r>
+    </w:p>
+    <w:p>
+      <w:pPr>
+        <w:pStyle w:val="ListParagraph"/>
+        <w:numPr>
+          <w:ilvl w:val="0"/>
+          <w:numId w:val="7"/>
+        </w:numPr>
+        <w:rPr>
+          <w:lang w:val="en-US"/>
+        </w:rPr>
+      </w:pPr>
+      <w:r>
+        <w:rPr>
+          <w:lang w:val="en-US"/>
+        </w:rPr>
+        <w:t>Numpy Array Chỉ Chạy Trên CPU?</w:t>
+      </w:r>
+    </w:p>
+    <w:p>
+      <w:pPr>
+        <w:pStyle w:val="ListParagraph"/>
+        <w:numPr>
+          <w:ilvl w:val="0"/>
+          <w:numId w:val="3"/>
+        </w:numPr>
+        <w:rPr>
+          <w:lang w:val="en-US"/>
+        </w:rPr>
+      </w:pPr>
+      <w:r>
+        <w:rPr>
+          <w:lang w:val="en-US"/>
+        </w:rPr>
+        <w:t>Đúng</w:t>
+      </w:r>
+    </w:p>
+    <w:p>
+      <w:pPr>
+        <w:pStyle w:val="ListParagraph"/>
+        <w:numPr>
+          <w:ilvl w:val="0"/>
+          <w:numId w:val="7"/>
+        </w:numPr>
+        <w:rPr>
+          <w:lang w:val="en-US"/>
+        </w:rPr>
+      </w:pPr>
+      <w:r>
+        <w:rPr>
+          <w:lang w:val="en-US"/>
+        </w:rPr>
+        <w:t>Cách Nhanh Nhất Để Đổi Kiểu Dữ Liệu Của 1 Numpy Array?</w:t>
       </w:r>
     </w:p>
     <w:p>
@@ -654,7 +777,7 @@
         <w:rPr>
           <w:lang w:val="en-US"/>
         </w:rPr>
-        <w:t>&lt;Numpy Array Mới&gt; = &lt;Numpy Array&gt;.astype(&lt;Kiểu Dữ Liệu&gt;)</w:t>
+        <w:t>&lt;Numpy Array&gt;.dtype = &lt;Kiểu Dữ Liệu&gt;</w:t>
       </w:r>
     </w:p>
     <w:p>
@@ -662,7 +785,7 @@
         <w:pStyle w:val="ListParagraph"/>
         <w:numPr>
           <w:ilvl w:val="0"/>
-          <w:numId w:val="7"/>
+          <w:numId w:val="3"/>
         </w:numPr>
         <w:rPr>
           <w:lang w:val="en-US"/>
@@ -672,7 +795,7 @@
         <w:rPr>
           <w:lang w:val="en-US"/>
         </w:rPr>
-        <w:t>Chuyển Đổi PIL Image Sang Numpy Array?</w:t>
+        <w:t>Ví dụ</w:t>
       </w:r>
     </w:p>
     <w:p>
@@ -693,7 +816,7 @@
         <w:rPr>
           <w:lang w:val="en-US"/>
         </w:rPr>
-        <w:t>&lt;Numpy Array&gt; = np.array(&lt;PIL Image&gt;)</w:t>
+        <w:t>foo.dtype = float</w:t>
       </w:r>
     </w:p>
     <w:p>
@@ -701,7 +824,7 @@
         <w:pStyle w:val="ListParagraph"/>
         <w:numPr>
           <w:ilvl w:val="0"/>
-          <w:numId w:val="7"/>
+          <w:numId w:val="3"/>
         </w:numPr>
         <w:rPr>
           <w:lang w:val="en-US"/>
@@ -711,7 +834,8 @@
         <w:rPr>
           <w:lang w:val="en-US"/>
         </w:rPr>
-        <w:t>Cách Hoán Vị Shape Của 1 Numpy Array?</w:t>
+        <w:lastRenderedPageBreak/>
+        <w:t>Để Copy ra 1 Numpy Array mới</w:t>
       </w:r>
     </w:p>
     <w:p>
@@ -728,8 +852,84 @@
           <w:lang w:val="en-US"/>
         </w:rPr>
       </w:pPr>
-      <w:bookmarkStart w:id="0" w:name="_GoBack"/>
-      <w:bookmarkEnd w:id="0"/>
+      <w:r>
+        <w:rPr>
+          <w:lang w:val="en-US"/>
+        </w:rPr>
+        <w:t>&lt;Numpy Array Mới&gt; = &lt;Numpy Array&gt;.astype(&lt;Kiểu Dữ Liệu&gt;)</w:t>
+      </w:r>
+    </w:p>
+    <w:p>
+      <w:pPr>
+        <w:pStyle w:val="ListParagraph"/>
+        <w:numPr>
+          <w:ilvl w:val="0"/>
+          <w:numId w:val="7"/>
+        </w:numPr>
+        <w:rPr>
+          <w:lang w:val="en-US"/>
+        </w:rPr>
+      </w:pPr>
+      <w:r>
+        <w:rPr>
+          <w:lang w:val="en-US"/>
+        </w:rPr>
+        <w:t>Chuyển Đổi PIL Image Sang Numpy Array?</w:t>
+      </w:r>
+    </w:p>
+    <w:p>
+      <w:pPr>
+        <w:pStyle w:val="ListParagraph"/>
+        <w:pBdr>
+          <w:top w:val="single" w:sz="4" w:space="1" w:color="auto"/>
+          <w:left w:val="single" w:sz="4" w:space="4" w:color="auto"/>
+          <w:bottom w:val="single" w:sz="4" w:space="1" w:color="auto"/>
+          <w:right w:val="single" w:sz="4" w:space="4" w:color="auto"/>
+        </w:pBdr>
+        <w:ind w:left="1080"/>
+        <w:rPr>
+          <w:lang w:val="en-US"/>
+        </w:rPr>
+      </w:pPr>
+      <w:r>
+        <w:rPr>
+          <w:lang w:val="en-US"/>
+        </w:rPr>
+        <w:t>&lt;Numpy Array&gt; = np.array(&lt;PIL Image&gt;)</w:t>
+      </w:r>
+    </w:p>
+    <w:p>
+      <w:pPr>
+        <w:pStyle w:val="ListParagraph"/>
+        <w:numPr>
+          <w:ilvl w:val="0"/>
+          <w:numId w:val="7"/>
+        </w:numPr>
+        <w:rPr>
+          <w:lang w:val="en-US"/>
+        </w:rPr>
+      </w:pPr>
+      <w:r>
+        <w:rPr>
+          <w:lang w:val="en-US"/>
+        </w:rPr>
+        <w:t>Cách Hoán Vị Shape Của 1 Numpy Array?</w:t>
+      </w:r>
+    </w:p>
+    <w:p>
+      <w:pPr>
+        <w:pStyle w:val="ListParagraph"/>
+        <w:pBdr>
+          <w:top w:val="single" w:sz="4" w:space="1" w:color="auto"/>
+          <w:left w:val="single" w:sz="4" w:space="4" w:color="auto"/>
+          <w:bottom w:val="single" w:sz="4" w:space="1" w:color="auto"/>
+          <w:right w:val="single" w:sz="4" w:space="4" w:color="auto"/>
+        </w:pBdr>
+        <w:ind w:left="1080"/>
+        <w:rPr>
+          <w:lang w:val="en-US"/>
+        </w:rPr>
+      </w:pPr>
       <w:r>
         <w:rPr>
           <w:lang w:val="en-US"/>
@@ -772,7 +972,6 @@
         <w:rPr>
           <w:lang w:val="en-US"/>
         </w:rPr>
-        <w:lastRenderedPageBreak/>
         <w:t>Random – Ngẫu Nhiên:</w:t>
       </w:r>
     </w:p>
@@ -2169,6 +2368,7 @@
           <w:rFonts w:eastAsiaTheme="minorEastAsia"/>
           <w:lang w:val="en-US"/>
         </w:rPr>
+        <w:lastRenderedPageBreak/>
         <w:t xml:space="preserve">= </w:t>
       </w:r>
       <m:oMath>
@@ -2508,7 +2708,6 @@
         <w:rPr>
           <w:lang w:val="en-US"/>
         </w:rPr>
-        <w:lastRenderedPageBreak/>
         <w:t>numpy.linspace(</w:t>
       </w:r>
       <w:r>
@@ -3607,6 +3806,7 @@
           <w:rFonts w:eastAsiaTheme="minorEastAsia"/>
           <w:lang w:val="en-US"/>
         </w:rPr>
+        <w:lastRenderedPageBreak/>
         <w:tab/>
       </w:r>
       <w:r>
@@ -3781,7 +3981,6 @@
           <w:rFonts w:eastAsiaTheme="minorEastAsia"/>
           <w:lang w:val="en-US"/>
         </w:rPr>
-        <w:lastRenderedPageBreak/>
         <w:tab/>
       </w:r>
       <w:r>
@@ -5299,8 +5498,8 @@
 </file>
 
 <file path=word/numbering.xml><?xml version="1.0" encoding="utf-8"?>
-<w:numbering xmlns:wpc="http://schemas.microsoft.com/office/word/2010/wordprocessingCanvas" xmlns:mc="http://schemas.openxmlformats.org/markup-compatibility/2006" xmlns:o="urn:schemas-microsoft-com:office:office" xmlns:r="http://schemas.openxmlformats.org/officeDocument/2006/relationships" xmlns:m="http://schemas.openxmlformats.org/officeDocument/2006/math" xmlns:v="urn:schemas-microsoft-com:vml" xmlns:wp14="http://schemas.microsoft.com/office/word/2010/wordprocessingDrawing" xmlns:wp="http://schemas.openxmlformats.org/drawingml/2006/wordprocessingDrawing" xmlns:w10="urn:schemas-microsoft-com:office:word" xmlns:w="http://schemas.openxmlformats.org/wordprocessingml/2006/main" xmlns:w14="http://schemas.microsoft.com/office/word/2010/wordml" xmlns:wpg="http://schemas.microsoft.com/office/word/2010/wordprocessingGroup" xmlns:wpi="http://schemas.microsoft.com/office/word/2010/wordprocessingInk" xmlns:wne="http://schemas.microsoft.com/office/word/2006/wordml" xmlns:wps="http://schemas.microsoft.com/office/word/2010/wordprocessingShape" mc:Ignorable="w14 wp14">
-  <w:abstractNum w:abstractNumId="0">
+<w:numbering xmlns:wpc="http://schemas.microsoft.com/office/word/2010/wordprocessingCanvas" xmlns:cx="http://schemas.microsoft.com/office/drawing/2014/chartex" xmlns:cx1="http://schemas.microsoft.com/office/drawing/2015/9/8/chartex" xmlns:cx2="http://schemas.microsoft.com/office/drawing/2015/10/21/chartex" xmlns:cx3="http://schemas.microsoft.com/office/drawing/2016/5/9/chartex" xmlns:cx4="http://schemas.microsoft.com/office/drawing/2016/5/10/chartex" xmlns:cx5="http://schemas.microsoft.com/office/drawing/2016/5/11/chartex" xmlns:cx6="http://schemas.microsoft.com/office/drawing/2016/5/12/chartex" xmlns:cx7="http://schemas.microsoft.com/office/drawing/2016/5/13/chartex" xmlns:cx8="http://schemas.microsoft.com/office/drawing/2016/5/14/chartex" xmlns:mc="http://schemas.openxmlformats.org/markup-compatibility/2006" xmlns:aink="http://schemas.microsoft.com/office/drawing/2016/ink" xmlns:am3d="http://schemas.microsoft.com/office/drawing/2017/model3d" xmlns:o="urn:schemas-microsoft-com:office:office" xmlns:oel="http://schemas.microsoft.com/office/2019/extlst" xmlns:r="http://schemas.openxmlformats.org/officeDocument/2006/relationships" xmlns:m="http://schemas.openxmlformats.org/officeDocument/2006/math" xmlns:v="urn:schemas-microsoft-com:vml" xmlns:wp14="http://schemas.microsoft.com/office/word/2010/wordprocessingDrawing" xmlns:wp="http://schemas.openxmlformats.org/drawingml/2006/wordprocessingDrawing" xmlns:w10="urn:schemas-microsoft-com:office:word" xmlns:w="http://schemas.openxmlformats.org/wordprocessingml/2006/main" xmlns:w14="http://schemas.microsoft.com/office/word/2010/wordml" xmlns:w15="http://schemas.microsoft.com/office/word/2012/wordml" xmlns:w16cex="http://schemas.microsoft.com/office/word/2018/wordml/cex" xmlns:w16cid="http://schemas.microsoft.com/office/word/2016/wordml/cid" xmlns:w16="http://schemas.microsoft.com/office/word/2018/wordml" xmlns:w16sdtdh="http://schemas.microsoft.com/office/word/2020/wordml/sdtdatahash" xmlns:w16se="http://schemas.microsoft.com/office/word/2015/wordml/symex" xmlns:wpg="http://schemas.microsoft.com/office/word/2010/wordprocessingGroup" xmlns:wpi="http://schemas.microsoft.com/office/word/2010/wordprocessingInk" xmlns:wne="http://schemas.microsoft.com/office/word/2006/wordml" xmlns:wps="http://schemas.microsoft.com/office/word/2010/wordprocessingShape" mc:Ignorable="w14 w15 w16se w16cid w16 w16cex w16sdtdh wp14">
+  <w:abstractNum w:abstractNumId="0" w15:restartNumberingAfterBreak="0">
     <w:nsid w:val="01652D32"/>
     <w:multiLevelType w:val="hybridMultilevel"/>
     <w:tmpl w:val="38DA5284"/>
@@ -5389,7 +5588,7 @@
       </w:pPr>
     </w:lvl>
   </w:abstractNum>
-  <w:abstractNum w:abstractNumId="1">
+  <w:abstractNum w:abstractNumId="1" w15:restartNumberingAfterBreak="0">
     <w:nsid w:val="171A7CE4"/>
     <w:multiLevelType w:val="hybridMultilevel"/>
     <w:tmpl w:val="BE0A0342"/>
@@ -5478,7 +5677,7 @@
       </w:pPr>
     </w:lvl>
   </w:abstractNum>
-  <w:abstractNum w:abstractNumId="2">
+  <w:abstractNum w:abstractNumId="2" w15:restartNumberingAfterBreak="0">
     <w:nsid w:val="191022A4"/>
     <w:multiLevelType w:val="hybridMultilevel"/>
     <w:tmpl w:val="C3EA86D4"/>
@@ -5591,7 +5790,7 @@
       </w:rPr>
     </w:lvl>
   </w:abstractNum>
-  <w:abstractNum w:abstractNumId="3">
+  <w:abstractNum w:abstractNumId="3" w15:restartNumberingAfterBreak="0">
     <w:nsid w:val="372D7582"/>
     <w:multiLevelType w:val="hybridMultilevel"/>
     <w:tmpl w:val="AF246BD8"/>
@@ -5704,7 +5903,7 @@
       </w:rPr>
     </w:lvl>
   </w:abstractNum>
-  <w:abstractNum w:abstractNumId="4">
+  <w:abstractNum w:abstractNumId="4" w15:restartNumberingAfterBreak="0">
     <w:nsid w:val="3BAC63A6"/>
     <w:multiLevelType w:val="hybridMultilevel"/>
     <w:tmpl w:val="66FA105C"/>
@@ -5793,7 +5992,7 @@
       </w:pPr>
     </w:lvl>
   </w:abstractNum>
-  <w:abstractNum w:abstractNumId="5">
+  <w:abstractNum w:abstractNumId="5" w15:restartNumberingAfterBreak="0">
     <w:nsid w:val="54CB2B6F"/>
     <w:multiLevelType w:val="hybridMultilevel"/>
     <w:tmpl w:val="FB0A7B34"/>
@@ -5882,7 +6081,7 @@
       </w:pPr>
     </w:lvl>
   </w:abstractNum>
-  <w:abstractNum w:abstractNumId="6">
+  <w:abstractNum w:abstractNumId="6" w15:restartNumberingAfterBreak="0">
     <w:nsid w:val="68BD6CF9"/>
     <w:multiLevelType w:val="hybridMultilevel"/>
     <w:tmpl w:val="FD54193C"/>
@@ -5995,7 +6194,7 @@
       </w:rPr>
     </w:lvl>
   </w:abstractNum>
-  <w:abstractNum w:abstractNumId="7">
+  <w:abstractNum w:abstractNumId="7" w15:restartNumberingAfterBreak="0">
     <w:nsid w:val="6EA02C5C"/>
     <w:multiLevelType w:val="hybridMultilevel"/>
     <w:tmpl w:val="93A0FAF2"/>
@@ -6108,7 +6307,7 @@
       </w:rPr>
     </w:lvl>
   </w:abstractNum>
-  <w:abstractNum w:abstractNumId="8">
+  <w:abstractNum w:abstractNumId="8" w15:restartNumberingAfterBreak="0">
     <w:nsid w:val="79F75609"/>
     <w:multiLevelType w:val="hybridMultilevel"/>
     <w:tmpl w:val="68805650"/>
@@ -6197,7 +6396,7 @@
       </w:pPr>
     </w:lvl>
   </w:abstractNum>
-  <w:abstractNum w:abstractNumId="9">
+  <w:abstractNum w:abstractNumId="9" w15:restartNumberingAfterBreak="0">
     <w:nsid w:val="7E1C4935"/>
     <w:multiLevelType w:val="hybridMultilevel"/>
     <w:tmpl w:val="0CFEC2B8"/>
@@ -6286,41 +6485,41 @@
       </w:pPr>
     </w:lvl>
   </w:abstractNum>
-  <w:num w:numId="1">
+  <w:num w:numId="1" w16cid:durableId="762260044">
     <w:abstractNumId w:val="9"/>
   </w:num>
-  <w:num w:numId="2">
+  <w:num w:numId="2" w16cid:durableId="26300502">
     <w:abstractNumId w:val="3"/>
   </w:num>
-  <w:num w:numId="3">
+  <w:num w:numId="3" w16cid:durableId="1248224754">
     <w:abstractNumId w:val="2"/>
   </w:num>
-  <w:num w:numId="4">
+  <w:num w:numId="4" w16cid:durableId="838931603">
     <w:abstractNumId w:val="7"/>
   </w:num>
-  <w:num w:numId="5">
+  <w:num w:numId="5" w16cid:durableId="219557314">
     <w:abstractNumId w:val="5"/>
   </w:num>
-  <w:num w:numId="6">
+  <w:num w:numId="6" w16cid:durableId="2031026655">
     <w:abstractNumId w:val="1"/>
   </w:num>
-  <w:num w:numId="7">
+  <w:num w:numId="7" w16cid:durableId="2053727943">
     <w:abstractNumId w:val="0"/>
   </w:num>
-  <w:num w:numId="8">
+  <w:num w:numId="8" w16cid:durableId="291181361">
     <w:abstractNumId w:val="6"/>
   </w:num>
-  <w:num w:numId="9">
+  <w:num w:numId="9" w16cid:durableId="944196054">
     <w:abstractNumId w:val="4"/>
   </w:num>
-  <w:num w:numId="10">
+  <w:num w:numId="10" w16cid:durableId="459569744">
     <w:abstractNumId w:val="8"/>
   </w:num>
 </w:numbering>
 </file>
 
 <file path=word/styles.xml><?xml version="1.0" encoding="utf-8"?>
-<w:styles xmlns:mc="http://schemas.openxmlformats.org/markup-compatibility/2006" xmlns:r="http://schemas.openxmlformats.org/officeDocument/2006/relationships" xmlns:w="http://schemas.openxmlformats.org/wordprocessingml/2006/main" xmlns:w14="http://schemas.microsoft.com/office/word/2010/wordml" mc:Ignorable="w14">
+<w:styles xmlns:mc="http://schemas.openxmlformats.org/markup-compatibility/2006" xmlns:r="http://schemas.openxmlformats.org/officeDocument/2006/relationships" xmlns:w="http://schemas.openxmlformats.org/wordprocessingml/2006/main" xmlns:w14="http://schemas.microsoft.com/office/word/2010/wordml" xmlns:w15="http://schemas.microsoft.com/office/word/2012/wordml" xmlns:w16cex="http://schemas.microsoft.com/office/word/2018/wordml/cex" xmlns:w16cid="http://schemas.microsoft.com/office/word/2016/wordml/cid" xmlns:w16="http://schemas.microsoft.com/office/word/2018/wordml" xmlns:w16sdtdh="http://schemas.microsoft.com/office/word/2020/wordml/sdtdatahash" xmlns:w16se="http://schemas.microsoft.com/office/word/2015/wordml/symex" mc:Ignorable="w14 w15 w16se w16cid w16 w16cex w16sdtdh">
   <w:docDefaults>
     <w:rPrDefault>
       <w:rPr>
@@ -6336,144 +6535,383 @@
       </w:pPr>
     </w:pPrDefault>
   </w:docDefaults>
-  <w:latentStyles w:defLockedState="0" w:defUIPriority="99" w:defSemiHidden="1" w:defUnhideWhenUsed="1" w:defQFormat="0" w:count="267">
-    <w:lsdException w:name="Normal" w:semiHidden="0" w:uiPriority="0" w:unhideWhenUsed="0" w:qFormat="1"/>
-    <w:lsdException w:name="heading 1" w:semiHidden="0" w:uiPriority="9" w:unhideWhenUsed="0" w:qFormat="1"/>
-    <w:lsdException w:name="heading 2" w:uiPriority="9" w:qFormat="1"/>
-    <w:lsdException w:name="heading 3" w:uiPriority="9" w:qFormat="1"/>
-    <w:lsdException w:name="heading 4" w:uiPriority="9" w:qFormat="1"/>
-    <w:lsdException w:name="heading 5" w:uiPriority="9" w:qFormat="1"/>
-    <w:lsdException w:name="heading 6" w:uiPriority="9" w:qFormat="1"/>
-    <w:lsdException w:name="heading 7" w:uiPriority="9" w:qFormat="1"/>
-    <w:lsdException w:name="heading 8" w:uiPriority="9" w:qFormat="1"/>
-    <w:lsdException w:name="heading 9" w:uiPriority="9" w:qFormat="1"/>
-    <w:lsdException w:name="toc 1" w:uiPriority="39"/>
-    <w:lsdException w:name="toc 2" w:uiPriority="39"/>
-    <w:lsdException w:name="toc 3" w:uiPriority="39"/>
-    <w:lsdException w:name="toc 4" w:uiPriority="39"/>
-    <w:lsdException w:name="toc 5" w:uiPriority="39"/>
-    <w:lsdException w:name="toc 6" w:uiPriority="39"/>
-    <w:lsdException w:name="toc 7" w:uiPriority="39"/>
-    <w:lsdException w:name="toc 8" w:uiPriority="39"/>
-    <w:lsdException w:name="toc 9" w:uiPriority="39"/>
-    <w:lsdException w:name="caption" w:uiPriority="35" w:qFormat="1"/>
-    <w:lsdException w:name="Title" w:semiHidden="0" w:uiPriority="10" w:unhideWhenUsed="0" w:qFormat="1"/>
-    <w:lsdException w:name="Default Paragraph Font" w:uiPriority="1"/>
-    <w:lsdException w:name="Subtitle" w:semiHidden="0" w:uiPriority="11" w:unhideWhenUsed="0" w:qFormat="1"/>
-    <w:lsdException w:name="Strong" w:semiHidden="0" w:uiPriority="22" w:unhideWhenUsed="0" w:qFormat="1"/>
-    <w:lsdException w:name="Emphasis" w:semiHidden="0" w:uiPriority="20" w:unhideWhenUsed="0" w:qFormat="1"/>
-    <w:lsdException w:name="Table Grid" w:semiHidden="0" w:uiPriority="59" w:unhideWhenUsed="0"/>
-    <w:lsdException w:name="Placeholder Text" w:unhideWhenUsed="0"/>
-    <w:lsdException w:name="No Spacing" w:semiHidden="0" w:uiPriority="1" w:unhideWhenUsed="0" w:qFormat="1"/>
-    <w:lsdException w:name="Light Shading" w:semiHidden="0" w:uiPriority="60" w:unhideWhenUsed="0"/>
-    <w:lsdException w:name="Light List" w:semiHidden="0" w:uiPriority="61" w:unhideWhenUsed="0"/>
-    <w:lsdException w:name="Light Grid" w:semiHidden="0" w:uiPriority="62" w:unhideWhenUsed="0"/>
-    <w:lsdException w:name="Medium Shading 1" w:semiHidden="0" w:uiPriority="63" w:unhideWhenUsed="0"/>
-    <w:lsdException w:name="Medium Shading 2" w:semiHidden="0" w:uiPriority="64" w:unhideWhenUsed="0"/>
-    <w:lsdException w:name="Medium List 1" w:semiHidden="0" w:uiPriority="65" w:unhideWhenUsed="0"/>
-    <w:lsdException w:name="Medium List 2" w:semiHidden="0" w:uiPriority="66" w:unhideWhenUsed="0"/>
-    <w:lsdException w:name="Medium Grid 1" w:semiHidden="0" w:uiPriority="67" w:unhideWhenUsed="0"/>
-    <w:lsdException w:name="Medium Grid 2" w:semiHidden="0" w:uiPriority="68" w:unhideWhenUsed="0"/>
-    <w:lsdException w:name="Medium Grid 3" w:semiHidden="0" w:uiPriority="69" w:unhideWhenUsed="0"/>
-    <w:lsdException w:name="Dark List" w:semiHidden="0" w:uiPriority="70" w:unhideWhenUsed="0"/>
-    <w:lsdException w:name="Colorful Shading" w:semiHidden="0" w:uiPriority="71" w:unhideWhenUsed="0"/>
-    <w:lsdException w:name="Colorful List" w:semiHidden="0" w:uiPriority="72" w:unhideWhenUsed="0"/>
-    <w:lsdException w:name="Colorful Grid" w:semiHidden="0" w:uiPriority="73" w:unhideWhenUsed="0"/>
-    <w:lsdException w:name="Light Shading Accent 1" w:semiHidden="0" w:uiPriority="60" w:unhideWhenUsed="0"/>
-    <w:lsdException w:name="Light List Accent 1" w:semiHidden="0" w:uiPriority="61" w:unhideWhenUsed="0"/>
-    <w:lsdException w:name="Light Grid Accent 1" w:semiHidden="0" w:uiPriority="62" w:unhideWhenUsed="0"/>
-    <w:lsdException w:name="Medium Shading 1 Accent 1" w:semiHidden="0" w:uiPriority="63" w:unhideWhenUsed="0"/>
-    <w:lsdException w:name="Medium Shading 2 Accent 1" w:semiHidden="0" w:uiPriority="64" w:unhideWhenUsed="0"/>
-    <w:lsdException w:name="Medium List 1 Accent 1" w:semiHidden="0" w:uiPriority="65" w:unhideWhenUsed="0"/>
-    <w:lsdException w:name="Revision" w:unhideWhenUsed="0"/>
-    <w:lsdException w:name="List Paragraph" w:semiHidden="0" w:uiPriority="34" w:unhideWhenUsed="0" w:qFormat="1"/>
-    <w:lsdException w:name="Quote" w:semiHidden="0" w:uiPriority="29" w:unhideWhenUsed="0" w:qFormat="1"/>
-    <w:lsdException w:name="Intense Quote" w:semiHidden="0" w:uiPriority="30" w:unhideWhenUsed="0" w:qFormat="1"/>
-    <w:lsdException w:name="Medium List 2 Accent 1" w:semiHidden="0" w:uiPriority="66" w:unhideWhenUsed="0"/>
-    <w:lsdException w:name="Medium Grid 1 Accent 1" w:semiHidden="0" w:uiPriority="67" w:unhideWhenUsed="0"/>
-    <w:lsdException w:name="Medium Grid 2 Accent 1" w:semiHidden="0" w:uiPriority="68" w:unhideWhenUsed="0"/>
-    <w:lsdException w:name="Medium Grid 3 Accent 1" w:semiHidden="0" w:uiPriority="69" w:unhideWhenUsed="0"/>
-    <w:lsdException w:name="Dark List Accent 1" w:semiHidden="0" w:uiPriority="70" w:unhideWhenUsed="0"/>
-    <w:lsdException w:name="Colorful Shading Accent 1" w:semiHidden="0" w:uiPriority="71" w:unhideWhenUsed="0"/>
-    <w:lsdException w:name="Colorful List Accent 1" w:semiHidden="0" w:uiPriority="72" w:unhideWhenUsed="0"/>
-    <w:lsdException w:name="Colorful Grid Accent 1" w:semiHidden="0" w:uiPriority="73" w:unhideWhenUsed="0"/>
-    <w:lsdException w:name="Light Shading Accent 2" w:semiHidden="0" w:uiPriority="60" w:unhideWhenUsed="0"/>
-    <w:lsdException w:name="Light List Accent 2" w:semiHidden="0" w:uiPriority="61" w:unhideWhenUsed="0"/>
-    <w:lsdException w:name="Light Grid Accent 2" w:semiHidden="0" w:uiPriority="62" w:unhideWhenUsed="0"/>
-    <w:lsdException w:name="Medium Shading 1 Accent 2" w:semiHidden="0" w:uiPriority="63" w:unhideWhenUsed="0"/>
-    <w:lsdException w:name="Medium Shading 2 Accent 2" w:semiHidden="0" w:uiPriority="64" w:unhideWhenUsed="0"/>
-    <w:lsdException w:name="Medium List 1 Accent 2" w:semiHidden="0" w:uiPriority="65" w:unhideWhenUsed="0"/>
-    <w:lsdException w:name="Medium List 2 Accent 2" w:semiHidden="0" w:uiPriority="66" w:unhideWhenUsed="0"/>
-    <w:lsdException w:name="Medium Grid 1 Accent 2" w:semiHidden="0" w:uiPriority="67" w:unhideWhenUsed="0"/>
-    <w:lsdException w:name="Medium Grid 2 Accent 2" w:semiHidden="0" w:uiPriority="68" w:unhideWhenUsed="0"/>
-    <w:lsdException w:name="Medium Grid 3 Accent 2" w:semiHidden="0" w:uiPriority="69" w:unhideWhenUsed="0"/>
-    <w:lsdException w:name="Dark List Accent 2" w:semiHidden="0" w:uiPriority="70" w:unhideWhenUsed="0"/>
-    <w:lsdException w:name="Colorful Shading Accent 2" w:semiHidden="0" w:uiPriority="71" w:unhideWhenUsed="0"/>
-    <w:lsdException w:name="Colorful List Accent 2" w:semiHidden="0" w:uiPriority="72" w:unhideWhenUsed="0"/>
-    <w:lsdException w:name="Colorful Grid Accent 2" w:semiHidden="0" w:uiPriority="73" w:unhideWhenUsed="0"/>
-    <w:lsdException w:name="Light Shading Accent 3" w:semiHidden="0" w:uiPriority="60" w:unhideWhenUsed="0"/>
-    <w:lsdException w:name="Light List Accent 3" w:semiHidden="0" w:uiPriority="61" w:unhideWhenUsed="0"/>
-    <w:lsdException w:name="Light Grid Accent 3" w:semiHidden="0" w:uiPriority="62" w:unhideWhenUsed="0"/>
-    <w:lsdException w:name="Medium Shading 1 Accent 3" w:semiHidden="0" w:uiPriority="63" w:unhideWhenUsed="0"/>
-    <w:lsdException w:name="Medium Shading 2 Accent 3" w:semiHidden="0" w:uiPriority="64" w:unhideWhenUsed="0"/>
-    <w:lsdException w:name="Medium List 1 Accent 3" w:semiHidden="0" w:uiPriority="65" w:unhideWhenUsed="0"/>
-    <w:lsdException w:name="Medium List 2 Accent 3" w:semiHidden="0" w:uiPriority="66" w:unhideWhenUsed="0"/>
-    <w:lsdException w:name="Medium Grid 1 Accent 3" w:semiHidden="0" w:uiPriority="67" w:unhideWhenUsed="0"/>
-    <w:lsdException w:name="Medium Grid 2 Accent 3" w:semiHidden="0" w:uiPriority="68" w:unhideWhenUsed="0"/>
-    <w:lsdException w:name="Medium Grid 3 Accent 3" w:semiHidden="0" w:uiPriority="69" w:unhideWhenUsed="0"/>
-    <w:lsdException w:name="Dark List Accent 3" w:semiHidden="0" w:uiPriority="70" w:unhideWhenUsed="0"/>
-    <w:lsdException w:name="Colorful Shading Accent 3" w:semiHidden="0" w:uiPriority="71" w:unhideWhenUsed="0"/>
-    <w:lsdException w:name="Colorful List Accent 3" w:semiHidden="0" w:uiPriority="72" w:unhideWhenUsed="0"/>
-    <w:lsdException w:name="Colorful Grid Accent 3" w:semiHidden="0" w:uiPriority="73" w:unhideWhenUsed="0"/>
-    <w:lsdException w:name="Light Shading Accent 4" w:semiHidden="0" w:uiPriority="60" w:unhideWhenUsed="0"/>
-    <w:lsdException w:name="Light List Accent 4" w:semiHidden="0" w:uiPriority="61" w:unhideWhenUsed="0"/>
-    <w:lsdException w:name="Light Grid Accent 4" w:semiHidden="0" w:uiPriority="62" w:unhideWhenUsed="0"/>
-    <w:lsdException w:name="Medium Shading 1 Accent 4" w:semiHidden="0" w:uiPriority="63" w:unhideWhenUsed="0"/>
-    <w:lsdException w:name="Medium Shading 2 Accent 4" w:semiHidden="0" w:uiPriority="64" w:unhideWhenUsed="0"/>
-    <w:lsdException w:name="Medium List 1 Accent 4" w:semiHidden="0" w:uiPriority="65" w:unhideWhenUsed="0"/>
-    <w:lsdException w:name="Medium List 2 Accent 4" w:semiHidden="0" w:uiPriority="66" w:unhideWhenUsed="0"/>
-    <w:lsdException w:name="Medium Grid 1 Accent 4" w:semiHidden="0" w:uiPriority="67" w:unhideWhenUsed="0"/>
-    <w:lsdException w:name="Medium Grid 2 Accent 4" w:semiHidden="0" w:uiPriority="68" w:unhideWhenUsed="0"/>
-    <w:lsdException w:name="Medium Grid 3 Accent 4" w:semiHidden="0" w:uiPriority="69" w:unhideWhenUsed="0"/>
-    <w:lsdException w:name="Dark List Accent 4" w:semiHidden="0" w:uiPriority="70" w:unhideWhenUsed="0"/>
-    <w:lsdException w:name="Colorful Shading Accent 4" w:semiHidden="0" w:uiPriority="71" w:unhideWhenUsed="0"/>
-    <w:lsdException w:name="Colorful List Accent 4" w:semiHidden="0" w:uiPriority="72" w:unhideWhenUsed="0"/>
-    <w:lsdException w:name="Colorful Grid Accent 4" w:semiHidden="0" w:uiPriority="73" w:unhideWhenUsed="0"/>
-    <w:lsdException w:name="Light Shading Accent 5" w:semiHidden="0" w:uiPriority="60" w:unhideWhenUsed="0"/>
-    <w:lsdException w:name="Light List Accent 5" w:semiHidden="0" w:uiPriority="61" w:unhideWhenUsed="0"/>
-    <w:lsdException w:name="Light Grid Accent 5" w:semiHidden="0" w:uiPriority="62" w:unhideWhenUsed="0"/>
-    <w:lsdException w:name="Medium Shading 1 Accent 5" w:semiHidden="0" w:uiPriority="63" w:unhideWhenUsed="0"/>
-    <w:lsdException w:name="Medium Shading 2 Accent 5" w:semiHidden="0" w:uiPriority="64" w:unhideWhenUsed="0"/>
-    <w:lsdException w:name="Medium List 1 Accent 5" w:semiHidden="0" w:uiPriority="65" w:unhideWhenUsed="0"/>
-    <w:lsdException w:name="Medium List 2 Accent 5" w:semiHidden="0" w:uiPriority="66" w:unhideWhenUsed="0"/>
-    <w:lsdException w:name="Medium Grid 1 Accent 5" w:semiHidden="0" w:uiPriority="67" w:unhideWhenUsed="0"/>
-    <w:lsdException w:name="Medium Grid 2 Accent 5" w:semiHidden="0" w:uiPriority="68" w:unhideWhenUsed="0"/>
-    <w:lsdException w:name="Medium Grid 3 Accent 5" w:semiHidden="0" w:uiPriority="69" w:unhideWhenUsed="0"/>
-    <w:lsdException w:name="Dark List Accent 5" w:semiHidden="0" w:uiPriority="70" w:unhideWhenUsed="0"/>
-    <w:lsdException w:name="Colorful Shading Accent 5" w:semiHidden="0" w:uiPriority="71" w:unhideWhenUsed="0"/>
-    <w:lsdException w:name="Colorful List Accent 5" w:semiHidden="0" w:uiPriority="72" w:unhideWhenUsed="0"/>
-    <w:lsdException w:name="Colorful Grid Accent 5" w:semiHidden="0" w:uiPriority="73" w:unhideWhenUsed="0"/>
-    <w:lsdException w:name="Light Shading Accent 6" w:semiHidden="0" w:uiPriority="60" w:unhideWhenUsed="0"/>
-    <w:lsdException w:name="Light List Accent 6" w:semiHidden="0" w:uiPriority="61" w:unhideWhenUsed="0"/>
-    <w:lsdException w:name="Light Grid Accent 6" w:semiHidden="0" w:uiPriority="62" w:unhideWhenUsed="0"/>
-    <w:lsdException w:name="Medium Shading 1 Accent 6" w:semiHidden="0" w:uiPriority="63" w:unhideWhenUsed="0"/>
-    <w:lsdException w:name="Medium Shading 2 Accent 6" w:semiHidden="0" w:uiPriority="64" w:unhideWhenUsed="0"/>
-    <w:lsdException w:name="Medium List 1 Accent 6" w:semiHidden="0" w:uiPriority="65" w:unhideWhenUsed="0"/>
-    <w:lsdException w:name="Medium List 2 Accent 6" w:semiHidden="0" w:uiPriority="66" w:unhideWhenUsed="0"/>
-    <w:lsdException w:name="Medium Grid 1 Accent 6" w:semiHidden="0" w:uiPriority="67" w:unhideWhenUsed="0"/>
-    <w:lsdException w:name="Medium Grid 2 Accent 6" w:semiHidden="0" w:uiPriority="68" w:unhideWhenUsed="0"/>
-    <w:lsdException w:name="Medium Grid 3 Accent 6" w:semiHidden="0" w:uiPriority="69" w:unhideWhenUsed="0"/>
-    <w:lsdException w:name="Dark List Accent 6" w:semiHidden="0" w:uiPriority="70" w:unhideWhenUsed="0"/>
-    <w:lsdException w:name="Colorful Shading Accent 6" w:semiHidden="0" w:uiPriority="71" w:unhideWhenUsed="0"/>
-    <w:lsdException w:name="Colorful List Accent 6" w:semiHidden="0" w:uiPriority="72" w:unhideWhenUsed="0"/>
-    <w:lsdException w:name="Colorful Grid Accent 6" w:semiHidden="0" w:uiPriority="73" w:unhideWhenUsed="0"/>
-    <w:lsdException w:name="Subtle Emphasis" w:semiHidden="0" w:uiPriority="19" w:unhideWhenUsed="0" w:qFormat="1"/>
-    <w:lsdException w:name="Intense Emphasis" w:semiHidden="0" w:uiPriority="21" w:unhideWhenUsed="0" w:qFormat="1"/>
-    <w:lsdException w:name="Subtle Reference" w:semiHidden="0" w:uiPriority="31" w:unhideWhenUsed="0" w:qFormat="1"/>
-    <w:lsdException w:name="Intense Reference" w:semiHidden="0" w:uiPriority="32" w:unhideWhenUsed="0" w:qFormat="1"/>
-    <w:lsdException w:name="Book Title" w:semiHidden="0" w:uiPriority="33" w:unhideWhenUsed="0" w:qFormat="1"/>
-    <w:lsdException w:name="Bibliography" w:uiPriority="37"/>
-    <w:lsdException w:name="TOC Heading" w:uiPriority="39" w:qFormat="1"/>
+  <w:latentStyles w:defLockedState="0" w:defUIPriority="99" w:defSemiHidden="0" w:defUnhideWhenUsed="0" w:defQFormat="0" w:count="376">
+    <w:lsdException w:name="Normal" w:uiPriority="0" w:qFormat="1"/>
+    <w:lsdException w:name="heading 1" w:uiPriority="9" w:qFormat="1"/>
+    <w:lsdException w:name="heading 2" w:semiHidden="1" w:uiPriority="9" w:unhideWhenUsed="1" w:qFormat="1"/>
+    <w:lsdException w:name="heading 3" w:semiHidden="1" w:uiPriority="9" w:unhideWhenUsed="1" w:qFormat="1"/>
+    <w:lsdException w:name="heading 4" w:semiHidden="1" w:uiPriority="9" w:unhideWhenUsed="1" w:qFormat="1"/>
+    <w:lsdException w:name="heading 5" w:semiHidden="1" w:uiPriority="9" w:unhideWhenUsed="1" w:qFormat="1"/>
+    <w:lsdException w:name="heading 6" w:semiHidden="1" w:uiPriority="9" w:unhideWhenUsed="1" w:qFormat="1"/>
+    <w:lsdException w:name="heading 7" w:semiHidden="1" w:uiPriority="9" w:unhideWhenUsed="1" w:qFormat="1"/>
+    <w:lsdException w:name="heading 8" w:semiHidden="1" w:uiPriority="9" w:unhideWhenUsed="1" w:qFormat="1"/>
+    <w:lsdException w:name="heading 9" w:semiHidden="1" w:uiPriority="9" w:unhideWhenUsed="1" w:qFormat="1"/>
+    <w:lsdException w:name="index 1" w:semiHidden="1" w:unhideWhenUsed="1"/>
+    <w:lsdException w:name="index 2" w:semiHidden="1" w:unhideWhenUsed="1"/>
+    <w:lsdException w:name="index 3" w:semiHidden="1" w:unhideWhenUsed="1"/>
+    <w:lsdException w:name="index 4" w:semiHidden="1" w:unhideWhenUsed="1"/>
+    <w:lsdException w:name="index 5" w:semiHidden="1" w:unhideWhenUsed="1"/>
+    <w:lsdException w:name="index 6" w:semiHidden="1" w:unhideWhenUsed="1"/>
+    <w:lsdException w:name="index 7" w:semiHidden="1" w:unhideWhenUsed="1"/>
+    <w:lsdException w:name="index 8" w:semiHidden="1" w:unhideWhenUsed="1"/>
+    <w:lsdException w:name="index 9" w:semiHidden="1" w:unhideWhenUsed="1"/>
+    <w:lsdException w:name="toc 1" w:semiHidden="1" w:uiPriority="39" w:unhideWhenUsed="1"/>
+    <w:lsdException w:name="toc 2" w:semiHidden="1" w:uiPriority="39" w:unhideWhenUsed="1"/>
+    <w:lsdException w:name="toc 3" w:semiHidden="1" w:uiPriority="39" w:unhideWhenUsed="1"/>
+    <w:lsdException w:name="toc 4" w:semiHidden="1" w:uiPriority="39" w:unhideWhenUsed="1"/>
+    <w:lsdException w:name="toc 5" w:semiHidden="1" w:uiPriority="39" w:unhideWhenUsed="1"/>
+    <w:lsdException w:name="toc 6" w:semiHidden="1" w:uiPriority="39" w:unhideWhenUsed="1"/>
+    <w:lsdException w:name="toc 7" w:semiHidden="1" w:uiPriority="39" w:unhideWhenUsed="1"/>
+    <w:lsdException w:name="toc 8" w:semiHidden="1" w:uiPriority="39" w:unhideWhenUsed="1"/>
+    <w:lsdException w:name="toc 9" w:semiHidden="1" w:uiPriority="39" w:unhideWhenUsed="1"/>
+    <w:lsdException w:name="Normal Indent" w:semiHidden="1" w:unhideWhenUsed="1"/>
+    <w:lsdException w:name="footnote text" w:semiHidden="1" w:unhideWhenUsed="1"/>
+    <w:lsdException w:name="annotation text" w:semiHidden="1" w:unhideWhenUsed="1"/>
+    <w:lsdException w:name="header" w:semiHidden="1" w:unhideWhenUsed="1"/>
+    <w:lsdException w:name="footer" w:semiHidden="1" w:unhideWhenUsed="1"/>
+    <w:lsdException w:name="index heading" w:semiHidden="1" w:unhideWhenUsed="1"/>
+    <w:lsdException w:name="caption" w:semiHidden="1" w:uiPriority="35" w:unhideWhenUsed="1" w:qFormat="1"/>
+    <w:lsdException w:name="table of figures" w:semiHidden="1" w:unhideWhenUsed="1"/>
+    <w:lsdException w:name="envelope address" w:semiHidden="1" w:unhideWhenUsed="1"/>
+    <w:lsdException w:name="envelope return" w:semiHidden="1" w:unhideWhenUsed="1"/>
+    <w:lsdException w:name="footnote reference" w:semiHidden="1" w:unhideWhenUsed="1"/>
+    <w:lsdException w:name="annotation reference" w:semiHidden="1" w:unhideWhenUsed="1"/>
+    <w:lsdException w:name="line number" w:semiHidden="1" w:unhideWhenUsed="1"/>
+    <w:lsdException w:name="page number" w:semiHidden="1" w:unhideWhenUsed="1"/>
+    <w:lsdException w:name="endnote reference" w:semiHidden="1" w:unhideWhenUsed="1"/>
+    <w:lsdException w:name="endnote text" w:semiHidden="1" w:unhideWhenUsed="1"/>
+    <w:lsdException w:name="table of authorities" w:semiHidden="1" w:unhideWhenUsed="1"/>
+    <w:lsdException w:name="macro" w:semiHidden="1" w:unhideWhenUsed="1"/>
+    <w:lsdException w:name="toa heading" w:semiHidden="1" w:unhideWhenUsed="1"/>
+    <w:lsdException w:name="List" w:semiHidden="1" w:unhideWhenUsed="1"/>
+    <w:lsdException w:name="List Bullet" w:semiHidden="1" w:unhideWhenUsed="1"/>
+    <w:lsdException w:name="List Number" w:semiHidden="1" w:unhideWhenUsed="1"/>
+    <w:lsdException w:name="List 2" w:semiHidden="1" w:unhideWhenUsed="1"/>
+    <w:lsdException w:name="List 3" w:semiHidden="1" w:unhideWhenUsed="1"/>
+    <w:lsdException w:name="List 4" w:semiHidden="1" w:unhideWhenUsed="1"/>
+    <w:lsdException w:name="List 5" w:semiHidden="1" w:unhideWhenUsed="1"/>
+    <w:lsdException w:name="List Bullet 2" w:semiHidden="1" w:unhideWhenUsed="1"/>
+    <w:lsdException w:name="List Bullet 3" w:semiHidden="1" w:unhideWhenUsed="1"/>
+    <w:lsdException w:name="List Bullet 4" w:semiHidden="1" w:unhideWhenUsed="1"/>
+    <w:lsdException w:name="List Bullet 5" w:semiHidden="1" w:unhideWhenUsed="1"/>
+    <w:lsdException w:name="List Number 2" w:semiHidden="1" w:unhideWhenUsed="1"/>
+    <w:lsdException w:name="List Number 3" w:semiHidden="1" w:unhideWhenUsed="1"/>
+    <w:lsdException w:name="List Number 4" w:semiHidden="1" w:unhideWhenUsed="1"/>
+    <w:lsdException w:name="List Number 5" w:semiHidden="1" w:unhideWhenUsed="1"/>
+    <w:lsdException w:name="Title" w:uiPriority="10" w:qFormat="1"/>
+    <w:lsdException w:name="Closing" w:semiHidden="1" w:unhideWhenUsed="1"/>
+    <w:lsdException w:name="Signature" w:semiHidden="1" w:unhideWhenUsed="1"/>
+    <w:lsdException w:name="Default Paragraph Font" w:semiHidden="1" w:uiPriority="1" w:unhideWhenUsed="1"/>
+    <w:lsdException w:name="Body Text" w:semiHidden="1" w:unhideWhenUsed="1"/>
+    <w:lsdException w:name="Body Text Indent" w:semiHidden="1" w:unhideWhenUsed="1"/>
+    <w:lsdException w:name="List Continue" w:semiHidden="1" w:unhideWhenUsed="1"/>
+    <w:lsdException w:name="List Continue 2" w:semiHidden="1" w:unhideWhenUsed="1"/>
+    <w:lsdException w:name="List Continue 3" w:semiHidden="1" w:unhideWhenUsed="1"/>
+    <w:lsdException w:name="List Continue 4" w:semiHidden="1" w:unhideWhenUsed="1"/>
+    <w:lsdException w:name="List Continue 5" w:semiHidden="1" w:unhideWhenUsed="1"/>
+    <w:lsdException w:name="Message Header" w:semiHidden="1" w:unhideWhenUsed="1"/>
+    <w:lsdException w:name="Subtitle" w:uiPriority="11" w:qFormat="1"/>
+    <w:lsdException w:name="Salutation" w:semiHidden="1" w:unhideWhenUsed="1"/>
+    <w:lsdException w:name="Date" w:semiHidden="1" w:unhideWhenUsed="1"/>
+    <w:lsdException w:name="Body Text First Indent" w:semiHidden="1" w:unhideWhenUsed="1"/>
+    <w:lsdException w:name="Body Text First Indent 2" w:semiHidden="1" w:unhideWhenUsed="1"/>
+    <w:lsdException w:name="Note Heading" w:semiHidden="1" w:unhideWhenUsed="1"/>
+    <w:lsdException w:name="Body Text 2" w:semiHidden="1" w:unhideWhenUsed="1"/>
+    <w:lsdException w:name="Body Text 3" w:semiHidden="1" w:unhideWhenUsed="1"/>
+    <w:lsdException w:name="Body Text Indent 2" w:semiHidden="1" w:unhideWhenUsed="1"/>
+    <w:lsdException w:name="Body Text Indent 3" w:semiHidden="1" w:unhideWhenUsed="1"/>
+    <w:lsdException w:name="Block Text" w:semiHidden="1" w:unhideWhenUsed="1"/>
+    <w:lsdException w:name="Hyperlink" w:semiHidden="1" w:unhideWhenUsed="1"/>
+    <w:lsdException w:name="FollowedHyperlink" w:semiHidden="1" w:unhideWhenUsed="1"/>
+    <w:lsdException w:name="Strong" w:uiPriority="22" w:qFormat="1"/>
+    <w:lsdException w:name="Emphasis" w:uiPriority="20" w:qFormat="1"/>
+    <w:lsdException w:name="Document Map" w:semiHidden="1" w:unhideWhenUsed="1"/>
+    <w:lsdException w:name="Plain Text" w:semiHidden="1" w:unhideWhenUsed="1"/>
+    <w:lsdException w:name="E-mail Signature" w:semiHidden="1" w:unhideWhenUsed="1"/>
+    <w:lsdException w:name="HTML Top of Form" w:semiHidden="1" w:unhideWhenUsed="1"/>
+    <w:lsdException w:name="HTML Bottom of Form" w:semiHidden="1" w:unhideWhenUsed="1"/>
+    <w:lsdException w:name="Normal (Web)" w:semiHidden="1" w:unhideWhenUsed="1"/>
+    <w:lsdException w:name="HTML Acronym" w:semiHidden="1" w:unhideWhenUsed="1"/>
+    <w:lsdException w:name="HTML Address" w:semiHidden="1" w:unhideWhenUsed="1"/>
+    <w:lsdException w:name="HTML Cite" w:semiHidden="1" w:unhideWhenUsed="1"/>
+    <w:lsdException w:name="HTML Code" w:semiHidden="1" w:unhideWhenUsed="1"/>
+    <w:lsdException w:name="HTML Definition" w:semiHidden="1" w:unhideWhenUsed="1"/>
+    <w:lsdException w:name="HTML Keyboard" w:semiHidden="1" w:unhideWhenUsed="1"/>
+    <w:lsdException w:name="HTML Preformatted" w:semiHidden="1" w:unhideWhenUsed="1"/>
+    <w:lsdException w:name="HTML Sample" w:semiHidden="1" w:unhideWhenUsed="1"/>
+    <w:lsdException w:name="HTML Typewriter" w:semiHidden="1" w:unhideWhenUsed="1"/>
+    <w:lsdException w:name="HTML Variable" w:semiHidden="1" w:unhideWhenUsed="1"/>
+    <w:lsdException w:name="Normal Table" w:semiHidden="1" w:unhideWhenUsed="1"/>
+    <w:lsdException w:name="annotation subject" w:semiHidden="1" w:unhideWhenUsed="1"/>
+    <w:lsdException w:name="No List" w:semiHidden="1" w:unhideWhenUsed="1"/>
+    <w:lsdException w:name="Outline List 1" w:semiHidden="1" w:unhideWhenUsed="1"/>
+    <w:lsdException w:name="Outline List 2" w:semiHidden="1" w:unhideWhenUsed="1"/>
+    <w:lsdException w:name="Outline List 3" w:semiHidden="1" w:unhideWhenUsed="1"/>
+    <w:lsdException w:name="Table Simple 1" w:semiHidden="1" w:unhideWhenUsed="1"/>
+    <w:lsdException w:name="Table Simple 2" w:semiHidden="1" w:unhideWhenUsed="1"/>
+    <w:lsdException w:name="Table Simple 3" w:semiHidden="1" w:unhideWhenUsed="1"/>
+    <w:lsdException w:name="Table Classic 1" w:semiHidden="1" w:unhideWhenUsed="1"/>
+    <w:lsdException w:name="Table Classic 2" w:semiHidden="1" w:unhideWhenUsed="1"/>
+    <w:lsdException w:name="Table Classic 3" w:semiHidden="1" w:unhideWhenUsed="1"/>
+    <w:lsdException w:name="Table Classic 4" w:semiHidden="1" w:unhideWhenUsed="1"/>
+    <w:lsdException w:name="Table Colorful 1" w:semiHidden="1" w:unhideWhenUsed="1"/>
+    <w:lsdException w:name="Table Colorful 2" w:semiHidden="1" w:unhideWhenUsed="1"/>
+    <w:lsdException w:name="Table Colorful 3" w:semiHidden="1" w:unhideWhenUsed="1"/>
+    <w:lsdException w:name="Table Columns 1" w:semiHidden="1" w:unhideWhenUsed="1"/>
+    <w:lsdException w:name="Table Columns 2" w:semiHidden="1" w:unhideWhenUsed="1"/>
+    <w:lsdException w:name="Table Columns 3" w:semiHidden="1" w:unhideWhenUsed="1"/>
+    <w:lsdException w:name="Table Columns 4" w:semiHidden="1" w:unhideWhenUsed="1"/>
+    <w:lsdException w:name="Table Columns 5" w:semiHidden="1" w:unhideWhenUsed="1"/>
+    <w:lsdException w:name="Table Grid 1" w:semiHidden="1" w:unhideWhenUsed="1"/>
+    <w:lsdException w:name="Table Grid 2" w:semiHidden="1" w:unhideWhenUsed="1"/>
+    <w:lsdException w:name="Table Grid 3" w:semiHidden="1" w:unhideWhenUsed="1"/>
+    <w:lsdException w:name="Table Grid 4" w:semiHidden="1" w:unhideWhenUsed="1"/>
+    <w:lsdException w:name="Table Grid 5" w:semiHidden="1" w:unhideWhenUsed="1"/>
+    <w:lsdException w:name="Table Grid 6" w:semiHidden="1" w:unhideWhenUsed="1"/>
+    <w:lsdException w:name="Table Grid 7" w:semiHidden="1" w:unhideWhenUsed="1"/>
+    <w:lsdException w:name="Table Grid 8" w:semiHidden="1" w:unhideWhenUsed="1"/>
+    <w:lsdException w:name="Table List 1" w:semiHidden="1" w:unhideWhenUsed="1"/>
+    <w:lsdException w:name="Table List 2" w:semiHidden="1" w:unhideWhenUsed="1"/>
+    <w:lsdException w:name="Table List 3" w:semiHidden="1" w:unhideWhenUsed="1"/>
+    <w:lsdException w:name="Table List 4" w:semiHidden="1" w:unhideWhenUsed="1"/>
+    <w:lsdException w:name="Table List 5" w:semiHidden="1" w:unhideWhenUsed="1"/>
+    <w:lsdException w:name="Table List 6" w:semiHidden="1" w:unhideWhenUsed="1"/>
+    <w:lsdException w:name="Table List 7" w:semiHidden="1" w:unhideWhenUsed="1"/>
+    <w:lsdException w:name="Table List 8" w:semiHidden="1" w:unhideWhenUsed="1"/>
+    <w:lsdException w:name="Table 3D effects 1" w:semiHidden="1" w:unhideWhenUsed="1"/>
+    <w:lsdException w:name="Table 3D effects 2" w:semiHidden="1" w:unhideWhenUsed="1"/>
+    <w:lsdException w:name="Table 3D effects 3" w:semiHidden="1" w:unhideWhenUsed="1"/>
+    <w:lsdException w:name="Table Contemporary" w:semiHidden="1" w:unhideWhenUsed="1"/>
+    <w:lsdException w:name="Table Elegant" w:semiHidden="1" w:unhideWhenUsed="1"/>
+    <w:lsdException w:name="Table Professional" w:semiHidden="1" w:unhideWhenUsed="1"/>
+    <w:lsdException w:name="Table Subtle 1" w:semiHidden="1" w:unhideWhenUsed="1"/>
+    <w:lsdException w:name="Table Subtle 2" w:semiHidden="1" w:unhideWhenUsed="1"/>
+    <w:lsdException w:name="Table Web 1" w:semiHidden="1" w:unhideWhenUsed="1"/>
+    <w:lsdException w:name="Table Web 2" w:semiHidden="1" w:unhideWhenUsed="1"/>
+    <w:lsdException w:name="Table Web 3" w:semiHidden="1" w:unhideWhenUsed="1"/>
+    <w:lsdException w:name="Balloon Text" w:semiHidden="1" w:unhideWhenUsed="1"/>
+    <w:lsdException w:name="Table Grid" w:uiPriority="59"/>
+    <w:lsdException w:name="Table Theme" w:semiHidden="1" w:unhideWhenUsed="1"/>
+    <w:lsdException w:name="Placeholder Text" w:semiHidden="1"/>
+    <w:lsdException w:name="No Spacing" w:uiPriority="1" w:qFormat="1"/>
+    <w:lsdException w:name="Light Shading" w:uiPriority="60"/>
+    <w:lsdException w:name="Light List" w:uiPriority="61"/>
+    <w:lsdException w:name="Light Grid" w:uiPriority="62"/>
+    <w:lsdException w:name="Medium Shading 1" w:uiPriority="63"/>
+    <w:lsdException w:name="Medium Shading 2" w:uiPriority="64"/>
+    <w:lsdException w:name="Medium List 1" w:uiPriority="65"/>
+    <w:lsdException w:name="Medium List 2" w:uiPriority="66"/>
+    <w:lsdException w:name="Medium Grid 1" w:uiPriority="67"/>
+    <w:lsdException w:name="Medium Grid 2" w:uiPriority="68"/>
+    <w:lsdException w:name="Medium Grid 3" w:uiPriority="69"/>
+    <w:lsdException w:name="Dark List" w:uiPriority="70"/>
+    <w:lsdException w:name="Colorful Shading" w:uiPriority="71"/>
+    <w:lsdException w:name="Colorful List" w:uiPriority="72"/>
+    <w:lsdException w:name="Colorful Grid" w:uiPriority="73"/>
+    <w:lsdException w:name="Light Shading Accent 1" w:uiPriority="60"/>
+    <w:lsdException w:name="Light List Accent 1" w:uiPriority="61"/>
+    <w:lsdException w:name="Light Grid Accent 1" w:uiPriority="62"/>
+    <w:lsdException w:name="Medium Shading 1 Accent 1" w:uiPriority="63"/>
+    <w:lsdException w:name="Medium Shading 2 Accent 1" w:uiPriority="64"/>
+    <w:lsdException w:name="Medium List 1 Accent 1" w:uiPriority="65"/>
+    <w:lsdException w:name="Revision" w:semiHidden="1"/>
+    <w:lsdException w:name="List Paragraph" w:uiPriority="34" w:qFormat="1"/>
+    <w:lsdException w:name="Quote" w:uiPriority="29" w:qFormat="1"/>
+    <w:lsdException w:name="Intense Quote" w:uiPriority="30" w:qFormat="1"/>
+    <w:lsdException w:name="Medium List 2 Accent 1" w:uiPriority="66"/>
+    <w:lsdException w:name="Medium Grid 1 Accent 1" w:uiPriority="67"/>
+    <w:lsdException w:name="Medium Grid 2 Accent 1" w:uiPriority="68"/>
+    <w:lsdException w:name="Medium Grid 3 Accent 1" w:uiPriority="69"/>
+    <w:lsdException w:name="Dark List Accent 1" w:uiPriority="70"/>
+    <w:lsdException w:name="Colorful Shading Accent 1" w:uiPriority="71"/>
+    <w:lsdException w:name="Colorful List Accent 1" w:uiPriority="72"/>
+    <w:lsdException w:name="Colorful Grid Accent 1" w:uiPriority="73"/>
+    <w:lsdException w:name="Light Shading Accent 2" w:uiPriority="60"/>
+    <w:lsdException w:name="Light List Accent 2" w:uiPriority="61"/>
+    <w:lsdException w:name="Light Grid Accent 2" w:uiPriority="62"/>
+    <w:lsdException w:name="Medium Shading 1 Accent 2" w:uiPriority="63"/>
+    <w:lsdException w:name="Medium Shading 2 Accent 2" w:uiPriority="64"/>
+    <w:lsdException w:name="Medium List 1 Accent 2" w:uiPriority="65"/>
+    <w:lsdException w:name="Medium List 2 Accent 2" w:uiPriority="66"/>
+    <w:lsdException w:name="Medium Grid 1 Accent 2" w:uiPriority="67"/>
+    <w:lsdException w:name="Medium Grid 2 Accent 2" w:uiPriority="68"/>
+    <w:lsdException w:name="Medium Grid 3 Accent 2" w:uiPriority="69"/>
+    <w:lsdException w:name="Dark List Accent 2" w:uiPriority="70"/>
+    <w:lsdException w:name="Colorful Shading Accent 2" w:uiPriority="71"/>
+    <w:lsdException w:name="Colorful List Accent 2" w:uiPriority="72"/>
+    <w:lsdException w:name="Colorful Grid Accent 2" w:uiPriority="73"/>
+    <w:lsdException w:name="Light Shading Accent 3" w:uiPriority="60"/>
+    <w:lsdException w:name="Light List Accent 3" w:uiPriority="61"/>
+    <w:lsdException w:name="Light Grid Accent 3" w:uiPriority="62"/>
+    <w:lsdException w:name="Medium Shading 1 Accent 3" w:uiPriority="63"/>
+    <w:lsdException w:name="Medium Shading 2 Accent 3" w:uiPriority="64"/>
+    <w:lsdException w:name="Medium List 1 Accent 3" w:uiPriority="65"/>
+    <w:lsdException w:name="Medium List 2 Accent 3" w:uiPriority="66"/>
+    <w:lsdException w:name="Medium Grid 1 Accent 3" w:uiPriority="67"/>
+    <w:lsdException w:name="Medium Grid 2 Accent 3" w:uiPriority="68"/>
+    <w:lsdException w:name="Medium Grid 3 Accent 3" w:uiPriority="69"/>
+    <w:lsdException w:name="Dark List Accent 3" w:uiPriority="70"/>
+    <w:lsdException w:name="Colorful Shading Accent 3" w:uiPriority="71"/>
+    <w:lsdException w:name="Colorful List Accent 3" w:uiPriority="72"/>
+    <w:lsdException w:name="Colorful Grid Accent 3" w:uiPriority="73"/>
+    <w:lsdException w:name="Light Shading Accent 4" w:uiPriority="60"/>
+    <w:lsdException w:name="Light List Accent 4" w:uiPriority="61"/>
+    <w:lsdException w:name="Light Grid Accent 4" w:uiPriority="62"/>
+    <w:lsdException w:name="Medium Shading 1 Accent 4" w:uiPriority="63"/>
+    <w:lsdException w:name="Medium Shading 2 Accent 4" w:uiPriority="64"/>
+    <w:lsdException w:name="Medium List 1 Accent 4" w:uiPriority="65"/>
+    <w:lsdException w:name="Medium List 2 Accent 4" w:uiPriority="66"/>
+    <w:lsdException w:name="Medium Grid 1 Accent 4" w:uiPriority="67"/>
+    <w:lsdException w:name="Medium Grid 2 Accent 4" w:uiPriority="68"/>
+    <w:lsdException w:name="Medium Grid 3 Accent 4" w:uiPriority="69"/>
+    <w:lsdException w:name="Dark List Accent 4" w:uiPriority="70"/>
+    <w:lsdException w:name="Colorful Shading Accent 4" w:uiPriority="71"/>
+    <w:lsdException w:name="Colorful List Accent 4" w:uiPriority="72"/>
+    <w:lsdException w:name="Colorful Grid Accent 4" w:uiPriority="73"/>
+    <w:lsdException w:name="Light Shading Accent 5" w:uiPriority="60"/>
+    <w:lsdException w:name="Light List Accent 5" w:uiPriority="61"/>
+    <w:lsdException w:name="Light Grid Accent 5" w:uiPriority="62"/>
+    <w:lsdException w:name="Medium Shading 1 Accent 5" w:uiPriority="63"/>
+    <w:lsdException w:name="Medium Shading 2 Accent 5" w:uiPriority="64"/>
+    <w:lsdException w:name="Medium List 1 Accent 5" w:uiPriority="65"/>
+    <w:lsdException w:name="Medium List 2 Accent 5" w:uiPriority="66"/>
+    <w:lsdException w:name="Medium Grid 1 Accent 5" w:uiPriority="67"/>
+    <w:lsdException w:name="Medium Grid 2 Accent 5" w:uiPriority="68"/>
+    <w:lsdException w:name="Medium Grid 3 Accent 5" w:uiPriority="69"/>
+    <w:lsdException w:name="Dark List Accent 5" w:uiPriority="70"/>
+    <w:lsdException w:name="Colorful Shading Accent 5" w:uiPriority="71"/>
+    <w:lsdException w:name="Colorful List Accent 5" w:uiPriority="72"/>
+    <w:lsdException w:name="Colorful Grid Accent 5" w:uiPriority="73"/>
+    <w:lsdException w:name="Light Shading Accent 6" w:uiPriority="60"/>
+    <w:lsdException w:name="Light List Accent 6" w:uiPriority="61"/>
+    <w:lsdException w:name="Light Grid Accent 6" w:uiPriority="62"/>
+    <w:lsdException w:name="Medium Shading 1 Accent 6" w:uiPriority="63"/>
+    <w:lsdException w:name="Medium Shading 2 Accent 6" w:uiPriority="64"/>
+    <w:lsdException w:name="Medium List 1 Accent 6" w:uiPriority="65"/>
+    <w:lsdException w:name="Medium List 2 Accent 6" w:uiPriority="66"/>
+    <w:lsdException w:name="Medium Grid 1 Accent 6" w:uiPriority="67"/>
+    <w:lsdException w:name="Medium Grid 2 Accent 6" w:uiPriority="68"/>
+    <w:lsdException w:name="Medium Grid 3 Accent 6" w:uiPriority="69"/>
+    <w:lsdException w:name="Dark List Accent 6" w:uiPriority="70"/>
+    <w:lsdException w:name="Colorful Shading Accent 6" w:uiPriority="71"/>
+    <w:lsdException w:name="Colorful List Accent 6" w:uiPriority="72"/>
+    <w:lsdException w:name="Colorful Grid Accent 6" w:uiPriority="73"/>
+    <w:lsdException w:name="Subtle Emphasis" w:uiPriority="19" w:qFormat="1"/>
+    <w:lsdException w:name="Intense Emphasis" w:uiPriority="21" w:qFormat="1"/>
+    <w:lsdException w:name="Subtle Reference" w:uiPriority="31" w:qFormat="1"/>
+    <w:lsdException w:name="Intense Reference" w:uiPriority="32" w:qFormat="1"/>
+    <w:lsdException w:name="Book Title" w:uiPriority="33" w:qFormat="1"/>
+    <w:lsdException w:name="Bibliography" w:semiHidden="1" w:uiPriority="37" w:unhideWhenUsed="1"/>
+    <w:lsdException w:name="TOC Heading" w:semiHidden="1" w:uiPriority="39" w:unhideWhenUsed="1" w:qFormat="1"/>
+    <w:lsdException w:name="Plain Table 1" w:uiPriority="41"/>
+    <w:lsdException w:name="Plain Table 2" w:uiPriority="42"/>
+    <w:lsdException w:name="Plain Table 3" w:uiPriority="43"/>
+    <w:lsdException w:name="Plain Table 4" w:uiPriority="44"/>
+    <w:lsdException w:name="Plain Table 5" w:uiPriority="45"/>
+    <w:lsdException w:name="Grid Table Light" w:uiPriority="40"/>
+    <w:lsdException w:name="Grid Table 1 Light" w:uiPriority="46"/>
+    <w:lsdException w:name="Grid Table 2" w:uiPriority="47"/>
+    <w:lsdException w:name="Grid Table 3" w:uiPriority="48"/>
+    <w:lsdException w:name="Grid Table 4" w:uiPriority="49"/>
+    <w:lsdException w:name="Grid Table 5 Dark" w:uiPriority="50"/>
+    <w:lsdException w:name="Grid Table 6 Colorful" w:uiPriority="51"/>
+    <w:lsdException w:name="Grid Table 7 Colorful" w:uiPriority="52"/>
+    <w:lsdException w:name="Grid Table 1 Light Accent 1" w:uiPriority="46"/>
+    <w:lsdException w:name="Grid Table 2 Accent 1" w:uiPriority="47"/>
+    <w:lsdException w:name="Grid Table 3 Accent 1" w:uiPriority="48"/>
+    <w:lsdException w:name="Grid Table 4 Accent 1" w:uiPriority="49"/>
+    <w:lsdException w:name="Grid Table 5 Dark Accent 1" w:uiPriority="50"/>
+    <w:lsdException w:name="Grid Table 6 Colorful Accent 1" w:uiPriority="51"/>
+    <w:lsdException w:name="Grid Table 7 Colorful Accent 1" w:uiPriority="52"/>
+    <w:lsdException w:name="Grid Table 1 Light Accent 2" w:uiPriority="46"/>
+    <w:lsdException w:name="Grid Table 2 Accent 2" w:uiPriority="47"/>
+    <w:lsdException w:name="Grid Table 3 Accent 2" w:uiPriority="48"/>
+    <w:lsdException w:name="Grid Table 4 Accent 2" w:uiPriority="49"/>
+    <w:lsdException w:name="Grid Table 5 Dark Accent 2" w:uiPriority="50"/>
+    <w:lsdException w:name="Grid Table 6 Colorful Accent 2" w:uiPriority="51"/>
+    <w:lsdException w:name="Grid Table 7 Colorful Accent 2" w:uiPriority="52"/>
+    <w:lsdException w:name="Grid Table 1 Light Accent 3" w:uiPriority="46"/>
+    <w:lsdException w:name="Grid Table 2 Accent 3" w:uiPriority="47"/>
+    <w:lsdException w:name="Grid Table 3 Accent 3" w:uiPriority="48"/>
+    <w:lsdException w:name="Grid Table 4 Accent 3" w:uiPriority="49"/>
+    <w:lsdException w:name="Grid Table 5 Dark Accent 3" w:uiPriority="50"/>
+    <w:lsdException w:name="Grid Table 6 Colorful Accent 3" w:uiPriority="51"/>
+    <w:lsdException w:name="Grid Table 7 Colorful Accent 3" w:uiPriority="52"/>
+    <w:lsdException w:name="Grid Table 1 Light Accent 4" w:uiPriority="46"/>
+    <w:lsdException w:name="Grid Table 2 Accent 4" w:uiPriority="47"/>
+    <w:lsdException w:name="Grid Table 3 Accent 4" w:uiPriority="48"/>
+    <w:lsdException w:name="Grid Table 4 Accent 4" w:uiPriority="49"/>
+    <w:lsdException w:name="Grid Table 5 Dark Accent 4" w:uiPriority="50"/>
+    <w:lsdException w:name="Grid Table 6 Colorful Accent 4" w:uiPriority="51"/>
+    <w:lsdException w:name="Grid Table 7 Colorful Accent 4" w:uiPriority="52"/>
+    <w:lsdException w:name="Grid Table 1 Light Accent 5" w:uiPriority="46"/>
+    <w:lsdException w:name="Grid Table 2 Accent 5" w:uiPriority="47"/>
+    <w:lsdException w:name="Grid Table 3 Accent 5" w:uiPriority="48"/>
+    <w:lsdException w:name="Grid Table 4 Accent 5" w:uiPriority="49"/>
+    <w:lsdException w:name="Grid Table 5 Dark Accent 5" w:uiPriority="50"/>
+    <w:lsdException w:name="Grid Table 6 Colorful Accent 5" w:uiPriority="51"/>
+    <w:lsdException w:name="Grid Table 7 Colorful Accent 5" w:uiPriority="52"/>
+    <w:lsdException w:name="Grid Table 1 Light Accent 6" w:uiPriority="46"/>
+    <w:lsdException w:name="Grid Table 2 Accent 6" w:uiPriority="47"/>
+    <w:lsdException w:name="Grid Table 3 Accent 6" w:uiPriority="48"/>
+    <w:lsdException w:name="Grid Table 4 Accent 6" w:uiPriority="49"/>
+    <w:lsdException w:name="Grid Table 5 Dark Accent 6" w:uiPriority="50"/>
+    <w:lsdException w:name="Grid Table 6 Colorful Accent 6" w:uiPriority="51"/>
+    <w:lsdException w:name="Grid Table 7 Colorful Accent 6" w:uiPriority="52"/>
+    <w:lsdException w:name="List Table 1 Light" w:uiPriority="46"/>
+    <w:lsdException w:name="List Table 2" w:uiPriority="47"/>
+    <w:lsdException w:name="List Table 3" w:uiPriority="48"/>
+    <w:lsdException w:name="List Table 4" w:uiPriority="49"/>
+    <w:lsdException w:name="List Table 5 Dark" w:uiPriority="50"/>
+    <w:lsdException w:name="List Table 6 Colorful" w:uiPriority="51"/>
+    <w:lsdException w:name="List Table 7 Colorful" w:uiPriority="52"/>
+    <w:lsdException w:name="List Table 1 Light Accent 1" w:uiPriority="46"/>
+    <w:lsdException w:name="List Table 2 Accent 1" w:uiPriority="47"/>
+    <w:lsdException w:name="List Table 3 Accent 1" w:uiPriority="48"/>
+    <w:lsdException w:name="List Table 4 Accent 1" w:uiPriority="49"/>
+    <w:lsdException w:name="List Table 5 Dark Accent 1" w:uiPriority="50"/>
+    <w:lsdException w:name="List Table 6 Colorful Accent 1" w:uiPriority="51"/>
+    <w:lsdException w:name="List Table 7 Colorful Accent 1" w:uiPriority="52"/>
+    <w:lsdException w:name="List Table 1 Light Accent 2" w:uiPriority="46"/>
+    <w:lsdException w:name="List Table 2 Accent 2" w:uiPriority="47"/>
+    <w:lsdException w:name="List Table 3 Accent 2" w:uiPriority="48"/>
+    <w:lsdException w:name="List Table 4 Accent 2" w:uiPriority="49"/>
+    <w:lsdException w:name="List Table 5 Dark Accent 2" w:uiPriority="50"/>
+    <w:lsdException w:name="List Table 6 Colorful Accent 2" w:uiPriority="51"/>
+    <w:lsdException w:name="List Table 7 Colorful Accent 2" w:uiPriority="52"/>
+    <w:lsdException w:name="List Table 1 Light Accent 3" w:uiPriority="46"/>
+    <w:lsdException w:name="List Table 2 Accent 3" w:uiPriority="47"/>
+    <w:lsdException w:name="List Table 3 Accent 3" w:uiPriority="48"/>
+    <w:lsdException w:name="List Table 4 Accent 3" w:uiPriority="49"/>
+    <w:lsdException w:name="List Table 5 Dark Accent 3" w:uiPriority="50"/>
+    <w:lsdException w:name="List Table 6 Colorful Accent 3" w:uiPriority="51"/>
+    <w:lsdException w:name="List Table 7 Colorful Accent 3" w:uiPriority="52"/>
+    <w:lsdException w:name="List Table 1 Light Accent 4" w:uiPriority="46"/>
+    <w:lsdException w:name="List Table 2 Accent 4" w:uiPriority="47"/>
+    <w:lsdException w:name="List Table 3 Accent 4" w:uiPriority="48"/>
+    <w:lsdException w:name="List Table 4 Accent 4" w:uiPriority="49"/>
+    <w:lsdException w:name="List Table 5 Dark Accent 4" w:uiPriority="50"/>
+    <w:lsdException w:name="List Table 6 Colorful Accent 4" w:uiPriority="51"/>
+    <w:lsdException w:name="List Table 7 Colorful Accent 4" w:uiPriority="52"/>
+    <w:lsdException w:name="List Table 1 Light Accent 5" w:uiPriority="46"/>
+    <w:lsdException w:name="List Table 2 Accent 5" w:uiPriority="47"/>
+    <w:lsdException w:name="List Table 3 Accent 5" w:uiPriority="48"/>
+    <w:lsdException w:name="List Table 4 Accent 5" w:uiPriority="49"/>
+    <w:lsdException w:name="List Table 5 Dark Accent 5" w:uiPriority="50"/>
+    <w:lsdException w:name="List Table 6 Colorful Accent 5" w:uiPriority="51"/>
+    <w:lsdException w:name="List Table 7 Colorful Accent 5" w:uiPriority="52"/>
+    <w:lsdException w:name="List Table 1 Light Accent 6" w:uiPriority="46"/>
+    <w:lsdException w:name="List Table 2 Accent 6" w:uiPriority="47"/>
+    <w:lsdException w:name="List Table 3 Accent 6" w:uiPriority="48"/>
+    <w:lsdException w:name="List Table 4 Accent 6" w:uiPriority="49"/>
+    <w:lsdException w:name="List Table 5 Dark Accent 6" w:uiPriority="50"/>
+    <w:lsdException w:name="List Table 6 Colorful Accent 6" w:uiPriority="51"/>
+    <w:lsdException w:name="List Table 7 Colorful Accent 6" w:uiPriority="52"/>
+    <w:lsdException w:name="Mention" w:semiHidden="1" w:unhideWhenUsed="1"/>
+    <w:lsdException w:name="Smart Hyperlink" w:semiHidden="1" w:unhideWhenUsed="1"/>
+    <w:lsdException w:name="Hashtag" w:semiHidden="1" w:unhideWhenUsed="1"/>
+    <w:lsdException w:name="Unresolved Mention" w:semiHidden="1" w:unhideWhenUsed="1"/>
+    <w:lsdException w:name="Smart Link" w:semiHidden="1" w:unhideWhenUsed="1"/>
   </w:latentStyles>
   <w:style w:type="paragraph" w:default="1" w:styleId="Normal">
     <w:name w:val="Normal"/>
@@ -6566,7 +7004,6 @@
       <w:spacing w:after="0" w:line="240" w:lineRule="auto"/>
     </w:pPr>
     <w:tblPr>
-      <w:tblInd w:w="0" w:type="dxa"/>
       <w:tblBorders>
         <w:top w:val="single" w:sz="4" w:space="0" w:color="auto"/>
         <w:left w:val="single" w:sz="4" w:space="0" w:color="auto"/>
@@ -6575,279 +7012,6 @@
         <w:insideH w:val="single" w:sz="4" w:space="0" w:color="auto"/>
         <w:insideV w:val="single" w:sz="4" w:space="0" w:color="auto"/>
       </w:tblBorders>
-      <w:tblCellMar>
-        <w:top w:w="0" w:type="dxa"/>
-        <w:left w:w="108" w:type="dxa"/>
-        <w:bottom w:w="0" w:type="dxa"/>
-        <w:right w:w="108" w:type="dxa"/>
-      </w:tblCellMar>
-    </w:tblPr>
-  </w:style>
-</w:styles>
-</file>
-
-<file path=word/stylesWithEffects.xml><?xml version="1.0" encoding="utf-8"?>
-<w:styles xmlns:wpc="http://schemas.microsoft.com/office/word/2010/wordprocessingCanvas" xmlns:mc="http://schemas.openxmlformats.org/markup-compatibility/2006" xmlns:o="urn:schemas-microsoft-com:office:office" xmlns:r="http://schemas.openxmlformats.org/officeDocument/2006/relationships" xmlns:m="http://schemas.openxmlformats.org/officeDocument/2006/math" xmlns:v="urn:schemas-microsoft-com:vml" xmlns:wp14="http://schemas.microsoft.com/office/word/2010/wordprocessingDrawing" xmlns:wp="http://schemas.openxmlformats.org/drawingml/2006/wordprocessingDrawing" xmlns:w10="urn:schemas-microsoft-com:office:word" xmlns:w="http://schemas.openxmlformats.org/wordprocessingml/2006/main" xmlns:w14="http://schemas.microsoft.com/office/word/2010/wordml" xmlns:wpg="http://schemas.microsoft.com/office/word/2010/wordprocessingGroup" xmlns:wpi="http://schemas.microsoft.com/office/word/2010/wordprocessingInk" xmlns:wne="http://schemas.microsoft.com/office/word/2006/wordml" xmlns:wps="http://schemas.microsoft.com/office/word/2010/wordprocessingShape" mc:Ignorable="w14 wp14">
-  <w:docDefaults>
-    <w:rPrDefault>
-      <w:rPr>
-        <w:rFonts w:asciiTheme="minorHAnsi" w:eastAsiaTheme="minorHAnsi" w:hAnsiTheme="minorHAnsi" w:cstheme="minorBidi"/>
-        <w:sz w:val="22"/>
-        <w:szCs w:val="22"/>
-        <w:lang w:val="vi-VN" w:eastAsia="en-US" w:bidi="ar-SA"/>
-      </w:rPr>
-    </w:rPrDefault>
-    <w:pPrDefault>
-      <w:pPr>
-        <w:spacing w:after="200" w:line="276" w:lineRule="auto"/>
-      </w:pPr>
-    </w:pPrDefault>
-  </w:docDefaults>
-  <w:latentStyles w:defLockedState="0" w:defUIPriority="99" w:defSemiHidden="1" w:defUnhideWhenUsed="1" w:defQFormat="0" w:count="267">
-    <w:lsdException w:name="Normal" w:semiHidden="0" w:uiPriority="0" w:unhideWhenUsed="0" w:qFormat="1"/>
-    <w:lsdException w:name="heading 1" w:semiHidden="0" w:uiPriority="9" w:unhideWhenUsed="0" w:qFormat="1"/>
-    <w:lsdException w:name="heading 2" w:uiPriority="9" w:qFormat="1"/>
-    <w:lsdException w:name="heading 3" w:uiPriority="9" w:qFormat="1"/>
-    <w:lsdException w:name="heading 4" w:uiPriority="9" w:qFormat="1"/>
-    <w:lsdException w:name="heading 5" w:uiPriority="9" w:qFormat="1"/>
-    <w:lsdException w:name="heading 6" w:uiPriority="9" w:qFormat="1"/>
-    <w:lsdException w:name="heading 7" w:uiPriority="9" w:qFormat="1"/>
-    <w:lsdException w:name="heading 8" w:uiPriority="9" w:qFormat="1"/>
-    <w:lsdException w:name="heading 9" w:uiPriority="9" w:qFormat="1"/>
-    <w:lsdException w:name="toc 1" w:uiPriority="39"/>
-    <w:lsdException w:name="toc 2" w:uiPriority="39"/>
-    <w:lsdException w:name="toc 3" w:uiPriority="39"/>
-    <w:lsdException w:name="toc 4" w:uiPriority="39"/>
-    <w:lsdException w:name="toc 5" w:uiPriority="39"/>
-    <w:lsdException w:name="toc 6" w:uiPriority="39"/>
-    <w:lsdException w:name="toc 7" w:uiPriority="39"/>
-    <w:lsdException w:name="toc 8" w:uiPriority="39"/>
-    <w:lsdException w:name="toc 9" w:uiPriority="39"/>
-    <w:lsdException w:name="caption" w:uiPriority="35" w:qFormat="1"/>
-    <w:lsdException w:name="Title" w:semiHidden="0" w:uiPriority="10" w:unhideWhenUsed="0" w:qFormat="1"/>
-    <w:lsdException w:name="Default Paragraph Font" w:uiPriority="1"/>
-    <w:lsdException w:name="Subtitle" w:semiHidden="0" w:uiPriority="11" w:unhideWhenUsed="0" w:qFormat="1"/>
-    <w:lsdException w:name="Strong" w:semiHidden="0" w:uiPriority="22" w:unhideWhenUsed="0" w:qFormat="1"/>
-    <w:lsdException w:name="Emphasis" w:semiHidden="0" w:uiPriority="20" w:unhideWhenUsed="0" w:qFormat="1"/>
-    <w:lsdException w:name="Table Grid" w:semiHidden="0" w:uiPriority="59" w:unhideWhenUsed="0"/>
-    <w:lsdException w:name="Placeholder Text" w:unhideWhenUsed="0"/>
-    <w:lsdException w:name="No Spacing" w:semiHidden="0" w:uiPriority="1" w:unhideWhenUsed="0" w:qFormat="1"/>
-    <w:lsdException w:name="Light Shading" w:semiHidden="0" w:uiPriority="60" w:unhideWhenUsed="0"/>
-    <w:lsdException w:name="Light List" w:semiHidden="0" w:uiPriority="61" w:unhideWhenUsed="0"/>
-    <w:lsdException w:name="Light Grid" w:semiHidden="0" w:uiPriority="62" w:unhideWhenUsed="0"/>
-    <w:lsdException w:name="Medium Shading 1" w:semiHidden="0" w:uiPriority="63" w:unhideWhenUsed="0"/>
-    <w:lsdException w:name="Medium Shading 2" w:semiHidden="0" w:uiPriority="64" w:unhideWhenUsed="0"/>
-    <w:lsdException w:name="Medium List 1" w:semiHidden="0" w:uiPriority="65" w:unhideWhenUsed="0"/>
-    <w:lsdException w:name="Medium List 2" w:semiHidden="0" w:uiPriority="66" w:unhideWhenUsed="0"/>
-    <w:lsdException w:name="Medium Grid 1" w:semiHidden="0" w:uiPriority="67" w:unhideWhenUsed="0"/>
-    <w:lsdException w:name="Medium Grid 2" w:semiHidden="0" w:uiPriority="68" w:unhideWhenUsed="0"/>
-    <w:lsdException w:name="Medium Grid 3" w:semiHidden="0" w:uiPriority="69" w:unhideWhenUsed="0"/>
-    <w:lsdException w:name="Dark List" w:semiHidden="0" w:uiPriority="70" w:unhideWhenUsed="0"/>
-    <w:lsdException w:name="Colorful Shading" w:semiHidden="0" w:uiPriority="71" w:unhideWhenUsed="0"/>
-    <w:lsdException w:name="Colorful List" w:semiHidden="0" w:uiPriority="72" w:unhideWhenUsed="0"/>
-    <w:lsdException w:name="Colorful Grid" w:semiHidden="0" w:uiPriority="73" w:unhideWhenUsed="0"/>
-    <w:lsdException w:name="Light Shading Accent 1" w:semiHidden="0" w:uiPriority="60" w:unhideWhenUsed="0"/>
-    <w:lsdException w:name="Light List Accent 1" w:semiHidden="0" w:uiPriority="61" w:unhideWhenUsed="0"/>
-    <w:lsdException w:name="Light Grid Accent 1" w:semiHidden="0" w:uiPriority="62" w:unhideWhenUsed="0"/>
-    <w:lsdException w:name="Medium Shading 1 Accent 1" w:semiHidden="0" w:uiPriority="63" w:unhideWhenUsed="0"/>
-    <w:lsdException w:name="Medium Shading 2 Accent 1" w:semiHidden="0" w:uiPriority="64" w:unhideWhenUsed="0"/>
-    <w:lsdException w:name="Medium List 1 Accent 1" w:semiHidden="0" w:uiPriority="65" w:unhideWhenUsed="0"/>
-    <w:lsdException w:name="Revision" w:unhideWhenUsed="0"/>
-    <w:lsdException w:name="List Paragraph" w:semiHidden="0" w:uiPriority="34" w:unhideWhenUsed="0" w:qFormat="1"/>
-    <w:lsdException w:name="Quote" w:semiHidden="0" w:uiPriority="29" w:unhideWhenUsed="0" w:qFormat="1"/>
-    <w:lsdException w:name="Intense Quote" w:semiHidden="0" w:uiPriority="30" w:unhideWhenUsed="0" w:qFormat="1"/>
-    <w:lsdException w:name="Medium List 2 Accent 1" w:semiHidden="0" w:uiPriority="66" w:unhideWhenUsed="0"/>
-    <w:lsdException w:name="Medium Grid 1 Accent 1" w:semiHidden="0" w:uiPriority="67" w:unhideWhenUsed="0"/>
-    <w:lsdException w:name="Medium Grid 2 Accent 1" w:semiHidden="0" w:uiPriority="68" w:unhideWhenUsed="0"/>
-    <w:lsdException w:name="Medium Grid 3 Accent 1" w:semiHidden="0" w:uiPriority="69" w:unhideWhenUsed="0"/>
-    <w:lsdException w:name="Dark List Accent 1" w:semiHidden="0" w:uiPriority="70" w:unhideWhenUsed="0"/>
-    <w:lsdException w:name="Colorful Shading Accent 1" w:semiHidden="0" w:uiPriority="71" w:unhideWhenUsed="0"/>
-    <w:lsdException w:name="Colorful List Accent 1" w:semiHidden="0" w:uiPriority="72" w:unhideWhenUsed="0"/>
-    <w:lsdException w:name="Colorful Grid Accent 1" w:semiHidden="0" w:uiPriority="73" w:unhideWhenUsed="0"/>
-    <w:lsdException w:name="Light Shading Accent 2" w:semiHidden="0" w:uiPriority="60" w:unhideWhenUsed="0"/>
-    <w:lsdException w:name="Light List Accent 2" w:semiHidden="0" w:uiPriority="61" w:unhideWhenUsed="0"/>
-    <w:lsdException w:name="Light Grid Accent 2" w:semiHidden="0" w:uiPriority="62" w:unhideWhenUsed="0"/>
-    <w:lsdException w:name="Medium Shading 1 Accent 2" w:semiHidden="0" w:uiPriority="63" w:unhideWhenUsed="0"/>
-    <w:lsdException w:name="Medium Shading 2 Accent 2" w:semiHidden="0" w:uiPriority="64" w:unhideWhenUsed="0"/>
-    <w:lsdException w:name="Medium List 1 Accent 2" w:semiHidden="0" w:uiPriority="65" w:unhideWhenUsed="0"/>
-    <w:lsdException w:name="Medium List 2 Accent 2" w:semiHidden="0" w:uiPriority="66" w:unhideWhenUsed="0"/>
-    <w:lsdException w:name="Medium Grid 1 Accent 2" w:semiHidden="0" w:uiPriority="67" w:unhideWhenUsed="0"/>
-    <w:lsdException w:name="Medium Grid 2 Accent 2" w:semiHidden="0" w:uiPriority="68" w:unhideWhenUsed="0"/>
-    <w:lsdException w:name="Medium Grid 3 Accent 2" w:semiHidden="0" w:uiPriority="69" w:unhideWhenUsed="0"/>
-    <w:lsdException w:name="Dark List Accent 2" w:semiHidden="0" w:uiPriority="70" w:unhideWhenUsed="0"/>
-    <w:lsdException w:name="Colorful Shading Accent 2" w:semiHidden="0" w:uiPriority="71" w:unhideWhenUsed="0"/>
-    <w:lsdException w:name="Colorful List Accent 2" w:semiHidden="0" w:uiPriority="72" w:unhideWhenUsed="0"/>
-    <w:lsdException w:name="Colorful Grid Accent 2" w:semiHidden="0" w:uiPriority="73" w:unhideWhenUsed="0"/>
-    <w:lsdException w:name="Light Shading Accent 3" w:semiHidden="0" w:uiPriority="60" w:unhideWhenUsed="0"/>
-    <w:lsdException w:name="Light List Accent 3" w:semiHidden="0" w:uiPriority="61" w:unhideWhenUsed="0"/>
-    <w:lsdException w:name="Light Grid Accent 3" w:semiHidden="0" w:uiPriority="62" w:unhideWhenUsed="0"/>
-    <w:lsdException w:name="Medium Shading 1 Accent 3" w:semiHidden="0" w:uiPriority="63" w:unhideWhenUsed="0"/>
-    <w:lsdException w:name="Medium Shading 2 Accent 3" w:semiHidden="0" w:uiPriority="64" w:unhideWhenUsed="0"/>
-    <w:lsdException w:name="Medium List 1 Accent 3" w:semiHidden="0" w:uiPriority="65" w:unhideWhenUsed="0"/>
-    <w:lsdException w:name="Medium List 2 Accent 3" w:semiHidden="0" w:uiPriority="66" w:unhideWhenUsed="0"/>
-    <w:lsdException w:name="Medium Grid 1 Accent 3" w:semiHidden="0" w:uiPriority="67" w:unhideWhenUsed="0"/>
-    <w:lsdException w:name="Medium Grid 2 Accent 3" w:semiHidden="0" w:uiPriority="68" w:unhideWhenUsed="0"/>
-    <w:lsdException w:name="Medium Grid 3 Accent 3" w:semiHidden="0" w:uiPriority="69" w:unhideWhenUsed="0"/>
-    <w:lsdException w:name="Dark List Accent 3" w:semiHidden="0" w:uiPriority="70" w:unhideWhenUsed="0"/>
-    <w:lsdException w:name="Colorful Shading Accent 3" w:semiHidden="0" w:uiPriority="71" w:unhideWhenUsed="0"/>
-    <w:lsdException w:name="Colorful List Accent 3" w:semiHidden="0" w:uiPriority="72" w:unhideWhenUsed="0"/>
-    <w:lsdException w:name="Colorful Grid Accent 3" w:semiHidden="0" w:uiPriority="73" w:unhideWhenUsed="0"/>
-    <w:lsdException w:name="Light Shading Accent 4" w:semiHidden="0" w:uiPriority="60" w:unhideWhenUsed="0"/>
-    <w:lsdException w:name="Light List Accent 4" w:semiHidden="0" w:uiPriority="61" w:unhideWhenUsed="0"/>
-    <w:lsdException w:name="Light Grid Accent 4" w:semiHidden="0" w:uiPriority="62" w:unhideWhenUsed="0"/>
-    <w:lsdException w:name="Medium Shading 1 Accent 4" w:semiHidden="0" w:uiPriority="63" w:unhideWhenUsed="0"/>
-    <w:lsdException w:name="Medium Shading 2 Accent 4" w:semiHidden="0" w:uiPriority="64" w:unhideWhenUsed="0"/>
-    <w:lsdException w:name="Medium List 1 Accent 4" w:semiHidden="0" w:uiPriority="65" w:unhideWhenUsed="0"/>
-    <w:lsdException w:name="Medium List 2 Accent 4" w:semiHidden="0" w:uiPriority="66" w:unhideWhenUsed="0"/>
-    <w:lsdException w:name="Medium Grid 1 Accent 4" w:semiHidden="0" w:uiPriority="67" w:unhideWhenUsed="0"/>
-    <w:lsdException w:name="Medium Grid 2 Accent 4" w:semiHidden="0" w:uiPriority="68" w:unhideWhenUsed="0"/>
-    <w:lsdException w:name="Medium Grid 3 Accent 4" w:semiHidden="0" w:uiPriority="69" w:unhideWhenUsed="0"/>
-    <w:lsdException w:name="Dark List Accent 4" w:semiHidden="0" w:uiPriority="70" w:unhideWhenUsed="0"/>
-    <w:lsdException w:name="Colorful Shading Accent 4" w:semiHidden="0" w:uiPriority="71" w:unhideWhenUsed="0"/>
-    <w:lsdException w:name="Colorful List Accent 4" w:semiHidden="0" w:uiPriority="72" w:unhideWhenUsed="0"/>
-    <w:lsdException w:name="Colorful Grid Accent 4" w:semiHidden="0" w:uiPriority="73" w:unhideWhenUsed="0"/>
-    <w:lsdException w:name="Light Shading Accent 5" w:semiHidden="0" w:uiPriority="60" w:unhideWhenUsed="0"/>
-    <w:lsdException w:name="Light List Accent 5" w:semiHidden="0" w:uiPriority="61" w:unhideWhenUsed="0"/>
-    <w:lsdException w:name="Light Grid Accent 5" w:semiHidden="0" w:uiPriority="62" w:unhideWhenUsed="0"/>
-    <w:lsdException w:name="Medium Shading 1 Accent 5" w:semiHidden="0" w:uiPriority="63" w:unhideWhenUsed="0"/>
-    <w:lsdException w:name="Medium Shading 2 Accent 5" w:semiHidden="0" w:uiPriority="64" w:unhideWhenUsed="0"/>
-    <w:lsdException w:name="Medium List 1 Accent 5" w:semiHidden="0" w:uiPriority="65" w:unhideWhenUsed="0"/>
-    <w:lsdException w:name="Medium List 2 Accent 5" w:semiHidden="0" w:uiPriority="66" w:unhideWhenUsed="0"/>
-    <w:lsdException w:name="Medium Grid 1 Accent 5" w:semiHidden="0" w:uiPriority="67" w:unhideWhenUsed="0"/>
-    <w:lsdException w:name="Medium Grid 2 Accent 5" w:semiHidden="0" w:uiPriority="68" w:unhideWhenUsed="0"/>
-    <w:lsdException w:name="Medium Grid 3 Accent 5" w:semiHidden="0" w:uiPriority="69" w:unhideWhenUsed="0"/>
-    <w:lsdException w:name="Dark List Accent 5" w:semiHidden="0" w:uiPriority="70" w:unhideWhenUsed="0"/>
-    <w:lsdException w:name="Colorful Shading Accent 5" w:semiHidden="0" w:uiPriority="71" w:unhideWhenUsed="0"/>
-    <w:lsdException w:name="Colorful List Accent 5" w:semiHidden="0" w:uiPriority="72" w:unhideWhenUsed="0"/>
-    <w:lsdException w:name="Colorful Grid Accent 5" w:semiHidden="0" w:uiPriority="73" w:unhideWhenUsed="0"/>
-    <w:lsdException w:name="Light Shading Accent 6" w:semiHidden="0" w:uiPriority="60" w:unhideWhenUsed="0"/>
-    <w:lsdException w:name="Light List Accent 6" w:semiHidden="0" w:uiPriority="61" w:unhideWhenUsed="0"/>
-    <w:lsdException w:name="Light Grid Accent 6" w:semiHidden="0" w:uiPriority="62" w:unhideWhenUsed="0"/>
-    <w:lsdException w:name="Medium Shading 1 Accent 6" w:semiHidden="0" w:uiPriority="63" w:unhideWhenUsed="0"/>
-    <w:lsdException w:name="Medium Shading 2 Accent 6" w:semiHidden="0" w:uiPriority="64" w:unhideWhenUsed="0"/>
-    <w:lsdException w:name="Medium List 1 Accent 6" w:semiHidden="0" w:uiPriority="65" w:unhideWhenUsed="0"/>
-    <w:lsdException w:name="Medium List 2 Accent 6" w:semiHidden="0" w:uiPriority="66" w:unhideWhenUsed="0"/>
-    <w:lsdException w:name="Medium Grid 1 Accent 6" w:semiHidden="0" w:uiPriority="67" w:unhideWhenUsed="0"/>
-    <w:lsdException w:name="Medium Grid 2 Accent 6" w:semiHidden="0" w:uiPriority="68" w:unhideWhenUsed="0"/>
-    <w:lsdException w:name="Medium Grid 3 Accent 6" w:semiHidden="0" w:uiPriority="69" w:unhideWhenUsed="0"/>
-    <w:lsdException w:name="Dark List Accent 6" w:semiHidden="0" w:uiPriority="70" w:unhideWhenUsed="0"/>
-    <w:lsdException w:name="Colorful Shading Accent 6" w:semiHidden="0" w:uiPriority="71" w:unhideWhenUsed="0"/>
-    <w:lsdException w:name="Colorful List Accent 6" w:semiHidden="0" w:uiPriority="72" w:unhideWhenUsed="0"/>
-    <w:lsdException w:name="Colorful Grid Accent 6" w:semiHidden="0" w:uiPriority="73" w:unhideWhenUsed="0"/>
-    <w:lsdException w:name="Subtle Emphasis" w:semiHidden="0" w:uiPriority="19" w:unhideWhenUsed="0" w:qFormat="1"/>
-    <w:lsdException w:name="Intense Emphasis" w:semiHidden="0" w:uiPriority="21" w:unhideWhenUsed="0" w:qFormat="1"/>
-    <w:lsdException w:name="Subtle Reference" w:semiHidden="0" w:uiPriority="31" w:unhideWhenUsed="0" w:qFormat="1"/>
-    <w:lsdException w:name="Intense Reference" w:semiHidden="0" w:uiPriority="32" w:unhideWhenUsed="0" w:qFormat="1"/>
-    <w:lsdException w:name="Book Title" w:semiHidden="0" w:uiPriority="33" w:unhideWhenUsed="0" w:qFormat="1"/>
-    <w:lsdException w:name="Bibliography" w:uiPriority="37"/>
-    <w:lsdException w:name="TOC Heading" w:uiPriority="39" w:qFormat="1"/>
-  </w:latentStyles>
-  <w:style w:type="paragraph" w:default="1" w:styleId="Normal">
-    <w:name w:val="Normal"/>
-    <w:qFormat/>
-  </w:style>
-  <w:style w:type="character" w:default="1" w:styleId="DefaultParagraphFont">
-    <w:name w:val="Default Paragraph Font"/>
-    <w:uiPriority w:val="1"/>
-    <w:semiHidden/>
-    <w:unhideWhenUsed/>
-  </w:style>
-  <w:style w:type="table" w:default="1" w:styleId="TableNormal">
-    <w:name w:val="Normal Table"/>
-    <w:uiPriority w:val="99"/>
-    <w:semiHidden/>
-    <w:unhideWhenUsed/>
-    <w:tblPr>
-      <w:tblInd w:w="0" w:type="dxa"/>
-      <w:tblCellMar>
-        <w:top w:w="0" w:type="dxa"/>
-        <w:left w:w="108" w:type="dxa"/>
-        <w:bottom w:w="0" w:type="dxa"/>
-        <w:right w:w="108" w:type="dxa"/>
-      </w:tblCellMar>
-    </w:tblPr>
-  </w:style>
-  <w:style w:type="numbering" w:default="1" w:styleId="NoList">
-    <w:name w:val="No List"/>
-    <w:uiPriority w:val="99"/>
-    <w:semiHidden/>
-    <w:unhideWhenUsed/>
-  </w:style>
-  <w:style w:type="character" w:styleId="PlaceholderText">
-    <w:name w:val="Placeholder Text"/>
-    <w:basedOn w:val="DefaultParagraphFont"/>
-    <w:uiPriority w:val="99"/>
-    <w:semiHidden/>
-    <w:rsid w:val="00DE791F"/>
-    <w:rPr>
-      <w:color w:val="808080"/>
-    </w:rPr>
-  </w:style>
-  <w:style w:type="paragraph" w:styleId="BalloonText">
-    <w:name w:val="Balloon Text"/>
-    <w:basedOn w:val="Normal"/>
-    <w:link w:val="BalloonTextChar"/>
-    <w:uiPriority w:val="99"/>
-    <w:semiHidden/>
-    <w:unhideWhenUsed/>
-    <w:rsid w:val="00DE791F"/>
-    <w:pPr>
-      <w:spacing w:after="0" w:line="240" w:lineRule="auto"/>
-    </w:pPr>
-    <w:rPr>
-      <w:rFonts w:ascii="Tahoma" w:hAnsi="Tahoma" w:cs="Tahoma"/>
-      <w:sz w:val="16"/>
-      <w:szCs w:val="16"/>
-    </w:rPr>
-  </w:style>
-  <w:style w:type="character" w:customStyle="1" w:styleId="BalloonTextChar">
-    <w:name w:val="Balloon Text Char"/>
-    <w:basedOn w:val="DefaultParagraphFont"/>
-    <w:link w:val="BalloonText"/>
-    <w:uiPriority w:val="99"/>
-    <w:semiHidden/>
-    <w:rsid w:val="00DE791F"/>
-    <w:rPr>
-      <w:rFonts w:ascii="Tahoma" w:hAnsi="Tahoma" w:cs="Tahoma"/>
-      <w:sz w:val="16"/>
-      <w:szCs w:val="16"/>
-    </w:rPr>
-  </w:style>
-  <w:style w:type="paragraph" w:styleId="ListParagraph">
-    <w:name w:val="List Paragraph"/>
-    <w:basedOn w:val="Normal"/>
-    <w:uiPriority w:val="34"/>
-    <w:qFormat/>
-    <w:rsid w:val="00B80DAF"/>
-    <w:pPr>
-      <w:ind w:left="720"/>
-      <w:contextualSpacing/>
-    </w:pPr>
-  </w:style>
-  <w:style w:type="table" w:styleId="TableGrid">
-    <w:name w:val="Table Grid"/>
-    <w:basedOn w:val="TableNormal"/>
-    <w:uiPriority w:val="59"/>
-    <w:rsid w:val="00183E1D"/>
-    <w:pPr>
-      <w:spacing w:after="0" w:line="240" w:lineRule="auto"/>
-    </w:pPr>
-    <w:tblPr>
-      <w:tblInd w:w="0" w:type="dxa"/>
-      <w:tblBorders>
-        <w:top w:val="single" w:sz="4" w:space="0" w:color="auto"/>
-        <w:left w:val="single" w:sz="4" w:space="0" w:color="auto"/>
-        <w:bottom w:val="single" w:sz="4" w:space="0" w:color="auto"/>
-        <w:right w:val="single" w:sz="4" w:space="0" w:color="auto"/>
-        <w:insideH w:val="single" w:sz="4" w:space="0" w:color="auto"/>
-        <w:insideV w:val="single" w:sz="4" w:space="0" w:color="auto"/>
-      </w:tblBorders>
-      <w:tblCellMar>
-        <w:top w:w="0" w:type="dxa"/>
-        <w:left w:w="108" w:type="dxa"/>
-        <w:bottom w:w="0" w:type="dxa"/>
-        <w:right w:w="108" w:type="dxa"/>
-      </w:tblCellMar>
     </w:tblPr>
   </w:style>
 </w:styles>

--- a/numpy.docx
+++ b/numpy.docx
@@ -953,6 +953,147 @@
           <w:lang w:val="en-US"/>
         </w:rPr>
         <w:t>Hoạt động đéo khác gì hoán vị Shape của 1 Tensor</w:t>
+      </w:r>
+    </w:p>
+    <w:p>
+      <w:pPr>
+        <w:pStyle w:val="ListParagraph"/>
+        <w:numPr>
+          <w:ilvl w:val="0"/>
+          <w:numId w:val="7"/>
+        </w:numPr>
+        <w:rPr>
+          <w:lang w:val="en-US"/>
+        </w:rPr>
+      </w:pPr>
+      <w:r>
+        <w:rPr>
+          <w:lang w:val="en-US"/>
+        </w:rPr>
+        <w:t>Cách Gộp Tổng Giá Trị Vào 1 Trục?</w:t>
+      </w:r>
+    </w:p>
+    <w:p>
+      <w:pPr>
+        <w:pStyle w:val="ListParagraph"/>
+        <w:pBdr>
+          <w:top w:val="single" w:sz="4" w:space="1" w:color="auto"/>
+          <w:left w:val="single" w:sz="4" w:space="4" w:color="auto"/>
+          <w:bottom w:val="single" w:sz="4" w:space="1" w:color="auto"/>
+          <w:right w:val="single" w:sz="4" w:space="4" w:color="auto"/>
+        </w:pBdr>
+        <w:ind w:left="1080"/>
+        <w:rPr>
+          <w:lang w:val="en-US"/>
+        </w:rPr>
+      </w:pPr>
+      <w:r>
+        <w:rPr>
+          <w:lang w:val="en-US"/>
+        </w:rPr>
+        <w:t>&lt;</w:t>
+      </w:r>
+      <w:r>
+        <w:rPr>
+          <w:lang w:val="en-US"/>
+        </w:rPr>
+        <w:t>Numpy Array</w:t>
+      </w:r>
+      <w:r>
+        <w:rPr>
+          <w:lang w:val="en-US"/>
+        </w:rPr>
+        <w:t xml:space="preserve"> Ép&gt; = &lt;</w:t>
+      </w:r>
+      <w:r>
+        <w:rPr>
+          <w:lang w:val="en-US"/>
+        </w:rPr>
+        <w:t>Numpy Array</w:t>
+      </w:r>
+      <w:r>
+        <w:rPr>
+          <w:lang w:val="en-US"/>
+        </w:rPr>
+        <w:t xml:space="preserve"> Gốc&gt;.sum(</w:t>
+      </w:r>
+    </w:p>
+    <w:p>
+      <w:pPr>
+        <w:pStyle w:val="ListParagraph"/>
+        <w:pBdr>
+          <w:top w:val="single" w:sz="4" w:space="1" w:color="auto"/>
+          <w:left w:val="single" w:sz="4" w:space="4" w:color="auto"/>
+          <w:bottom w:val="single" w:sz="4" w:space="1" w:color="auto"/>
+          <w:right w:val="single" w:sz="4" w:space="4" w:color="auto"/>
+        </w:pBdr>
+        <w:ind w:left="1080"/>
+        <w:rPr>
+          <w:lang w:val="en-US"/>
+        </w:rPr>
+      </w:pPr>
+      <w:r>
+        <w:rPr>
+          <w:lang w:val="en-US"/>
+        </w:rPr>
+        <w:t xml:space="preserve">    </w:t>
+      </w:r>
+      <w:r>
+        <w:rPr>
+          <w:lang w:val="en-US"/>
+        </w:rPr>
+        <w:t>&lt;Chiều Không Gian&gt;, keepdim</w:t>
+      </w:r>
+      <w:r>
+        <w:rPr>
+          <w:lang w:val="en-US"/>
+        </w:rPr>
+        <w:t>s</w:t>
+      </w:r>
+      <w:r>
+        <w:rPr>
+          <w:lang w:val="en-US"/>
+        </w:rPr>
+        <w:t xml:space="preserve"> = True</w:t>
+      </w:r>
+    </w:p>
+    <w:p>
+      <w:pPr>
+        <w:pStyle w:val="ListParagraph"/>
+        <w:pBdr>
+          <w:top w:val="single" w:sz="4" w:space="1" w:color="auto"/>
+          <w:left w:val="single" w:sz="4" w:space="4" w:color="auto"/>
+          <w:bottom w:val="single" w:sz="4" w:space="1" w:color="auto"/>
+          <w:right w:val="single" w:sz="4" w:space="4" w:color="auto"/>
+        </w:pBdr>
+        <w:ind w:left="1080"/>
+        <w:rPr>
+          <w:lang w:val="en-US"/>
+        </w:rPr>
+      </w:pPr>
+      <w:r>
+        <w:rPr>
+          <w:lang w:val="en-US"/>
+        </w:rPr>
+        <w:t>)</w:t>
+      </w:r>
+    </w:p>
+    <w:p>
+      <w:pPr>
+        <w:pStyle w:val="ListParagraph"/>
+        <w:numPr>
+          <w:ilvl w:val="0"/>
+          <w:numId w:val="3"/>
+        </w:numPr>
+        <w:rPr>
+          <w:lang w:val="en-US"/>
+        </w:rPr>
+      </w:pPr>
+      <w:r>
+        <w:rPr>
+          <w:lang w:val="en-US"/>
+        </w:rPr>
+        <w:t>Hoạt động y chang như trong Torch</w:t>
       </w:r>
     </w:p>
     <w:p>
@@ -2095,6 +2236,7 @@
           <w:rFonts w:eastAsiaTheme="minorEastAsia"/>
           <w:lang w:val="en-US"/>
         </w:rPr>
+        <w:lastRenderedPageBreak/>
         <w:tab/>
       </w:r>
       <w:r>
@@ -2368,7 +2510,6 @@
           <w:rFonts w:eastAsiaTheme="minorEastAsia"/>
           <w:lang w:val="en-US"/>
         </w:rPr>
-        <w:lastRenderedPageBreak/>
         <w:t xml:space="preserve">= </w:t>
       </w:r>
       <m:oMath>
@@ -3423,6 +3564,7 @@
           <w:rFonts w:eastAsiaTheme="minorEastAsia"/>
           <w:lang w:val="en-US"/>
         </w:rPr>
+        <w:lastRenderedPageBreak/>
         <w:tab/>
       </w:r>
       <w:r>
@@ -3806,7 +3948,6 @@
           <w:rFonts w:eastAsiaTheme="minorEastAsia"/>
           <w:lang w:val="en-US"/>
         </w:rPr>
-        <w:lastRenderedPageBreak/>
         <w:tab/>
       </w:r>
       <w:r>
@@ -5335,6 +5476,7 @@
           <w:rFonts w:eastAsiaTheme="minorEastAsia"/>
           <w:lang w:val="en-US"/>
         </w:rPr>
+        <w:lastRenderedPageBreak/>
         <w:tab/>
         <w:t>.exponential(Scale, Size):</w:t>
       </w:r>

--- a/numpy.docx
+++ b/numpy.docx
@@ -679,38 +679,9 @@
     <w:p>
       <w:pPr>
         <w:pStyle w:val="ListParagraph"/>
-        <w:ind w:left="1080"/>
-        <w:rPr>
-          <w:lang w:val="en-US"/>
-        </w:rPr>
-      </w:pPr>
-    </w:p>
-    <w:p>
-      <w:pPr>
-        <w:rPr>
-          <w:lang w:val="en-US"/>
-        </w:rPr>
-      </w:pPr>
-    </w:p>
-    <w:p>
-      <w:pPr>
-        <w:rPr>
-          <w:lang w:val="en-US"/>
-        </w:rPr>
-      </w:pPr>
-      <w:r>
-        <w:rPr>
-          <w:lang w:val="en-US"/>
-        </w:rPr>
-        <w:t>Numpy Array:</w:t>
-      </w:r>
-    </w:p>
-    <w:p>
-      <w:pPr>
-        <w:pStyle w:val="ListParagraph"/>
         <w:numPr>
           <w:ilvl w:val="0"/>
-          <w:numId w:val="7"/>
+          <w:numId w:val="6"/>
         </w:numPr>
         <w:rPr>
           <w:lang w:val="en-US"/>
@@ -720,7 +691,13 @@
         <w:rPr>
           <w:lang w:val="en-US"/>
         </w:rPr>
-        <w:t>Numpy Array Chỉ Chạy Trên CPU?</w:t>
+        <w:t xml:space="preserve">Tất </w:t>
+      </w:r>
+      <w:r>
+        <w:rPr>
+          <w:lang w:val="en-US"/>
+        </w:rPr>
+        <w:t>Cả Kiểu Dữ Liệu?</w:t>
       </w:r>
     </w:p>
     <w:p>
@@ -738,25 +715,7 @@
         <w:rPr>
           <w:lang w:val="en-US"/>
         </w:rPr>
-        <w:t>Đúng</w:t>
-      </w:r>
-    </w:p>
-    <w:p>
-      <w:pPr>
-        <w:pStyle w:val="ListParagraph"/>
-        <w:numPr>
-          <w:ilvl w:val="0"/>
-          <w:numId w:val="7"/>
-        </w:numPr>
-        <w:rPr>
-          <w:lang w:val="en-US"/>
-        </w:rPr>
-      </w:pPr>
-      <w:r>
-        <w:rPr>
-          <w:lang w:val="en-US"/>
-        </w:rPr>
-        <w:t>Cách Nhanh Nhất Để Đổi Kiểu Dữ Liệu Của 1 Numpy Array?</w:t>
+        <w:t>Số nguyên</w:t>
       </w:r>
     </w:p>
     <w:p>
@@ -777,7 +736,7 @@
         <w:rPr>
           <w:lang w:val="en-US"/>
         </w:rPr>
-        <w:t>&lt;Numpy Array&gt;.dtype = &lt;Kiểu Dữ Liệu&gt;</w:t>
+        <w:t>np.&lt;Có Dấu Không&gt;int&lt;Số Bit&gt;</w:t>
       </w:r>
     </w:p>
     <w:p>
@@ -795,7 +754,43 @@
         <w:rPr>
           <w:lang w:val="en-US"/>
         </w:rPr>
-        <w:t>Ví dụ</w:t>
+        <w:t>&lt;Số Bit&gt; = 8, 16, 32, 64</w:t>
+      </w:r>
+    </w:p>
+    <w:p>
+      <w:pPr>
+        <w:pStyle w:val="ListParagraph"/>
+        <w:numPr>
+          <w:ilvl w:val="0"/>
+          <w:numId w:val="3"/>
+        </w:numPr>
+        <w:rPr>
+          <w:lang w:val="en-US"/>
+        </w:rPr>
+      </w:pPr>
+      <w:r>
+        <w:rPr>
+          <w:lang w:val="en-US"/>
+        </w:rPr>
+        <w:t>&lt;Có Dấu Không&gt; = u thì không dấu, mặc định có dấu</w:t>
+      </w:r>
+    </w:p>
+    <w:p>
+      <w:pPr>
+        <w:pStyle w:val="ListParagraph"/>
+        <w:numPr>
+          <w:ilvl w:val="0"/>
+          <w:numId w:val="3"/>
+        </w:numPr>
+        <w:rPr>
+          <w:lang w:val="en-US"/>
+        </w:rPr>
+      </w:pPr>
+      <w:r>
+        <w:rPr>
+          <w:lang w:val="en-US"/>
+        </w:rPr>
+        <w:t>Số Floating Point</w:t>
       </w:r>
     </w:p>
     <w:p>
@@ -816,7 +811,7 @@
         <w:rPr>
           <w:lang w:val="en-US"/>
         </w:rPr>
-        <w:t>foo.dtype = float</w:t>
+        <w:t>np.float&lt;Số Bit&gt;</w:t>
       </w:r>
     </w:p>
     <w:p>
@@ -834,8 +829,25 @@
         <w:rPr>
           <w:lang w:val="en-US"/>
         </w:rPr>
-        <w:lastRenderedPageBreak/>
-        <w:t>Để Copy ra 1 Numpy Array mới</w:t>
+        <w:t>&lt;Số Bit&gt; = 16, 32, 64, 128</w:t>
+      </w:r>
+    </w:p>
+    <w:p>
+      <w:pPr>
+        <w:pStyle w:val="ListParagraph"/>
+        <w:numPr>
+          <w:ilvl w:val="0"/>
+          <w:numId w:val="3"/>
+        </w:numPr>
+        <w:rPr>
+          <w:lang w:val="en-US"/>
+        </w:rPr>
+      </w:pPr>
+      <w:r>
+        <w:rPr>
+          <w:lang w:val="en-US"/>
+        </w:rPr>
+        <w:t>Logic</w:t>
       </w:r>
     </w:p>
     <w:p>
@@ -856,7 +868,39 @@
         <w:rPr>
           <w:lang w:val="en-US"/>
         </w:rPr>
-        <w:t>&lt;Numpy Array Mới&gt; = &lt;Numpy Array&gt;.astype(&lt;Kiểu Dữ Liệu&gt;)</w:t>
+        <w:t>bool</w:t>
+      </w:r>
+    </w:p>
+    <w:p>
+      <w:pPr>
+        <w:pStyle w:val="ListParagraph"/>
+        <w:numPr>
+          <w:ilvl w:val="0"/>
+          <w:numId w:val="3"/>
+        </w:numPr>
+        <w:rPr>
+          <w:lang w:val="en-US"/>
+        </w:rPr>
+      </w:pPr>
+    </w:p>
+    <w:p>
+      <w:pPr>
+        <w:rPr>
+          <w:lang w:val="en-US"/>
+        </w:rPr>
+      </w:pPr>
+    </w:p>
+    <w:p>
+      <w:pPr>
+        <w:rPr>
+          <w:lang w:val="en-US"/>
+        </w:rPr>
+      </w:pPr>
+      <w:r>
+        <w:rPr>
+          <w:lang w:val="en-US"/>
+        </w:rPr>
+        <w:t>Numpy Array:</w:t>
       </w:r>
     </w:p>
     <w:p>
@@ -874,7 +918,43 @@
         <w:rPr>
           <w:lang w:val="en-US"/>
         </w:rPr>
-        <w:t>Chuyển Đổi PIL Image Sang Numpy Array?</w:t>
+        <w:t>Numpy Array Chỉ Chạy Trên CPU?</w:t>
+      </w:r>
+    </w:p>
+    <w:p>
+      <w:pPr>
+        <w:pStyle w:val="ListParagraph"/>
+        <w:numPr>
+          <w:ilvl w:val="0"/>
+          <w:numId w:val="3"/>
+        </w:numPr>
+        <w:rPr>
+          <w:lang w:val="en-US"/>
+        </w:rPr>
+      </w:pPr>
+      <w:r>
+        <w:rPr>
+          <w:lang w:val="en-US"/>
+        </w:rPr>
+        <w:t>Đúng</w:t>
+      </w:r>
+    </w:p>
+    <w:p>
+      <w:pPr>
+        <w:pStyle w:val="ListParagraph"/>
+        <w:numPr>
+          <w:ilvl w:val="0"/>
+          <w:numId w:val="7"/>
+        </w:numPr>
+        <w:rPr>
+          <w:lang w:val="en-US"/>
+        </w:rPr>
+      </w:pPr>
+      <w:r>
+        <w:rPr>
+          <w:lang w:val="en-US"/>
+        </w:rPr>
+        <w:t>Cách Nhanh Nhất Để Đổi Kiểu Dữ Liệu Của 1 Numpy Array?</w:t>
       </w:r>
     </w:p>
     <w:p>
@@ -895,7 +975,7 @@
         <w:rPr>
           <w:lang w:val="en-US"/>
         </w:rPr>
-        <w:t>&lt;Numpy Array&gt; = np.array(&lt;PIL Image&gt;)</w:t>
+        <w:t>&lt;Numpy Array&gt;.dtype = &lt;Kiểu Dữ Liệu&gt;</w:t>
       </w:r>
     </w:p>
     <w:p>
@@ -903,7 +983,7 @@
         <w:pStyle w:val="ListParagraph"/>
         <w:numPr>
           <w:ilvl w:val="0"/>
-          <w:numId w:val="7"/>
+          <w:numId w:val="3"/>
         </w:numPr>
         <w:rPr>
           <w:lang w:val="en-US"/>
@@ -913,7 +993,7 @@
         <w:rPr>
           <w:lang w:val="en-US"/>
         </w:rPr>
-        <w:t>Cách Hoán Vị Shape Của 1 Numpy Array?</w:t>
+        <w:t>Ví dụ</w:t>
       </w:r>
     </w:p>
     <w:p>
@@ -934,7 +1014,7 @@
         <w:rPr>
           <w:lang w:val="en-US"/>
         </w:rPr>
-        <w:t>&lt;Numpy Array Có Shape Hoán Vị&gt; = &lt;Numpy Array Gốc&gt;.transpose(&lt;Hoán Vị&gt;)</w:t>
+        <w:t>foo.dtype = float</w:t>
       </w:r>
     </w:p>
     <w:p>
@@ -952,25 +1032,7 @@
         <w:rPr>
           <w:lang w:val="en-US"/>
         </w:rPr>
-        <w:t>Hoạt động đéo khác gì hoán vị Shape của 1 Tensor</w:t>
-      </w:r>
-    </w:p>
-    <w:p>
-      <w:pPr>
-        <w:pStyle w:val="ListParagraph"/>
-        <w:numPr>
-          <w:ilvl w:val="0"/>
-          <w:numId w:val="7"/>
-        </w:numPr>
-        <w:rPr>
-          <w:lang w:val="en-US"/>
-        </w:rPr>
-      </w:pPr>
-      <w:r>
-        <w:rPr>
-          <w:lang w:val="en-US"/>
-        </w:rPr>
-        <w:t>Cách Gộp Tổng Giá Trị Vào 1 Trục?</w:t>
+        <w:t>Để Copy ra 1 Numpy Array mới</w:t>
       </w:r>
     </w:p>
     <w:p>
@@ -991,31 +1053,25 @@
         <w:rPr>
           <w:lang w:val="en-US"/>
         </w:rPr>
-        <w:t>&lt;</w:t>
-      </w:r>
-      <w:r>
-        <w:rPr>
-          <w:lang w:val="en-US"/>
-        </w:rPr>
-        <w:t>Numpy Array</w:t>
-      </w:r>
-      <w:r>
-        <w:rPr>
-          <w:lang w:val="en-US"/>
-        </w:rPr>
-        <w:t xml:space="preserve"> Ép&gt; = &lt;</w:t>
-      </w:r>
-      <w:r>
-        <w:rPr>
-          <w:lang w:val="en-US"/>
-        </w:rPr>
-        <w:t>Numpy Array</w:t>
-      </w:r>
-      <w:r>
-        <w:rPr>
-          <w:lang w:val="en-US"/>
-        </w:rPr>
-        <w:t xml:space="preserve"> Gốc&gt;.sum(</w:t>
+        <w:t>&lt;Numpy Array Mới&gt; = &lt;Numpy Array&gt;.astype(&lt;Kiểu Dữ Liệu&gt;)</w:t>
+      </w:r>
+    </w:p>
+    <w:p>
+      <w:pPr>
+        <w:pStyle w:val="ListParagraph"/>
+        <w:numPr>
+          <w:ilvl w:val="0"/>
+          <w:numId w:val="7"/>
+        </w:numPr>
+        <w:rPr>
+          <w:lang w:val="en-US"/>
+        </w:rPr>
+      </w:pPr>
+      <w:r>
+        <w:rPr>
+          <w:lang w:val="en-US"/>
+        </w:rPr>
+        <w:t>Chuyển Đổi PIL Image Sang Numpy Array?</w:t>
       </w:r>
     </w:p>
     <w:p>
@@ -1036,25 +1092,124 @@
         <w:rPr>
           <w:lang w:val="en-US"/>
         </w:rPr>
-        <w:t xml:space="preserve">    </w:t>
-      </w:r>
-      <w:r>
-        <w:rPr>
-          <w:lang w:val="en-US"/>
-        </w:rPr>
-        <w:t>&lt;Chiều Không Gian&gt;, keepdim</w:t>
-      </w:r>
-      <w:r>
-        <w:rPr>
-          <w:lang w:val="en-US"/>
-        </w:rPr>
-        <w:t>s</w:t>
-      </w:r>
-      <w:r>
-        <w:rPr>
-          <w:lang w:val="en-US"/>
-        </w:rPr>
-        <w:t xml:space="preserve"> = True</w:t>
+        <w:t>&lt;Numpy Array&gt; = np.array(&lt;PIL Image&gt;)</w:t>
+      </w:r>
+    </w:p>
+    <w:p>
+      <w:pPr>
+        <w:pStyle w:val="ListParagraph"/>
+        <w:numPr>
+          <w:ilvl w:val="0"/>
+          <w:numId w:val="7"/>
+        </w:numPr>
+        <w:rPr>
+          <w:lang w:val="en-US"/>
+        </w:rPr>
+      </w:pPr>
+      <w:r>
+        <w:rPr>
+          <w:lang w:val="en-US"/>
+        </w:rPr>
+        <w:t>Cách Hoán Vị Shape Của 1 Numpy Array?</w:t>
+      </w:r>
+    </w:p>
+    <w:p>
+      <w:pPr>
+        <w:pStyle w:val="ListParagraph"/>
+        <w:pBdr>
+          <w:top w:val="single" w:sz="4" w:space="1" w:color="auto"/>
+          <w:left w:val="single" w:sz="4" w:space="4" w:color="auto"/>
+          <w:bottom w:val="single" w:sz="4" w:space="1" w:color="auto"/>
+          <w:right w:val="single" w:sz="4" w:space="4" w:color="auto"/>
+        </w:pBdr>
+        <w:ind w:left="1080"/>
+        <w:rPr>
+          <w:lang w:val="en-US"/>
+        </w:rPr>
+      </w:pPr>
+      <w:r>
+        <w:rPr>
+          <w:lang w:val="en-US"/>
+        </w:rPr>
+        <w:t>&lt;Numpy Array Có Shape Hoán Vị&gt; = &lt;Numpy Array Gốc&gt;.transpose(&lt;Hoán Vị&gt;)</w:t>
+      </w:r>
+    </w:p>
+    <w:p>
+      <w:pPr>
+        <w:pStyle w:val="ListParagraph"/>
+        <w:numPr>
+          <w:ilvl w:val="0"/>
+          <w:numId w:val="3"/>
+        </w:numPr>
+        <w:rPr>
+          <w:lang w:val="en-US"/>
+        </w:rPr>
+      </w:pPr>
+      <w:r>
+        <w:rPr>
+          <w:lang w:val="en-US"/>
+        </w:rPr>
+        <w:t>Hoạt động đéo khác gì hoán vị Shape của 1 Tensor</w:t>
+      </w:r>
+    </w:p>
+    <w:p>
+      <w:pPr>
+        <w:pStyle w:val="ListParagraph"/>
+        <w:numPr>
+          <w:ilvl w:val="0"/>
+          <w:numId w:val="7"/>
+        </w:numPr>
+        <w:rPr>
+          <w:lang w:val="en-US"/>
+        </w:rPr>
+      </w:pPr>
+      <w:r>
+        <w:rPr>
+          <w:lang w:val="en-US"/>
+        </w:rPr>
+        <w:t>Cách Gộp Tổng Giá Trị Vào 1 Trục?</w:t>
+      </w:r>
+    </w:p>
+    <w:p>
+      <w:pPr>
+        <w:pStyle w:val="ListParagraph"/>
+        <w:pBdr>
+          <w:top w:val="single" w:sz="4" w:space="1" w:color="auto"/>
+          <w:left w:val="single" w:sz="4" w:space="4" w:color="auto"/>
+          <w:bottom w:val="single" w:sz="4" w:space="1" w:color="auto"/>
+          <w:right w:val="single" w:sz="4" w:space="4" w:color="auto"/>
+        </w:pBdr>
+        <w:ind w:left="1080"/>
+        <w:rPr>
+          <w:lang w:val="en-US"/>
+        </w:rPr>
+      </w:pPr>
+      <w:r>
+        <w:rPr>
+          <w:lang w:val="en-US"/>
+        </w:rPr>
+        <w:t>&lt;Numpy Array Ép&gt; = &lt;Numpy Array Gốc&gt;.sum(</w:t>
+      </w:r>
+    </w:p>
+    <w:p>
+      <w:pPr>
+        <w:pStyle w:val="ListParagraph"/>
+        <w:pBdr>
+          <w:top w:val="single" w:sz="4" w:space="1" w:color="auto"/>
+          <w:left w:val="single" w:sz="4" w:space="4" w:color="auto"/>
+          <w:bottom w:val="single" w:sz="4" w:space="1" w:color="auto"/>
+          <w:right w:val="single" w:sz="4" w:space="4" w:color="auto"/>
+        </w:pBdr>
+        <w:ind w:left="1080"/>
+        <w:rPr>
+          <w:lang w:val="en-US"/>
+        </w:rPr>
+      </w:pPr>
+      <w:r>
+        <w:rPr>
+          <w:lang w:val="en-US"/>
+        </w:rPr>
+        <w:t xml:space="preserve">    &lt;Chiều Không Gian&gt;, keepdims = True</w:t>
       </w:r>
     </w:p>
     <w:p>
@@ -1876,6 +2031,7 @@
           <w:rFonts w:eastAsiaTheme="minorEastAsia"/>
           <w:lang w:val="en-US"/>
         </w:rPr>
+        <w:lastRenderedPageBreak/>
         <w:tab/>
       </w:r>
       <w:r>
@@ -2236,7 +2392,6 @@
           <w:rFonts w:eastAsiaTheme="minorEastAsia"/>
           <w:lang w:val="en-US"/>
         </w:rPr>
-        <w:lastRenderedPageBreak/>
         <w:tab/>
       </w:r>
       <w:r>
@@ -3480,6 +3635,7 @@
         <w:rPr>
           <w:lang w:val="en-US"/>
         </w:rPr>
+        <w:lastRenderedPageBreak/>
         <w:t>[[1]].</w:t>
       </w:r>
       <w:r>
@@ -3564,7 +3720,6 @@
           <w:rFonts w:eastAsiaTheme="minorEastAsia"/>
           <w:lang w:val="en-US"/>
         </w:rPr>
-        <w:lastRenderedPageBreak/>
         <w:tab/>
       </w:r>
       <w:r>
@@ -4835,6 +4990,7 @@
           <w:rFonts w:eastAsiaTheme="minorEastAsia"/>
           <w:lang w:val="en-US"/>
         </w:rPr>
+        <w:lastRenderedPageBreak/>
         <w:tab/>
         <w:t>numpy.linalg.svd (</w:t>
       </w:r>
@@ -5476,7 +5632,6 @@
           <w:rFonts w:eastAsiaTheme="minorEastAsia"/>
           <w:lang w:val="en-US"/>
         </w:rPr>
-        <w:lastRenderedPageBreak/>
         <w:tab/>
         <w:t>.exponential(Scale, Size):</w:t>
       </w:r>
